--- a/write/基于LSTM的多源气候指数的北极海冰面积预测研究_填入终稿_v6.docx
+++ b/write/基于LSTM的多源气候指数的北极海冰面积预测研究_填入终稿_v6.docx
@@ -89,91 +89,12 @@
     </w:p>
     <w:p>
       <w:pPr>
-        <w:pStyle w:val="a6"/>
-        <w:ind w:left="360" w:right="360"/>
-      </w:pPr>
-      <w:r>
-        <w:rPr>
-          <w:rFonts w:ascii="SimHei" w:eastAsia="SimHei" w:hAnsi="SimHei" w:hint="eastAsia"/>
-          <w:b/>
-          <w:bCs/>
-          <w:spacing w:val="241"/>
-          <w:kern w:val="0"/>
-          <w:fitText w:val="543" w:id="-620941312"/>
-        </w:rPr>
-        <w:t>摘要：现有基于深度学习的海冰预测研究多依赖单一海冰数据源，气候指数能否提供额外预测技能及其增量价值在何种条件下成立，尚未得到系统性评估。本文基于1979-2025年NSIDC月平均海冰面积及同期五个气候指数，构建双编码器长短时神经网络（LongShort Term Memory，LSTM）框架，通过单变量增量、变量组合、消融验证及七海域空间异质性分析四阶段递进实验（共40个实验），检验气候指数的增量预测价值。结果表明：（1）气候指数增量技能有限但真实存在，全北极最优单变量PNA改善约2.8%，全变量组合与纯冰基线几乎无差异；（2）“越少越好”在全北极和区域尺度一致成立，AO呈现独有的“单独有用、组合有害”矛盾模式——消融实验中移除AO是改善幅度最大的单一操作（E33, ΔRMSE=−0.0104），而AO单独加入时产生2.0%的正向增益，其双重性已被双向证据完整确认；（3）气候指数预测价值的空间异质性范围有限，统一超参数下仅巴伦支海呈现明显NAO增益优势，但区域独立调参后白令海（−8.6%）、巴伦支海（−7.3%）、喀拉海（−9.9%）预测误差大幅降低，而中北冰洋和楚科奇海仍近零增益。</w:t>
-      </w:r>
-      <w:r>
-        <w:rPr>
-          <w:rFonts w:ascii="SimHei" w:eastAsia="SimHei" w:hAnsi="SimHei" w:hint="eastAsia"/>
-          <w:b/>
-          <w:bCs/>
-          <w:spacing w:val="1"/>
-          <w:kern w:val="0"/>
-          <w:fitText w:val="543" w:id="-620941312"/>
-        </w:rPr>
-      </w:r>
-      <w:r>
+        <w:pStyle w:val="aff1"/>
+        <w:spacing w:before="156" w:after="312"/>
         <w:rPr>
           <w:rFonts w:hint="eastAsia"/>
         </w:rPr>
-      </w:r>
-      <w:r/>
-      <w:r/>
-      <w:r/>
-      <w:r/>
-      <w:r/>
-      <w:r>
-        <w:rPr>
-          <w:rFonts w:hint="eastAsia"/>
-        </w:rPr>
-      </w:r>
-      <w:r/>
-      <w:r/>
-      <w:r/>
-      <w:r/>
-      <w:r/>
-      <w:r/>
-      <w:r/>
-      <w:r/>
-      <w:r/>
-      <w:r/>
-      <w:r/>
-      <w:r/>
-      <w:r/>
-      <w:r/>
-      <w:r/>
-      <w:r/>
-      <w:r>
-        <w:rPr>
-          <w:rFonts w:hint="eastAsia"/>
-        </w:rPr>
-      </w:r>
-      <w:r/>
-      <w:r/>
-      <w:r/>
-      <w:r/>
-      <w:r/>
-      <w:bookmarkStart w:id="0" w:name="OLE_LINK1"/>
-      <w:r/>
-      <w:r/>
-      <w:r/>
-      <w:r>
-        <w:rPr>
-          <w:rFonts w:hint="eastAsia"/>
-        </w:rPr>
-      </w:r>
-      <w:r/>
-      <w:r/>
-      <w:r/>
-      <w:r/>
-      <w:r/>
-      <w:r/>
-      <w:r/>
-      <w:r/>
-      <w:r/>
-      <w:r/>
-      <w:bookmarkEnd w:id="0"/>
+      </w:pPr>
     </w:p>
     <w:p>
       <w:pPr>
@@ -284,86 +205,98 @@
         <w:ind w:firstLine="360"/>
       </w:pPr>
       <w:r>
-        <w:t>针对这一问题，本文基于1979-2025年NSIDC月平均海冰面积数据及同期五个气候指数，北极涛动（Arctic Oscillation, AO）、北大西洋涛动（North Atlantic Oscillation, NAO）、太平洋-北美型遥相关指数（Pacific North American pattern, PNA），厄尔尼诺3.4区海表温度异常指数（Niño3.4）及北极海表温度（Sea Surface Temperature, SST），构建了双编码器LSTM预测框架，开展了40个独立实验的系统性研究。研究分为四个递进阶段：（1）单变量增量实验，度量各气候指数的独立边际贡献；（2）变量组合实验，检验跨地理扇区的信息互补与冗余；（3）消融验证，从全变量组合中逐个移除以反向确认各指数的必要性；（4）空间异质性分析，引入七个北极关键海域的区域海冰数据，检验气候指数预测技能的地理特异性。</w:t>
-      </w:r>
-      <w:r/>
-      <w:r/>
-      <w:r/>
-      <w:r/>
-      <w:r>
-        <w:rPr>
-          <w:rFonts w:hint="eastAsia"/>
-        </w:rPr>
-      </w:r>
-      <w:r/>
-      <w:r>
-        <w:rPr>
-          <w:rFonts w:hint="eastAsia"/>
-        </w:rPr>
-      </w:r>
-      <w:r/>
-      <w:r/>
-      <w:r/>
-      <w:r/>
-      <w:r/>
-      <w:r/>
-      <w:r/>
-      <w:r/>
-      <w:r/>
-      <w:r>
-        <w:rPr>
-          <w:rFonts w:hint="eastAsia"/>
-        </w:rPr>
-      </w:r>
-      <w:r>
-        <w:rPr>
-          <w:rFonts w:hint="eastAsia"/>
-        </w:rPr>
-      </w:r>
-      <w:r>
-        <w:rPr>
-          <w:rFonts w:hint="eastAsia"/>
-        </w:rPr>
-      </w:r>
-      <w:r/>
-      <w:r/>
-      <w:r/>
-      <w:r>
-        <w:rPr>
-          <w:rFonts w:hint="eastAsia"/>
-        </w:rPr>
-      </w:r>
-      <w:r/>
-      <w:r/>
-      <w:r/>
-      <w:r>
-        <w:rPr>
-          <w:rFonts w:hint="eastAsia"/>
-        </w:rPr>
-      </w:r>
-      <w:r/>
-      <w:r>
-        <w:rPr>
-          <w:rFonts w:hint="eastAsia"/>
-        </w:rPr>
-      </w:r>
-      <w:r/>
-      <w:r/>
-      <w:r/>
-      <w:r/>
-      <w:r/>
-      <w:r/>
-      <w:r/>
-      <w:r/>
-      <w:r/>
-      <w:r/>
-      <w:r/>
-      <w:r/>
-      <w:r/>
-      <w:r/>
-      <w:r/>
-      <w:r/>
-      <w:r/>
+        <w:t>针对这一问题，本文基于</w:t>
+      </w:r>
+      <w:r>
+        <w:t>1979-2025</w:t>
+      </w:r>
+      <w:r>
+        <w:t>年</w:t>
+      </w:r>
+      <w:r>
+        <w:t>NSIDC</w:t>
+      </w:r>
+      <w:r>
+        <w:t>月平均海冰面积数据及同期五个气候指数，北极涛动（</w:t>
+      </w:r>
+      <w:r>
+        <w:t>Arctic Oscillation, AO</w:t>
+      </w:r>
+      <w:r>
+        <w:t>）、北大西洋涛动（</w:t>
+      </w:r>
+      <w:r>
+        <w:t>North Atlantic Oscillation, NAO</w:t>
+      </w:r>
+      <w:r>
+        <w:t>）、太平洋</w:t>
+      </w:r>
+      <w:r>
+        <w:t>-</w:t>
+      </w:r>
+      <w:r>
+        <w:t>北美型遥相关指数（</w:t>
+      </w:r>
+      <w:r>
+        <w:t>Pacific North American pattern, PNA</w:t>
+      </w:r>
+      <w:r>
+        <w:t>），厄尔尼诺</w:t>
+      </w:r>
+      <w:r>
+        <w:t>3.4</w:t>
+      </w:r>
+      <w:r>
+        <w:t>区海表温度异常指数（</w:t>
+      </w:r>
+      <w:r>
+        <w:t>Niño3.4</w:t>
+      </w:r>
+      <w:r>
+        <w:t>）及北极海表温度（</w:t>
+      </w:r>
+      <w:r>
+        <w:t>Sea Surface Temperature, SST</w:t>
+      </w:r>
+      <w:r>
+        <w:t>），构建了双编码器</w:t>
+      </w:r>
+      <w:r>
+        <w:t>LSTM</w:t>
+      </w:r>
+      <w:r>
+        <w:t>预测框架，开展了</w:t>
+      </w:r>
+      <w:r>
+        <w:t>40</w:t>
+      </w:r>
+      <w:r>
+        <w:t>个独立实验的系统性研究。研究分为四个递进阶段：（</w:t>
+      </w:r>
+      <w:r>
+        <w:t>1</w:t>
+      </w:r>
+      <w:r>
+        <w:t>）单变量增量实验，度量各气候指数的独立边际贡献；（</w:t>
+      </w:r>
+      <w:r>
+        <w:t>2</w:t>
+      </w:r>
+      <w:r>
+        <w:t>）变量组合实验，检验跨地理扇区的信息互补与冗余；（</w:t>
+      </w:r>
+      <w:r>
+        <w:t>3</w:t>
+      </w:r>
+      <w:r>
+        <w:t>）消融验证，从全变量组合中逐个移除以反向确认各指数的必要性；（</w:t>
+      </w:r>
+      <w:r>
+        <w:t>4</w:t>
+      </w:r>
+      <w:r>
+        <w:t>）空间异质性分析，引入七个北极关键海域的区域海冰数据，检验气候指数预测技能的地理特异性。</w:t>
+      </w:r>
     </w:p>
     <w:p>
       <w:pPr>
@@ -424,10 +357,7 @@
         <w:t xml:space="preserve">NSIDC </w:t>
       </w:r>
       <w:r>
-        <w:t>是全球极地数据和冰川数据的主要存储与</w:t>
-      </w:r>
-      <w:r>
-        <w:t>分发机构之一，其海冰数据产品数据时间长、连续性好、质量控制严格。全北极预测任务使用该数据集下的月平均海冰面积产品，空间范围为北极全域，时间覆盖为</w:t>
+        <w:t>是全球极地数据和冰川数据的主要存储与分发机构之一，其海冰数据产品数据时间长、连续性好、质量控制严格。全北极预测任务使用该数据集下的月平均海冰面积产品，空间范围为北极全域，时间覆盖为</w:t>
       </w:r>
       <w:r>
         <w:t>1979</w:t>
@@ -462,20 +392,33 @@
       <w:r>
         <w:t xml:space="preserve"> 564 </w:t>
       </w:r>
-      <w:r>
-        <w:t>个月。原始数据以逐月</w:t>
+      <w:proofErr w:type="gramStart"/>
+      <w:r>
+        <w:t>个</w:t>
+      </w:r>
+      <w:proofErr w:type="gramEnd"/>
+      <w:r>
+        <w:t>月。原始数据以逐月</w:t>
       </w:r>
       <w:r>
         <w:t>CSV</w:t>
       </w:r>
       <w:r>
-        <w:t>文件的形式分发，每个文件存储该月份所有年份的海冰面积记录。数据合并后按年份</w:t>
+        <w:t>文件</w:t>
+      </w:r>
+      <w:r>
+        <w:t>的形式分发，每个文件存储该月份所有年份的海冰面积记录。数据合并后按年份</w:t>
       </w:r>
       <w:r>
         <w:t>-</w:t>
       </w:r>
-      <w:r>
-        <w:t>月份双索引排序，构建连续时间序列。海冰面积以百万平方公里为单位。</w:t>
+      <w:proofErr w:type="gramStart"/>
+      <w:r>
+        <w:t>月份双</w:t>
+      </w:r>
+      <w:proofErr w:type="gramEnd"/>
+      <w:r>
+        <w:t>索引排序，构建连续时间序列。海冰面积以百万平方公里为单位。</w:t>
       </w:r>
     </w:p>
     <w:p>
@@ -524,14 +467,24 @@
       <w:r>
         <w:t>0.30</w:t>
       </w:r>
-      <w:r>
-        <w:t>百万平方公里至中北冰洋的约</w:t>
+      <w:proofErr w:type="gramStart"/>
+      <w:r>
+        <w:t>百万</w:t>
+      </w:r>
+      <w:proofErr w:type="gramEnd"/>
+      <w:r>
+        <w:t>平方公里至中北冰洋的约</w:t>
       </w:r>
       <w:r>
         <w:t>3.20</w:t>
       </w:r>
-      <w:r>
-        <w:t>百万平方公里不等，覆盖了一个数量级以上的面积差异范围，为检验气候指数在不同规模海域上的预测增益稳健性提供了充分的样本多样性。各区域海冰面积独立进行最小</w:t>
+      <w:proofErr w:type="gramStart"/>
+      <w:r>
+        <w:t>百万</w:t>
+      </w:r>
+      <w:proofErr w:type="gramEnd"/>
+      <w:r>
+        <w:t>平方公里不等，覆盖了一个数量级以上的面积差异范围，为检验气候指数在不同规模海域上的预测增益稳健性提供了充分的样本多样性。各区域海冰面积独立进行最小</w:t>
       </w:r>
       <w:r>
         <w:t>-</w:t>
@@ -565,14 +518,21 @@
         <w:ind w:firstLine="360"/>
       </w:pPr>
       <w:r>
-        <w:lastRenderedPageBreak/>
         <w:t>图</w:t>
       </w:r>
       <w:r>
         <w:t>2.1</w:t>
       </w:r>
       <w:r>
-        <w:t>展示了北极海域研究区的地理范围及本研究所选取的七个关键海域的空间分布。底图为北极极射投影，彩色填充区域为</w:t>
+        <w:t>展示了北极海域研究区的地理范围及本研究所选取的七个关键海域的空间分布。底图为北极</w:t>
+      </w:r>
+      <w:proofErr w:type="gramStart"/>
+      <w:r>
+        <w:t>极</w:t>
+      </w:r>
+      <w:proofErr w:type="gramEnd"/>
+      <w:r>
+        <w:t>射投影，彩色填充区域为</w:t>
       </w:r>
       <w:r>
         <w:t>NSIDC</w:t>
@@ -606,6 +566,7 @@
         <w:t>本研究选取五个气候指数作为辅助预测因子，按照其物理信息来源分为三类：极地大气环流指数</w:t>
       </w:r>
       <w:r>
+        <w:lastRenderedPageBreak/>
         <w:t>AO</w:t>
       </w:r>
       <w:r>
@@ -677,7 +638,15 @@
         <w:t>1981–2010</w:t>
       </w:r>
       <w:r>
-        <w:t>年为基准气候态计算标准化距平，覆盖时段为</w:t>
+        <w:t>年为基准气候</w:t>
+      </w:r>
+      <w:proofErr w:type="gramStart"/>
+      <w:r>
+        <w:t>态计算</w:t>
+      </w:r>
+      <w:proofErr w:type="gramEnd"/>
+      <w:r>
+        <w:t>标准化距平，覆盖时段为</w:t>
       </w:r>
       <w:r>
         <w:t>1950</w:t>
@@ -806,9 +775,19 @@
       <w:r>
         <w:t>PNA</w:t>
       </w:r>
-      <w:r>
-        <w:t>表征北太平洋至北美大陆的四中心</w:t>
-      </w:r>
+      <w:proofErr w:type="gramStart"/>
+      <w:r>
+        <w:t>表征北</w:t>
+      </w:r>
+      <w:proofErr w:type="gramEnd"/>
+      <w:r>
+        <w:t>太平洋至北美大陆的</w:t>
+      </w:r>
+      <w:proofErr w:type="gramStart"/>
+      <w:r>
+        <w:t>四中心</w:t>
+      </w:r>
+      <w:proofErr w:type="gramEnd"/>
       <w:r>
         <w:t>Rossby</w:t>
       </w:r>
@@ -819,10 +798,7 @@
         <w:t>PNA</w:t>
       </w:r>
       <w:r>
-        <w:t>通过调控阿留申低压强度影响北</w:t>
-      </w:r>
-      <w:r>
-        <w:t>太平洋经白令海峡向楚科奇海和波弗特海的暖湿空气输送通量，对太平洋扇区海冰变化有直接物理约束。覆盖时段与</w:t>
+        <w:t>通过调控阿留申低压强度影响北太平洋经白令海峡向楚科奇海和波弗特海的暖湿空气输送通量，对太平洋扇区海冰变化有直接物理约束。覆盖时段与</w:t>
       </w:r>
       <w:r>
         <w:t>NAO</w:t>
@@ -991,7 +967,15 @@
         <w:t>ENSO</w:t>
       </w:r>
       <w:r>
-        <w:t>状态的最常用指标。距平计算基准为</w:t>
+        <w:t>状态的最常用指标。距</w:t>
+      </w:r>
+      <w:proofErr w:type="gramStart"/>
+      <w:r>
+        <w:t>平计算</w:t>
+      </w:r>
+      <w:proofErr w:type="gramEnd"/>
+      <w:r>
+        <w:t>基准为</w:t>
       </w:r>
       <w:r>
         <w:t>1991–2020</w:t>
@@ -1157,150 +1141,186 @@
         <w:t xml:space="preserve">2.2 </w:t>
       </w:r>
       <w:r>
-        <w:t>北极海冰面积与气候指数数据总览</w:t>
-      </w:r>
+        <w:t>北极海冰面积与气候指数数据总</w:t>
+      </w:r>
+      <w:proofErr w:type="gramStart"/>
+      <w:r>
+        <w:t>览</w:t>
+      </w:r>
+      <w:proofErr w:type="gramEnd"/>
     </w:p>
     <w:p>
       <w:pPr>
         <w:ind w:firstLine="360"/>
       </w:pPr>
       <w:r>
+        <w:t>图</w:t>
+      </w:r>
+      <w:r>
+        <w:t>2.2</w:t>
+      </w:r>
+      <w:r>
+        <w:t>展示了本研究所用全部变量的完整时间序列。上排面板为全北极月平均海冰面积</w:t>
+      </w:r>
+      <w:r>
+        <w:t>1979–2025</w:t>
+      </w:r>
+      <w:r>
+        <w:t>年，包括长期时间序列与气候态季节循环。海冰面积呈显著的线性递减趋势，约</w:t>
+      </w:r>
+      <w:r>
+        <w:t>−0.54</w:t>
+      </w:r>
+      <w:proofErr w:type="gramStart"/>
+      <w:r>
+        <w:t>百万</w:t>
+      </w:r>
+      <w:proofErr w:type="gramEnd"/>
+      <w:r>
+        <w:t>平方公里</w:t>
+      </w:r>
+      <w:r>
+        <w:t>/</w:t>
+      </w:r>
+      <w:r>
+        <w:t>十年且</w:t>
+      </w:r>
+      <w:r>
+        <w:t>p &lt; 0.01</w:t>
+      </w:r>
+      <w:r>
+        <w:t>，和强季节周期性</w:t>
+      </w:r>
+      <w:r>
+        <w:t>——3</w:t>
+      </w:r>
+      <w:r>
+        <w:t>月峰值约</w:t>
+      </w:r>
+      <w:r>
+        <w:t>14.8</w:t>
+      </w:r>
+      <w:proofErr w:type="gramStart"/>
+      <w:r>
+        <w:t>百万</w:t>
+      </w:r>
+      <w:proofErr w:type="gramEnd"/>
+      <w:r>
+        <w:t>平方公里，</w:t>
+      </w:r>
+      <w:r>
+        <w:t>9</w:t>
+      </w:r>
+      <w:r>
+        <w:t>月谷值约</w:t>
+      </w:r>
+      <w:r>
+        <w:t>5.0</w:t>
+      </w:r>
+      <w:proofErr w:type="gramStart"/>
+      <w:r>
+        <w:t>百万</w:t>
+      </w:r>
+      <w:proofErr w:type="gramEnd"/>
+      <w:r>
+        <w:t>平方公里，年振幅约</w:t>
+      </w:r>
+      <w:r>
+        <w:t>9.8</w:t>
+      </w:r>
+      <w:proofErr w:type="gramStart"/>
+      <w:r>
+        <w:t>百万</w:t>
+      </w:r>
+      <w:proofErr w:type="gramEnd"/>
+      <w:r>
+        <w:t>平方公里。下排面板为五个气候指数的标准化月平均时间序列：</w:t>
+      </w:r>
+      <w:r>
+        <w:t>AO</w:t>
+      </w:r>
+      <w:r>
+        <w:t>、</w:t>
+      </w:r>
+      <w:r>
+        <w:t>NAO</w:t>
+      </w:r>
+      <w:r>
+        <w:t>和</w:t>
+      </w:r>
+      <w:r>
+        <w:t>PNA</w:t>
+      </w:r>
+      <w:r>
+        <w:t>呈现年际尺度的高频振荡特征、无明显长期趋势；</w:t>
+      </w:r>
+      <w:r>
+        <w:t>SST</w:t>
+      </w:r>
+      <w:r>
+        <w:t>呈现</w:t>
+      </w:r>
+      <w:r>
+        <w:t>1981</w:t>
+      </w:r>
+      <w:r>
+        <w:t>年以来的持续增暖趋</w:t>
+      </w:r>
+      <w:r>
         <w:lastRenderedPageBreak/>
+        <w:t>势，约</w:t>
+      </w:r>
+      <w:r>
+        <w:t>+0.05°C/</w:t>
+      </w:r>
+      <w:r>
+        <w:t>十年；</w:t>
+      </w:r>
+      <w:r>
+        <w:t>Nino3.4</w:t>
+      </w:r>
+      <w:r>
+        <w:t>呈现</w:t>
+      </w:r>
+      <w:r>
+        <w:t>2–7</w:t>
+      </w:r>
+      <w:r>
+        <w:t>年周期的</w:t>
+      </w:r>
+      <w:r>
+        <w:t>ENSO</w:t>
+      </w:r>
+      <w:r>
+        <w:t>变率特征。所有变量均已经过标准化处理至</w:t>
+      </w:r>
+      <w:r>
+        <w:t>[0, 1]</w:t>
+      </w:r>
+      <w:r>
+        <w:t>区间后进入模型。</w:t>
+      </w:r>
+    </w:p>
+    <w:p>
+      <w:pPr>
+        <w:ind w:firstLine="360"/>
+      </w:pPr>
+      <w:r>
         <w:t>图</w:t>
       </w:r>
       <w:r>
-        <w:t>2.2</w:t>
-      </w:r>
-      <w:r>
-        <w:t>展示了本研究所用全部变量的完整时间序列。上排面板为全北极月平均海冰面积</w:t>
-      </w:r>
-      <w:r>
-        <w:t>1979–2025</w:t>
-      </w:r>
-      <w:r>
-        <w:t>年，包括长期时间序列与气候态季节循环。海冰面积呈显著的线性递减趋势，约</w:t>
-      </w:r>
-      <w:r>
-        <w:t>−0.54</w:t>
-      </w:r>
-      <w:r>
-        <w:t>百万平方公里</w:t>
-      </w:r>
-      <w:r>
-        <w:t>/</w:t>
-      </w:r>
-      <w:r>
-        <w:t>十年且</w:t>
-      </w:r>
-      <w:r>
-        <w:t>p &lt; 0.01</w:t>
-      </w:r>
-      <w:r>
-        <w:t>，和强季节周期性</w:t>
-      </w:r>
-      <w:r>
-        <w:t>——3</w:t>
-      </w:r>
-      <w:r>
-        <w:t>月峰值约</w:t>
-      </w:r>
-      <w:r>
-        <w:t>14.8</w:t>
-      </w:r>
-      <w:r>
-        <w:t>百万平方公里，</w:t>
-      </w:r>
-      <w:r>
-        <w:t>9</w:t>
-      </w:r>
-      <w:r>
-        <w:t>月谷值约</w:t>
-      </w:r>
-      <w:r>
-        <w:t>5.0</w:t>
-      </w:r>
-      <w:r>
-        <w:t>百万平方公里，年振幅约</w:t>
-      </w:r>
-      <w:r>
-        <w:t>9.8</w:t>
-      </w:r>
-      <w:r>
-        <w:t>百万平方公里。下排面板为五个气候指数的标准化月平均时间序列：</w:t>
-      </w:r>
-      <w:r>
-        <w:t>AO</w:t>
-      </w:r>
-      <w:r>
-        <w:t>、</w:t>
-      </w:r>
-      <w:r>
-        <w:t>NAO</w:t>
-      </w:r>
-      <w:r>
-        <w:t>和</w:t>
-      </w:r>
-      <w:r>
-        <w:t>PNA</w:t>
-      </w:r>
-      <w:r>
-        <w:t>呈现年际尺度的高频振荡特征、无明显长期趋势；</w:t>
-      </w:r>
-      <w:r>
-        <w:t>SST</w:t>
-      </w:r>
-      <w:r>
-        <w:t>呈现</w:t>
-      </w:r>
-      <w:r>
-        <w:t>1981</w:t>
-      </w:r>
-      <w:r>
-        <w:t>年以来的持续增暖趋势，约</w:t>
-      </w:r>
-      <w:r>
-        <w:t>+0.05°C/</w:t>
-      </w:r>
-      <w:r>
-        <w:t>十年；</w:t>
-      </w:r>
-      <w:r>
-        <w:t>Nino3.4</w:t>
-      </w:r>
-      <w:r>
-        <w:t>呈现</w:t>
-      </w:r>
-      <w:r>
-        <w:t>2–7</w:t>
-      </w:r>
-      <w:r>
-        <w:t>年周期的</w:t>
-      </w:r>
-      <w:r>
-        <w:t>ENSO</w:t>
-      </w:r>
-      <w:r>
-        <w:t>变率特征。所有变量均已经过标准化处理至</w:t>
-      </w:r>
-      <w:r>
-        <w:t>[0, 1]</w:t>
-      </w:r>
-      <w:r>
-        <w:t>区间后进入模型。</w:t>
-      </w:r>
-    </w:p>
-    <w:p>
-      <w:pPr>
-        <w:ind w:firstLine="360"/>
-      </w:pPr>
-      <w:r>
-        <w:t>图</w:t>
-      </w:r>
-      <w:r>
         <w:t xml:space="preserve">2.3 </w:t>
       </w:r>
       <w:r>
-        <w:t>海冰面积与气候指数月尺度交叉相关矩阵</w:t>
+        <w:t>海冰面积与气候</w:t>
+      </w:r>
+      <w:proofErr w:type="gramStart"/>
+      <w:r>
+        <w:t>指数月尺度</w:t>
+      </w:r>
+      <w:proofErr w:type="gramEnd"/>
+      <w:r>
+        <w:t>交叉相关矩阵</w:t>
       </w:r>
     </w:p>
     <w:p>
@@ -1539,94 +1559,332 @@
         <w:t>1</w:t>
       </w:r>
       <w:r>
+        <w:t>个月</w:t>
+      </w:r>
+      <w:r>
+        <w:t>lag-1</w:t>
+      </w:r>
+      <w:r>
+        <w:t>和滞后</w:t>
+      </w:r>
+      <w:r>
+        <w:t>2</w:t>
+      </w:r>
+      <w:r>
+        <w:t>个月</w:t>
+      </w:r>
+      <w:r>
+        <w:t>lag-2</w:t>
+      </w:r>
+      <w:r>
+        <w:t>特征以捕获短期气候记忆效应。同时，海冰面积本身的滞后</w:t>
+      </w:r>
+      <w:r>
+        <w:t>12</w:t>
+      </w:r>
+      <w:r>
+        <w:t>个月值即</w:t>
+      </w:r>
+      <w:r>
+        <w:t>lag-12</w:t>
+      </w:r>
+      <w:r>
+        <w:t>也被纳入辅助通道，为模型提供海冰年循环相位的显式参考信息。最终，辅助编码器输入通道共计约</w:t>
+      </w:r>
+      <w:r>
+        <w:t xml:space="preserve"> 19 </w:t>
+      </w:r>
+      <w:r>
+        <w:t>列：</w:t>
+      </w:r>
+      <w:r>
+        <w:t>5</w:t>
+      </w:r>
+      <w:r>
+        <w:t>个气候指数原始值、</w:t>
+      </w:r>
+      <w:r>
+        <w:t>10</w:t>
+      </w:r>
+      <w:r>
+        <w:t>个滞后特征</w:t>
+      </w:r>
+      <w:r>
+        <w:t>5</w:t>
+      </w:r>
+      <w:r>
+        <w:t>变量</w:t>
+      </w:r>
+      <w:r>
+        <w:t>×2</w:t>
+      </w:r>
+      <w:r>
+        <w:t>滞后阶、</w:t>
+      </w:r>
+      <w:r>
+        <w:t>2</w:t>
+      </w:r>
+      <w:r>
+        <w:t>个掩码通道</w:t>
+      </w:r>
+      <w:r>
+        <w:t>SST</w:t>
+      </w:r>
+      <w:r>
+        <w:t>和</w:t>
+      </w:r>
+      <w:r>
+        <w:t>Nino3.4</w:t>
+      </w:r>
+      <w:proofErr w:type="gramStart"/>
+      <w:r>
+        <w:t>各</w:t>
+      </w:r>
+      <w:proofErr w:type="gramEnd"/>
+      <w:r>
+        <w:t>一个、海冰面积及其</w:t>
+      </w:r>
+      <w:r>
+        <w:t>lag-12</w:t>
+      </w:r>
+      <w:r>
+        <w:t>值。</w:t>
+      </w:r>
+    </w:p>
+    <w:p>
+      <w:pPr>
+        <w:ind w:firstLine="360"/>
+      </w:pPr>
+      <w:r>
+        <w:t>特征分配方案。双编码器架构通过物理分离输入通道实现信息解耦，不同特征依据其物理性质被定向输入至不同编码器。主编码器接收单一</w:t>
+      </w:r>
+      <w:r>
+        <w:t>变量的连续时间序列</w:t>
+      </w:r>
+      <w:r>
+        <w:t>——</w:t>
+      </w:r>
+      <w:r>
+        <w:t>仅北极海冰面积本身过去</w:t>
+      </w:r>
+      <w:r>
+        <w:t>12</w:t>
+      </w:r>
+      <w:r>
+        <w:t>个月的值</w:t>
+      </w:r>
+      <w:r>
+        <w:t>——</w:t>
+      </w:r>
+      <w:r>
+        <w:t>以学习海冰自身的自回归演变模式。辅助编码器接收所有外部气候强迫变量</w:t>
+      </w:r>
+      <w:r>
+        <w:t>——</w:t>
+      </w:r>
+      <w:r>
+        <w:t>包括</w:t>
+      </w:r>
+      <w:r>
+        <w:t>AO</w:t>
+      </w:r>
+      <w:r>
+        <w:t>、</w:t>
+      </w:r>
+      <w:r>
+        <w:t>NAO</w:t>
+      </w:r>
+      <w:r>
+        <w:t>、</w:t>
+      </w:r>
+      <w:r>
+        <w:t>PNA</w:t>
+      </w:r>
+      <w:r>
+        <w:t>、</w:t>
+      </w:r>
+      <w:r>
+        <w:t>SST</w:t>
+      </w:r>
+      <w:r>
+        <w:t>、</w:t>
+      </w:r>
+      <w:r>
+        <w:t>Nino3.4</w:t>
+      </w:r>
+      <w:r>
+        <w:t>的原始值及其滞后</w:t>
+      </w:r>
+      <w:r>
+        <w:t>1</w:t>
+      </w:r>
+      <w:r>
+        <w:t>个月和滞后</w:t>
+      </w:r>
+      <w:r>
+        <w:t>2</w:t>
+      </w:r>
+      <w:r>
+        <w:t>个月的衍生特征、</w:t>
+      </w:r>
+      <w:r>
+        <w:t>SST</w:t>
+      </w:r>
+      <w:r>
+        <w:t>和</w:t>
+      </w:r>
+      <w:r>
+        <w:t>Nino3.4</w:t>
+      </w:r>
+      <w:r>
+        <w:t>的二值缺失掩码、以及海冰面积</w:t>
+      </w:r>
+      <w:r>
+        <w:t>lag-12</w:t>
+      </w:r>
+      <w:r>
+        <w:t>值作为年循环相位的物理参考。这一分配方案的核心原则是：任何包含海冰自身演变以外信息的变量均通过辅助编码器以受控的高丢失正则化方式注入模型，避免外部变量中的高频噪声污染主编码器对海冰自身演变规律的编码过程。</w:t>
+      </w:r>
+    </w:p>
+    <w:p>
+      <w:pPr>
+        <w:ind w:firstLine="360"/>
+      </w:pPr>
+      <w:r>
+        <w:t>所有变量</w:t>
+      </w:r>
+      <w:r>
+        <w:t>——</w:t>
+      </w:r>
+      <w:r>
+        <w:t>包括海冰面积和各气候指数</w:t>
+      </w:r>
+      <w:r>
+        <w:t>——</w:t>
+      </w:r>
+      <w:r>
+        <w:t>独立进行最小</w:t>
+      </w:r>
+      <w:r>
+        <w:t>-</w:t>
+      </w:r>
+      <w:r>
+        <w:t>最大值归一化至</w:t>
+      </w:r>
+      <w:r>
+        <w:t>[0, 1]</w:t>
+      </w:r>
+      <w:r>
+        <w:t>区间，确保各变量在统一数值尺度上进入模型，消除量纲差异对梯度优化过程的干扰。序列构建采用滑动窗口策略：以连续</w:t>
+      </w:r>
+      <w:r>
+        <w:t xml:space="preserve">12 </w:t>
+      </w:r>
+      <w:proofErr w:type="gramStart"/>
+      <w:r>
         <w:t>个</w:t>
       </w:r>
-      <w:r>
-        <w:t>月</w:t>
-      </w:r>
-      <w:r>
-        <w:t>lag-1</w:t>
-      </w:r>
-      <w:r>
-        <w:t>和滞后</w:t>
-      </w:r>
-      <w:r>
-        <w:t>2</w:t>
-      </w:r>
-      <w:r>
-        <w:t>个月</w:t>
-      </w:r>
-      <w:r>
-        <w:t>lag-2</w:t>
-      </w:r>
-      <w:r>
-        <w:t>特征以捕获短期气候记忆效应。同时，海冰面积本身的滞后</w:t>
-      </w:r>
-      <w:r>
-        <w:t>12</w:t>
-      </w:r>
-      <w:r>
-        <w:t>个月值即</w:t>
-      </w:r>
-      <w:r>
-        <w:t>lag-12</w:t>
-      </w:r>
-      <w:r>
-        <w:t>也被纳入辅助通道，为模型提供海冰年循环相位的显式参考信息。最终，辅助编码器输入通道共计约</w:t>
-      </w:r>
-      <w:r>
-        <w:t xml:space="preserve"> 19 </w:t>
-      </w:r>
-      <w:r>
-        <w:t>列：</w:t>
+      <w:proofErr w:type="gramEnd"/>
+      <w:r>
+        <w:t>月为输入窗口、后续</w:t>
+      </w:r>
+      <w:r>
+        <w:t xml:space="preserve">12 </w:t>
+      </w:r>
+      <w:proofErr w:type="gramStart"/>
+      <w:r>
+        <w:t>个</w:t>
+      </w:r>
+      <w:proofErr w:type="gramEnd"/>
+      <w:r>
+        <w:t>月为输出目标，在整条时间序列</w:t>
+      </w:r>
+      <w:proofErr w:type="gramStart"/>
+      <w:r>
+        <w:t>上滑窗生成</w:t>
+      </w:r>
+      <w:proofErr w:type="gramEnd"/>
+      <w:r>
+        <w:t>样本。</w:t>
+      </w:r>
+      <w:proofErr w:type="gramStart"/>
+      <w:r>
+        <w:t>数据集按年份</w:t>
+      </w:r>
+      <w:proofErr w:type="gramEnd"/>
+      <w:r>
+        <w:t>进行分割以严格防止跨年信息泄露：训练集为</w:t>
+      </w:r>
+      <w:r>
+        <w:t>1979–2010</w:t>
+      </w:r>
+      <w:r>
+        <w:t>年</w:t>
+      </w:r>
+      <w:r>
+        <w:t>32</w:t>
+      </w:r>
+      <w:r>
+        <w:t>年约</w:t>
+      </w:r>
+      <w:r>
+        <w:t>384</w:t>
+      </w:r>
+      <w:r>
+        <w:t>个样本，验证集为</w:t>
+      </w:r>
+      <w:r>
+        <w:t>2011–2015</w:t>
+      </w:r>
+      <w:r>
+        <w:t>年</w:t>
       </w:r>
       <w:r>
         <w:t>5</w:t>
       </w:r>
       <w:r>
-        <w:t>个气候指数原始值、</w:t>
+        <w:t>年约</w:t>
+      </w:r>
+      <w:r>
+        <w:t>60</w:t>
+      </w:r>
+      <w:r>
+        <w:t>个样本，测试集为</w:t>
+      </w:r>
+      <w:r>
+        <w:t>2016–2025</w:t>
+      </w:r>
+      <w:r>
+        <w:t>年</w:t>
       </w:r>
       <w:r>
         <w:t>10</w:t>
       </w:r>
       <w:r>
-        <w:t>个滞后特征</w:t>
-      </w:r>
-      <w:r>
-        <w:t>5</w:t>
-      </w:r>
-      <w:r>
-        <w:t>变量</w:t>
-      </w:r>
-      <w:r>
-        <w:t>×2</w:t>
-      </w:r>
-      <w:r>
-        <w:t>滞后阶、</w:t>
-      </w:r>
-      <w:r>
-        <w:t>2</w:t>
-      </w:r>
-      <w:r>
-        <w:t>个掩码通道</w:t>
-      </w:r>
-      <w:r>
-        <w:t>SST</w:t>
-      </w:r>
-      <w:r>
-        <w:t>和</w:t>
-      </w:r>
-      <w:r>
-        <w:t>Nino3.4</w:t>
-      </w:r>
-      <w:r>
-        <w:t>各一个、海冰面积及其</w:t>
-      </w:r>
-      <w:r>
-        <w:t>lag-12</w:t>
-      </w:r>
-      <w:r>
-        <w:t>值。</w:t>
+        <w:t>年约</w:t>
+      </w:r>
+      <w:r>
+        <w:t>120</w:t>
+      </w:r>
+      <w:r>
+        <w:t>个样本。该年份划分方案确保模型在训练阶段无法接触任何未来年份的海冰演变信息，评估结果能够真实反映模型在未见过时段上的泛化能力。</w:t>
+      </w:r>
+    </w:p>
+    <w:p>
+      <w:pPr>
+        <w:pStyle w:val="2"/>
+      </w:pPr>
+      <w:r>
+        <w:t xml:space="preserve">1.2 </w:t>
+      </w:r>
+      <w:r>
+        <w:t>长短时记忆网络（</w:t>
+      </w:r>
+      <w:r>
+        <w:t>LSTM</w:t>
+      </w:r>
+      <w:r>
+        <w:t>）</w:t>
       </w:r>
     </w:p>
     <w:p>
@@ -1634,91 +1892,61 @@
         <w:ind w:firstLine="360"/>
       </w:pPr>
       <w:r>
-        <w:t>特征分配方案。双编码器架构通过物理分离输入通道实现信息解耦，不同特征依据其物理性质被定向输入至不同编码器。主编码器接收单一变量的连续时间序列</w:t>
+        <w:t>长短时记忆网络（</w:t>
+      </w:r>
+      <w:r>
+        <w:t>Long Short-Term Memory, LSTM</w:t>
+      </w:r>
+      <w:r>
+        <w:t>）是为解决标准循环神经网络（</w:t>
+      </w:r>
+      <w:r>
+        <w:t>Recurrent Neural Network, RNN</w:t>
+      </w:r>
+      <w:r>
+        <w:t>）在处理长序列时的梯度消失与梯度爆炸问题而提出的改进架构（</w:t>
+      </w:r>
+      <w:r>
+        <w:t xml:space="preserve">Hochreiter &amp; </w:t>
+      </w:r>
+      <w:proofErr w:type="spellStart"/>
+      <w:r>
+        <w:t>Schmidhuber</w:t>
+      </w:r>
+      <w:proofErr w:type="spellEnd"/>
+      <w:r>
+        <w:t>, 1997</w:t>
+      </w:r>
+      <w:r>
+        <w:t>）。标准</w:t>
+      </w:r>
+      <w:r>
+        <w:t>RNN</w:t>
+      </w:r>
+      <w:r>
+        <w:t>在</w:t>
+      </w:r>
+      <w:proofErr w:type="gramStart"/>
+      <w:r>
+        <w:t>沿时间轴展开</w:t>
+      </w:r>
+      <w:proofErr w:type="gramEnd"/>
+      <w:r>
+        <w:t>的反向传播过程中，</w:t>
+      </w:r>
+      <w:proofErr w:type="gramStart"/>
+      <w:r>
+        <w:t>隐状态</w:t>
+      </w:r>
+      <w:proofErr w:type="gramEnd"/>
+      <w:r>
+        <w:t>反复经过非线性激活函数的雅可比矩阵连乘，导致误差梯度随序列长度增加呈指数衰减</w:t>
       </w:r>
       <w:r>
         <w:t>——</w:t>
       </w:r>
       <w:r>
-        <w:t>仅北极海冰面积本身过去</w:t>
-      </w:r>
-      <w:r>
-        <w:t>12</w:t>
-      </w:r>
-      <w:r>
-        <w:t>个月的值</w:t>
-      </w:r>
-      <w:r>
-        <w:t>——</w:t>
-      </w:r>
-      <w:r>
-        <w:t>以学习海冰自身的自回归演变模式。辅助编码器接收所有外部气候强迫变量</w:t>
-      </w:r>
-      <w:r>
-        <w:t>——</w:t>
-      </w:r>
-      <w:r>
-        <w:t>包括</w:t>
-      </w:r>
-      <w:r>
-        <w:t>AO</w:t>
-      </w:r>
-      <w:r>
-        <w:t>、</w:t>
-      </w:r>
-      <w:r>
-        <w:t>NAO</w:t>
-      </w:r>
-      <w:r>
-        <w:t>、</w:t>
-      </w:r>
-      <w:r>
-        <w:t>PNA</w:t>
-      </w:r>
-      <w:r>
-        <w:t>、</w:t>
-      </w:r>
-      <w:r>
-        <w:t>SST</w:t>
-      </w:r>
-      <w:r>
-        <w:t>、</w:t>
-      </w:r>
-      <w:r>
-        <w:t>Nino3.4</w:t>
-      </w:r>
-      <w:r>
-        <w:t>的原始值及其滞后</w:t>
-      </w:r>
-      <w:r>
-        <w:t>1</w:t>
-      </w:r>
-      <w:r>
-        <w:t>个月和滞后</w:t>
-      </w:r>
-      <w:r>
-        <w:t>2</w:t>
-      </w:r>
-      <w:r>
-        <w:t>个月的衍生特征、</w:t>
-      </w:r>
-      <w:r>
-        <w:t>SST</w:t>
-      </w:r>
-      <w:r>
-        <w:t>和</w:t>
-      </w:r>
-      <w:r>
-        <w:t>Nino3.4</w:t>
-      </w:r>
-      <w:r>
-        <w:t>的二值缺失掩码、以及海冰面积</w:t>
-      </w:r>
-      <w:r>
-        <w:t>lag-12</w:t>
-      </w:r>
-      <w:r>
-        <w:t>值作为年循环相位的物理参考。这一分配方案的核心原则是：任何包含海冰自身演变以外信息的变量均通过辅助编码器以受控的高丢失正则化方式注入模型，避免外部变量中的高频噪声污染主编码器对海冰自身演变规律的编码过程。</w:t>
+        <w:t>这意味着早期的输入信息对最终损失函数的梯度贡献趋于零，网络实际上无法学习跨时间步的长程依赖关系。</w:t>
       </w:r>
     </w:p>
     <w:p>
@@ -1726,203 +1954,58 @@
         <w:ind w:firstLine="360"/>
       </w:pPr>
       <w:r>
-        <w:t>所有变量</w:t>
-      </w:r>
-      <w:r>
-        <w:t>——</w:t>
-      </w:r>
-      <w:r>
-        <w:t>包括海冰面积和各气候指数</w:t>
-      </w:r>
-      <w:r>
-        <w:t>——</w:t>
-      </w:r>
-      <w:r>
-        <w:t>独立进行最小</w:t>
-      </w:r>
-      <w:r>
-        <w:t>-</w:t>
-      </w:r>
-      <w:r>
-        <w:t>最大值归一化至</w:t>
-      </w:r>
-      <w:r>
-        <w:t>[0, 1]</w:t>
-      </w:r>
-      <w:r>
-        <w:t>区间，确保各变量在统一数值尺度上进入模型，消除量纲差异对梯度优化过程的干扰。序列构建采用滑动窗口策略：以连续</w:t>
-      </w:r>
-      <w:r>
-        <w:t xml:space="preserve">12 </w:t>
-      </w:r>
-      <w:r>
-        <w:t>个月为输入窗口、后续</w:t>
-      </w:r>
-      <w:r>
-        <w:t xml:space="preserve">12 </w:t>
-      </w:r>
-      <w:r>
-        <w:t>个月为输出目标，在整条时间序列上滑窗生成样本。数据集按年份进行分割以严格防止跨年信息泄露：训练集为</w:t>
-      </w:r>
-      <w:r>
-        <w:t>1979–2010</w:t>
-      </w:r>
-      <w:r>
-        <w:t>年</w:t>
-      </w:r>
-      <w:r>
-        <w:t>32</w:t>
-      </w:r>
-      <w:r>
-        <w:t>年约</w:t>
-      </w:r>
-      <w:r>
-        <w:t>384</w:t>
-      </w:r>
-      <w:r>
-        <w:t>个样本，验证集为</w:t>
-      </w:r>
-      <w:r>
-        <w:t>2011–2015</w:t>
-      </w:r>
-      <w:r>
-        <w:t>年</w:t>
-      </w:r>
-      <w:r>
-        <w:t>5</w:t>
-      </w:r>
-      <w:r>
-        <w:t>年约</w:t>
-      </w:r>
-      <w:r>
-        <w:t>60</w:t>
-      </w:r>
-      <w:r>
-        <w:t>个样本，测试集为</w:t>
-      </w:r>
-      <w:r>
-        <w:t>2016–2025</w:t>
-      </w:r>
-      <w:r>
-        <w:t>年</w:t>
-      </w:r>
-      <w:r>
-        <w:t>10</w:t>
-      </w:r>
-      <w:r>
-        <w:t>年约</w:t>
-      </w:r>
-      <w:r>
-        <w:t>120</w:t>
-      </w:r>
-      <w:r>
-        <w:t>个样本。该年份划分方案确保模型在训练阶段无法接触任何未来年份的海冰演变信息，评估结果能够真实反映模型在未见过时段上的泛化能力。</w:t>
-      </w:r>
-    </w:p>
-    <w:p>
-      <w:pPr>
-        <w:pStyle w:val="2"/>
-      </w:pPr>
-      <w:r>
-        <w:t xml:space="preserve">1.2 </w:t>
-      </w:r>
-      <w:r>
-        <w:t>长短时记忆网络（</w:t>
-      </w:r>
-      <w:r>
         <w:t>LSTM</w:t>
       </w:r>
       <w:r>
-        <w:t>）</w:t>
-      </w:r>
-    </w:p>
-    <w:p>
-      <w:pPr>
-        <w:ind w:firstLine="360"/>
-      </w:pPr>
-      <w:r>
-        <w:t>长短时记忆网络（</w:t>
-      </w:r>
-      <w:r>
-        <w:t>Long Short-Term Memory, LSTM</w:t>
-      </w:r>
-      <w:r>
-        <w:t>）是为解决标准循环神经网络（</w:t>
-      </w:r>
-      <w:r>
-        <w:t>Recurrent Neural Network, RNN</w:t>
-      </w:r>
-      <w:r>
-        <w:t>）在处理长序列时的梯度消失与梯度爆炸问题而提出的改进架构（</w:t>
-      </w:r>
-      <w:r>
-        <w:t>Hochreiter &amp; Schmidhuber, 1997</w:t>
-      </w:r>
-      <w:r>
-        <w:t>）。标准</w:t>
-      </w:r>
-      <w:r>
-        <w:t>RNN</w:t>
-      </w:r>
-      <w:r>
-        <w:t>在沿时间轴展开</w:t>
+        <w:t>通过引入门控机制和独立的细胞状态解决了上述问题。</w:t>
+      </w:r>
+      <w:r>
+        <w:t>LSTM</w:t>
+      </w:r>
+      <w:r>
+        <w:t>单元由四个核心组件构成：遗忘门、输入门、细胞状态更新和输出门。遗忘门通过</w:t>
+      </w:r>
+      <w:r>
+        <w:t>Sigmoid</w:t>
+      </w:r>
+      <w:r>
+        <w:t>激活函数输出</w:t>
+      </w:r>
+      <w:r>
+        <w:t xml:space="preserve">0 </w:t>
+      </w:r>
+      <w:r>
+        <w:t>至</w:t>
+      </w:r>
+      <w:r>
+        <w:t xml:space="preserve"> 1 </w:t>
+      </w:r>
+      <w:r>
+        <w:t>之间的标量值，决定前一时刻细胞状态中有多少信息被保留或丢</w:t>
       </w:r>
       <w:r>
         <w:lastRenderedPageBreak/>
-        <w:t>的反向传播过程中，隐状态反复经过非线性激活函数的雅可比矩阵连乘，导致误差梯度随序列长度增加呈指数衰减</w:t>
-      </w:r>
-      <w:r>
-        <w:t>——</w:t>
-      </w:r>
-      <w:r>
-        <w:t>这意味着早期的输入信息对最终损失函数的梯度贡献趋于零，网络实际上无法学习跨时间步的长程依赖关系。</w:t>
-      </w:r>
-    </w:p>
-    <w:p>
-      <w:pPr>
-        <w:ind w:firstLine="360"/>
-      </w:pPr>
-      <w:r>
-        <w:t>LSTM</w:t>
-      </w:r>
-      <w:r>
-        <w:t>通过引入门控机制和独立的细胞状态解决了上述问题。</w:t>
-      </w:r>
-      <w:r>
-        <w:t>LSTM</w:t>
-      </w:r>
-      <w:r>
-        <w:t>单元由四个核心组件构成：遗忘门、输入门、细胞状态更新和输出门。遗忘门通过</w:t>
+        <w:t>弃。输入门同样使用</w:t>
       </w:r>
       <w:r>
         <w:t>Sigmoid</w:t>
       </w:r>
       <w:r>
-        <w:t>激活函数输出</w:t>
-      </w:r>
-      <w:r>
-        <w:t xml:space="preserve">0 </w:t>
-      </w:r>
-      <w:r>
-        <w:t>至</w:t>
-      </w:r>
-      <w:r>
-        <w:t xml:space="preserve"> 1 </w:t>
-      </w:r>
-      <w:r>
-        <w:t>之间的标量值，决定前一时刻细胞状态中有多少信息被保留或丢弃。输入门同样使用</w:t>
-      </w:r>
-      <w:r>
-        <w:t>Sigmoid</w:t>
-      </w:r>
-      <w:r>
         <w:t>函数控制新信息的写入比例，同时由</w:t>
       </w:r>
       <w:r>
         <w:t>tanh</w:t>
       </w:r>
       <w:r>
-        <w:t>函数生成候选细胞状态以提供待写入的新信息内容。细胞状态的更新公式为遗忘门与旧状态的逐元素乘积加上输入门与候选状态的逐元素乘积，本质上是一种线性加法操作</w:t>
+        <w:t>函数生成候选细胞状态以提供待写入的新信息内容。细胞状态的更新公式为遗忘门与</w:t>
+      </w:r>
+      <w:proofErr w:type="gramStart"/>
+      <w:r>
+        <w:t>旧状态</w:t>
+      </w:r>
+      <w:proofErr w:type="gramEnd"/>
+      <w:r>
+        <w:t>的逐元素乘积加上输入门与候选状态的逐元素乘积，本质上是一种线性加法操作</w:t>
       </w:r>
       <w:r>
         <w:t>——</w:t>
@@ -2068,13 +2151,29 @@
         <w:t>"</w:t>
       </w:r>
       <w:r>
-        <w:t>机制：细胞状态的更新采用线性自环结构，梯度在沿时间轴反向传播时可以经由细胞状态路径以近似恒等映射的方式流动，避免了标准</w:t>
+        <w:t>机制：细胞状态的更新采用线性自环结构，梯度在</w:t>
+      </w:r>
+      <w:proofErr w:type="gramStart"/>
+      <w:r>
+        <w:t>沿时间</w:t>
+      </w:r>
+      <w:proofErr w:type="gramEnd"/>
+      <w:r>
+        <w:t>轴反向传播时可以经由细胞状态路径以近似恒等映射的方式流动，避免了标准</w:t>
       </w:r>
       <w:r>
         <w:t>RNN</w:t>
       </w:r>
       <w:r>
-        <w:t>中隐状态反复经非线性激活函数压缩导致的梯度指数衰减。这一设计使得</w:t>
+        <w:t>中</w:t>
+      </w:r>
+      <w:proofErr w:type="gramStart"/>
+      <w:r>
+        <w:t>隐状态</w:t>
+      </w:r>
+      <w:proofErr w:type="gramEnd"/>
+      <w:r>
+        <w:t>反复经非线性激活函数压缩导致的梯度指数衰减。这一设计使得</w:t>
       </w:r>
       <w:r>
         <w:t>LSTM</w:t>
@@ -2094,10 +2193,15 @@
         <w:t>LSTM</w:t>
       </w:r>
       <w:r>
-        <w:t>的门控结</w:t>
-      </w:r>
-      <w:r>
-        <w:t>构适配该预测任务。海冰面积的演变同时包含两种时间尺度的信息：其一为每年周期性的季节性消融</w:t>
+        <w:t>的门</w:t>
+      </w:r>
+      <w:proofErr w:type="gramStart"/>
+      <w:r>
+        <w:t>控结构</w:t>
+      </w:r>
+      <w:proofErr w:type="gramEnd"/>
+      <w:r>
+        <w:t>适配该预测任务。海冰面积的演变同时包含两种时间尺度的信息：其一为每年周期性的季节性消融</w:t>
       </w:r>
       <w:r>
         <w:t>-</w:t>
@@ -2144,14 +2248,30 @@
       <w:r>
         <w:t xml:space="preserve"> 500 </w:t>
       </w:r>
-      <w:r>
-        <w:t>个，属于小样本深度学习场景，</w:t>
+      <w:proofErr w:type="gramStart"/>
+      <w:r>
+        <w:t>个</w:t>
+      </w:r>
+      <w:proofErr w:type="gramEnd"/>
+      <w:r>
+        <w:t>，属</w:t>
+      </w:r>
+      <w:r>
+        <w:t>于小样本深度学习场景，</w:t>
       </w:r>
       <w:r>
         <w:t>LSTM</w:t>
       </w:r>
       <w:r>
-        <w:t>相对克制的参数量本研究单变量基线模型约</w:t>
+        <w:t>相对克制的</w:t>
+      </w:r>
+      <w:proofErr w:type="gramStart"/>
+      <w:r>
+        <w:t>参数量本研究</w:t>
+      </w:r>
+      <w:proofErr w:type="gramEnd"/>
+      <w:r>
+        <w:t>单变量基线模型约</w:t>
       </w:r>
       <w:r>
         <w:t>268K</w:t>
@@ -2182,20 +2302,46 @@
       <w:r>
         <w:t xml:space="preserve">12 </w:t>
       </w:r>
-      <w:r>
-        <w:t>个月输入序列后，仅将最终时刻的隐藏状态经单层全连接线性映射一次性投影为全部</w:t>
+      <w:proofErr w:type="gramStart"/>
+      <w:r>
+        <w:t>个</w:t>
+      </w:r>
+      <w:proofErr w:type="gramEnd"/>
+      <w:r>
+        <w:t>月输入序列后，仅将最终时刻的隐藏状态经单层全连接线性映射一次性投影为全部</w:t>
       </w:r>
       <w:r>
         <w:t>12</w:t>
       </w:r>
       <w:r>
-        <w:t>个目标月份的冰面积预测值。与迭代式自回归预测相比，直接多步输出避免了预测误差沿时间步累积传播的问题，且推理时仅需一次前向传播即可生成完整</w:t>
+        <w:t>个目标月份的冰面</w:t>
+      </w:r>
+      <w:proofErr w:type="gramStart"/>
+      <w:r>
+        <w:t>积预测</w:t>
+      </w:r>
+      <w:proofErr w:type="gramEnd"/>
+      <w:r>
+        <w:t>值。与迭代式自回归预测相比，直接多步输出避免了预测误差</w:t>
+      </w:r>
+      <w:proofErr w:type="gramStart"/>
+      <w:r>
+        <w:t>沿时间步</w:t>
+      </w:r>
+      <w:proofErr w:type="gramEnd"/>
+      <w:r>
+        <w:t>累积传播的问题，且推理时仅需一次前向传播即可生成完整</w:t>
       </w:r>
       <w:r>
         <w:t xml:space="preserve">12 </w:t>
       </w:r>
-      <w:r>
-        <w:t>个月预报，计算效率更高。</w:t>
+      <w:proofErr w:type="gramStart"/>
+      <w:r>
+        <w:t>个</w:t>
+      </w:r>
+      <w:proofErr w:type="gramEnd"/>
+      <w:r>
+        <w:t>月预报，计算效率更高。</w:t>
       </w:r>
     </w:p>
     <w:p>
@@ -2244,10 +2390,28 @@
         <w:t>从单变量基线的</w:t>
       </w:r>
       <w:r>
-        <w:t>0.4975（该值为早期探索阶段使用不同超参数配置获得的单变量基线，与后文Phase 1-4统一超参数下的E1基线0.5236不可直接比较，此处仅用于说明多变量直接拼接导致的性能退化方向）</w:t>
-      </w:r>
-      <w:r>
-        <w:t>急剧升至</w:t>
+        <w:t>0.4975</w:t>
+      </w:r>
+      <w:r>
+        <w:t>（该值为早期探索阶段使用不同超参数配置获得的单变量基线，与后文</w:t>
+      </w:r>
+      <w:r>
+        <w:t>Phase 1-4</w:t>
+      </w:r>
+      <w:r>
+        <w:t>统一超参数下的</w:t>
+      </w:r>
+      <w:r>
+        <w:t>E1</w:t>
+      </w:r>
+      <w:r>
+        <w:t>基线</w:t>
+      </w:r>
+      <w:r>
+        <w:t>0.5236</w:t>
+      </w:r>
+      <w:r>
+        <w:t>不可直接比较，此处仅用于说明多变量直接拼接导致的性能退化方向）急剧升至</w:t>
       </w:r>
       <w:r>
         <w:t>0.6151——</w:t>
@@ -2279,7 +2443,6 @@
         <w:rPr>
           <w:b/>
         </w:rPr>
-        <w:lastRenderedPageBreak/>
         <w:t xml:space="preserve">1.3.2 </w:t>
       </w:r>
       <w:r>
@@ -2337,20 +2500,45 @@
       <w:r>
         <w:t xml:space="preserve">12 </w:t>
       </w:r>
-      <w:r>
-        <w:t>个月的海冰面积标量值，经单层</w:t>
+      <w:proofErr w:type="gramStart"/>
+      <w:r>
+        <w:t>个</w:t>
+      </w:r>
+      <w:proofErr w:type="gramEnd"/>
+      <w:r>
+        <w:t>月的海冰</w:t>
+      </w:r>
+      <w:r>
+        <w:lastRenderedPageBreak/>
+        <w:t>面积标量值，经单层</w:t>
       </w:r>
       <w:r>
         <w:t>LSTM</w:t>
       </w:r>
       <w:r>
-        <w:t>编码后取最后时间步的隐藏状态作为对海冰自身演变模式的紧凑表征。辅助编码器负责处理多个气候指数的滞后特征序列，其输入为最近若干个月的气候指数多通道向量，经另一个独立的单层</w:t>
+        <w:t>编码后</w:t>
+      </w:r>
+      <w:proofErr w:type="gramStart"/>
+      <w:r>
+        <w:t>取最后</w:t>
+      </w:r>
+      <w:proofErr w:type="gramEnd"/>
+      <w:r>
+        <w:t>时间步的隐藏状态作为对海冰自身演变模式的紧凑表征。辅助编码器负责处理多个气候指数的滞后特征序列，其输入为最近若干个月的气候指数多通道向量，经另一个独立的单层</w:t>
       </w:r>
       <w:r>
         <w:t>LSTM</w:t>
       </w:r>
       <w:r>
-        <w:t>编码后同样取最终隐藏状态作为对大气</w:t>
+        <w:t>编码后同样</w:t>
+      </w:r>
+      <w:proofErr w:type="gramStart"/>
+      <w:r>
+        <w:t>取最终</w:t>
+      </w:r>
+      <w:proofErr w:type="gramEnd"/>
+      <w:r>
+        <w:t>隐藏状态作为对大气</w:t>
       </w:r>
       <w:r>
         <w:t>-</w:t>
@@ -2361,8 +2549,13 @@
       <w:r>
         <w:t xml:space="preserve">12 </w:t>
       </w:r>
-      <w:r>
-        <w:t>个月的海冰面积预测值。</w:t>
+      <w:proofErr w:type="gramStart"/>
+      <w:r>
+        <w:t>个</w:t>
+      </w:r>
+      <w:proofErr w:type="gramEnd"/>
+      <w:r>
+        <w:t>月的海冰面积预测值。</w:t>
       </w:r>
     </w:p>
     <w:p>
@@ -2370,7 +2563,15 @@
         <w:ind w:firstLine="360"/>
       </w:pPr>
       <w:r>
-        <w:t>架构采用不对称参数化策略，以反映两个编码器所承载信息量的先验差异。主编码器的隐藏层维度显著大于辅助编码器：海冰面积自身的自回归结构包含了绝大部分预测方差，需要足够大的特征空间来编码其复杂的季节相位和年际趋势信息；而气候指数的辅助信息仅提供边缘增量，较小的特征空间有助于抑制过拟合风险。辅助编码器的输入序列长度短于主编码器输入窗口</w:t>
+        <w:t>架构采用不对称参数化策略，以反映两个编码器所承载信息量的先验差异。主编码器的隐藏</w:t>
+      </w:r>
+      <w:proofErr w:type="gramStart"/>
+      <w:r>
+        <w:t>层维度显著</w:t>
+      </w:r>
+      <w:proofErr w:type="gramEnd"/>
+      <w:r>
+        <w:t>大于辅助编码器：海冰面积自身的自回归结构包含了绝大部分预测方差，需要足够大的特征空间来编码其复杂的季节相位和年际趋势信息；而气候指数的辅助信息仅提供边缘增量，较小的特征空间有助于抑制过拟合风险。辅助编码器的输入序列长度短于主编码器输入窗口</w:t>
       </w:r>
       <w:r>
         <w:t>——</w:t>
@@ -2414,7 +2615,23 @@
         <w:t>——</w:t>
       </w:r>
       <w:r>
-        <w:t>弱相关或伪相关的辅助信号在高丢失率下被有效抑制，仅强相关的物理信号得以留存。</w:t>
+        <w:t>弱相关或</w:t>
+      </w:r>
+      <w:proofErr w:type="gramStart"/>
+      <w:r>
+        <w:t>伪相关</w:t>
+      </w:r>
+      <w:proofErr w:type="gramEnd"/>
+      <w:r>
+        <w:t>的辅助信号在高丢失率下被有效抑制，</w:t>
+      </w:r>
+      <w:proofErr w:type="gramStart"/>
+      <w:r>
+        <w:t>仅强相关</w:t>
+      </w:r>
+      <w:proofErr w:type="gramEnd"/>
+      <w:r>
+        <w:t>的物理信号得以留存。</w:t>
       </w:r>
     </w:p>
     <w:p>
@@ -2424,14 +2641,21 @@
       <w:r>
         <w:t>模型采用</w:t>
       </w:r>
+      <w:proofErr w:type="spellStart"/>
       <w:r>
         <w:t>AdamW</w:t>
       </w:r>
-      <w:r>
-        <w:t>优化器配合学习率调度和早停策略进行训练。所有对比实验采用统一超参数策略，确保不同实验之间的唯一差异为辅助编码</w:t>
-      </w:r>
-      <w:r>
-        <w:t>器的输入变量组合，从而保证变量贡献对比的因果归因有效性。超参数的具体取值及其来源详见第</w:t>
+      <w:proofErr w:type="spellEnd"/>
+      <w:r>
+        <w:t>优化</w:t>
+      </w:r>
+      <w:proofErr w:type="gramStart"/>
+      <w:r>
+        <w:t>器配合</w:t>
+      </w:r>
+      <w:proofErr w:type="gramEnd"/>
+      <w:r>
+        <w:t>学习率调度和早停策略进行训练。所有对比实验采用统一超参数策略，确保不同实验之间的唯一差异为辅助编码器的输入变量组合，从而保证变量贡献对比的因果归因有效性。超参数的具体取值及其来源详见第</w:t>
       </w:r>
       <w:r>
         <w:t>3.1</w:t>
@@ -2517,17 +2741,26 @@
       <w:r>
         <w:t>分别为第</w:t>
       </w:r>
+      <w:proofErr w:type="spellStart"/>
       <w:r>
         <w:t>i</w:t>
       </w:r>
+      <w:proofErr w:type="spellEnd"/>
+      <w:proofErr w:type="gramStart"/>
       <w:r>
         <w:t>个样本第</w:t>
       </w:r>
+      <w:proofErr w:type="gramEnd"/>
       <w:r>
         <w:t>k</w:t>
       </w:r>
-      <w:r>
-        <w:t>个超前月份的观测值和预测值。主要评估指标为均方根误差（</w:t>
+      <w:proofErr w:type="gramStart"/>
+      <w:r>
+        <w:t>个</w:t>
+      </w:r>
+      <w:proofErr w:type="gramEnd"/>
+      <w:r>
+        <w:t>超前月份的观测值和预测值。主要评估指标为均方根误差（</w:t>
       </w:r>
       <w:r>
         <w:t>Root Mean Squared Error, RMSE</w:t>
@@ -2559,8 +2792,13 @@
       <w:r>
         <w:t xml:space="preserve">5 </w:t>
       </w:r>
-      <w:r>
-        <w:t>个不同随机种子独立训练，取</w:t>
+      <w:proofErr w:type="gramStart"/>
+      <w:r>
+        <w:t>个</w:t>
+      </w:r>
+      <w:proofErr w:type="gramEnd"/>
+      <w:r>
+        <w:t>不同随机种子独立训练，取</w:t>
       </w:r>
       <w:r>
         <w:t>5</w:t>
@@ -2589,8 +2827,13 @@
       <w:r>
         <w:t>Bootstrap</w:t>
       </w:r>
-      <w:r>
-        <w:t>重采样方法</w:t>
+      <w:proofErr w:type="gramStart"/>
+      <w:r>
+        <w:t>重采</w:t>
+      </w:r>
+      <w:proofErr w:type="gramEnd"/>
+      <w:r>
+        <w:t>样方法</w:t>
       </w:r>
       <w:r>
         <w:t>10,000</w:t>
@@ -2666,8 +2909,13 @@
       <w:r>
         <w:t xml:space="preserve">40 </w:t>
       </w:r>
-      <w:r>
-        <w:t>个独立实验。前三个阶段以全北极海冰面积为预测目标，第四阶段扩展到七个区域海域。</w:t>
+      <w:proofErr w:type="gramStart"/>
+      <w:r>
+        <w:t>个</w:t>
+      </w:r>
+      <w:proofErr w:type="gramEnd"/>
+      <w:r>
+        <w:t>独立实验。前三个阶段以全北极海冰面积为预测目标，第四阶段扩展到七个区域海域。</w:t>
       </w:r>
     </w:p>
     <w:p>
@@ -2676,31 +2924,82 @@
         <w:ind w:firstLine="360"/>
       </w:pPr>
       <w:r>
-        <w:t>统一超参数策略。全部40个对比实验采用相同的双编码器LSTM架构和超参数配置，仅改变辅助编码器的输入变量组合和预测目标变量。该组共享超参数包括主/辅编码器隐藏层维度、辅助序列长度、丢失率、学习率、权重衰减、梯度裁剪阈值、早停耐心值等，经预实验即E7v1的AO+SST双变量配置通过贝叶斯优化确定，具体数值详见表3.5。统一超参数策略的核心目的是确保不同实验之间的性能差异可严格归因于输入变量的信息贡献——若各实验使用独立调优的参数，则无法区分"变量信息含量差异"与"参数适配度差异"对预测性能的影响。</w:t>
-      </w:r>
-      <w:r/>
-      <w:r/>
-      <w:r/>
-      <w:r/>
-      <w:r/>
-      <w:r/>
-      <w:r/>
-      <w:r/>
-      <w:r/>
-      <w:r/>
-      <w:r/>
-      <w:r/>
-      <w:r/>
-      <w:r/>
-      <w:r/>
-      <w:r/>
-      <w:r/>
-      <w:r/>
-      <w:r/>
-      <w:r/>
-      <w:r/>
-      <w:r/>
-      <w:r/>
+        <w:t>统一超参数策略。全部</w:t>
+      </w:r>
+      <w:r>
+        <w:t>40</w:t>
+      </w:r>
+      <w:r>
+        <w:t>个对比实验采用相同的双编码器</w:t>
+      </w:r>
+      <w:r>
+        <w:t>LSTM</w:t>
+      </w:r>
+      <w:r>
+        <w:t>架构和超参数配置，仅改变辅助编码器的输入变量组合和预测目标变量。该组共享超参数包括主</w:t>
+      </w:r>
+      <w:r>
+        <w:t>/</w:t>
+      </w:r>
+      <w:r>
+        <w:t>辅编码器</w:t>
+      </w:r>
+      <w:proofErr w:type="gramStart"/>
+      <w:r>
+        <w:t>隐藏层维度</w:t>
+      </w:r>
+      <w:proofErr w:type="gramEnd"/>
+      <w:r>
+        <w:t>、辅助序列长度、丢失率、学习率、权重衰减、梯度裁剪阈值、早停耐心值等，经预实验即</w:t>
+      </w:r>
+      <w:r>
+        <w:t>E7v1</w:t>
+      </w:r>
+      <w:r>
+        <w:t>的</w:t>
+      </w:r>
+      <w:r>
+        <w:t>AO+SST</w:t>
+      </w:r>
+      <w:r>
+        <w:t>双变量配置通过贝叶斯优化确定，具体数值详见表</w:t>
+      </w:r>
+      <w:r>
+        <w:t>3.5</w:t>
+      </w:r>
+      <w:r>
+        <w:t>。统一超参数策略的核心目的是确保不同实验之间的性能差异可严格归因于输入变量的信息贡献</w:t>
+      </w:r>
+      <w:r>
+        <w:t>——</w:t>
+      </w:r>
+      <w:r>
+        <w:t>若各实验使用独立调优的参数，则无法区分</w:t>
+      </w:r>
+      <w:r>
+        <w:t>"</w:t>
+      </w:r>
+      <w:r>
+        <w:t>变量信息含量差异</w:t>
+      </w:r>
+      <w:r>
+        <w:t>"</w:t>
+      </w:r>
+      <w:r>
+        <w:t>与</w:t>
+      </w:r>
+      <w:r>
+        <w:t>"</w:t>
+      </w:r>
+      <w:r>
+        <w:t>参数适配度差异</w:t>
+      </w:r>
+      <w:r>
+        <w:t>"</w:t>
+      </w:r>
+      <w:r>
+        <w:t>对预测性能的影响。</w:t>
+      </w:r>
     </w:p>
     <w:p>
       <w:pPr>
@@ -2718,10 +3017,11 @@
         <w:ind w:firstLine="360"/>
       </w:pPr>
       <w:r>
-        <w:t>单变量增量实验旨在度量每个气候指数独立</w:t>
-      </w:r>
-      <w:r>
-        <w:t>加入双编码器辅助编码器后相对于纯海冰基线的预测性能变化，从而确定各指数的独立边际贡献排序。实验设置见表</w:t>
+        <w:t>单变量增量实验旨在度量每个气候指数独立加入双编码器辅助编码器后相对于纯海冰基线的</w:t>
+      </w:r>
+      <w:r>
+        <w:lastRenderedPageBreak/>
+        <w:t>预测性能变化，从而确定各指数的独立边际贡献排序。实验设置见表</w:t>
       </w:r>
       <w:r>
         <w:t>3.1</w:t>
@@ -2904,12 +3204,14 @@
               </w:rPr>
               <w:t>/</w:t>
             </w:r>
+            <w:proofErr w:type="gramStart"/>
             <w:r>
               <w:rPr>
                 <w:sz w:val="16"/>
               </w:rPr>
               <w:t>纯冰基线</w:t>
             </w:r>
+            <w:proofErr w:type="gramEnd"/>
           </w:p>
         </w:tc>
         <w:tc>
@@ -3454,7 +3756,15 @@
         <w:t>E10/PNA</w:t>
       </w:r>
       <w:r>
-        <w:t>三者的相对表现排序。这三种大气遥相关型分别覆盖北极全域、大西洋扇区和太平洋扇区，若</w:t>
+        <w:t>三者的相对表现排序。这三种大气遥相关</w:t>
+      </w:r>
+      <w:proofErr w:type="gramStart"/>
+      <w:r>
+        <w:t>型分别</w:t>
+      </w:r>
+      <w:proofErr w:type="gramEnd"/>
+      <w:r>
+        <w:t>覆盖北极全域、大西洋扇区和太平洋扇区，若</w:t>
       </w:r>
       <w:r>
         <w:t>PNA</w:t>
@@ -3545,18 +3855,49 @@
         <w:ind w:firstLine="360"/>
       </w:pPr>
       <w:r>
-        <w:t>变量组合实验按照"同扇区冗余→跨扇区互补→纯跨扇区互补检验→全变量信息上限"的递进假设逻辑，检验气候指数之间是否存在信息互补或相互干扰。实验设计见表3.2。</w:t>
-      </w:r>
-      <w:r/>
-      <w:r/>
-      <w:r/>
-      <w:r/>
-      <w:r/>
-      <w:r/>
-      <w:r/>
-      <w:r/>
-      <w:r/>
-      <w:r/>
+        <w:t>变量组合实验按照</w:t>
+      </w:r>
+      <w:r>
+        <w:t>"</w:t>
+      </w:r>
+      <w:r>
+        <w:t>同扇区冗余</w:t>
+      </w:r>
+      <w:r>
+        <w:t>→</w:t>
+      </w:r>
+      <w:r>
+        <w:t>跨扇区互补</w:t>
+      </w:r>
+      <w:r>
+        <w:t>→</w:t>
+      </w:r>
+      <w:proofErr w:type="gramStart"/>
+      <w:r>
+        <w:t>纯跨扇区</w:t>
+      </w:r>
+      <w:proofErr w:type="gramEnd"/>
+      <w:r>
+        <w:t>互补检验</w:t>
+      </w:r>
+      <w:r>
+        <w:t>→</w:t>
+      </w:r>
+      <w:r>
+        <w:t>全变量信息上限</w:t>
+      </w:r>
+      <w:r>
+        <w:t>"</w:t>
+      </w:r>
+      <w:r>
+        <w:t>的递进假设逻辑，检验气候指数之间是否存在信息互补或相互干扰。实验设计见表</w:t>
+      </w:r>
+      <w:r>
+        <w:t>3.2</w:t>
+      </w:r>
+      <w:r>
+        <w:t>。</w:t>
+      </w:r>
     </w:p>
     <w:p>
       <w:pPr>
@@ -3599,7 +3940,7 @@
         <w:tblLook w:val="04A0" w:firstRow="1" w:lastRow="0" w:firstColumn="1" w:lastColumn="0" w:noHBand="0" w:noVBand="1"/>
       </w:tblPr>
       <w:tblGrid>
-        <w:gridCol w:w="794"/>
+        <w:gridCol w:w="866"/>
         <w:gridCol w:w="2591"/>
         <w:gridCol w:w="1737"/>
         <w:gridCol w:w="3100"/>
@@ -4036,14 +4377,20 @@
         </w:tc>
       </w:tr>
       <w:tr>
+        <w:trPr>
+          <w:jc w:val="center"/>
+        </w:trPr>
         <w:tc>
           <w:tcPr>
             <w:tcW w:w="794" w:type="dxa"/>
             <w:vAlign w:val="center"/>
           </w:tcPr>
           <w:p>
-            <w:r>
-              <w:t xml:space="preserve">E34</w:t>
+            <w:pPr>
+              <w:ind w:firstLine="360"/>
+            </w:pPr>
+            <w:r>
+              <w:t>E34</w:t>
             </w:r>
           </w:p>
         </w:tc>
@@ -4053,8 +4400,11 @@
             <w:vAlign w:val="center"/>
           </w:tcPr>
           <w:p>
-            <w:r>
-              <w:t xml:space="preserve">PNA + NAO</w:t>
+            <w:pPr>
+              <w:ind w:firstLine="360"/>
+            </w:pPr>
+            <w:r>
+              <w:t>PNA + NAO</w:t>
             </w:r>
           </w:p>
         </w:tc>
@@ -4064,8 +4414,17 @@
             <w:vAlign w:val="center"/>
           </w:tcPr>
           <w:p>
-            <w:r>
-              <w:t xml:space="preserve">跨太平洋-大西洋扇区（纯）</w:t>
+            <w:pPr>
+              <w:ind w:firstLine="360"/>
+            </w:pPr>
+            <w:r>
+              <w:t>跨太平洋</w:t>
+            </w:r>
+            <w:r>
+              <w:t>-</w:t>
+            </w:r>
+            <w:r>
+              <w:t>大西洋扇区（纯）</w:t>
             </w:r>
           </w:p>
         </w:tc>
@@ -4075,8 +4434,29 @@
             <w:vAlign w:val="center"/>
           </w:tcPr>
           <w:p>
-            <w:r>
-              <w:t xml:space="preserve">不含AO的纯粹跨扇区互补检验：若PNA与NAO各自独立信息正交，组合应优于单独使用</w:t>
+            <w:pPr>
+              <w:ind w:firstLine="360"/>
+            </w:pPr>
+            <w:r>
+              <w:t>不含</w:t>
+            </w:r>
+            <w:r>
+              <w:t>AO</w:t>
+            </w:r>
+            <w:r>
+              <w:t>的纯粹跨扇区互补检验：若</w:t>
+            </w:r>
+            <w:r>
+              <w:t>PNA</w:t>
+            </w:r>
+            <w:r>
+              <w:t>与</w:t>
+            </w:r>
+            <w:r>
+              <w:t>NAO</w:t>
+            </w:r>
+            <w:r>
+              <w:t>各自独立信息正交，组合应优于单独使用</w:t>
             </w:r>
           </w:p>
         </w:tc>
@@ -4354,114 +4734,218 @@
         <w:ind w:firstLine="360"/>
       </w:pPr>
       <w:r>
+        <w:t>组合实验的关键比较为</w:t>
+      </w:r>
+      <w:r>
+        <w:t>E15/AO+NAO</w:t>
+      </w:r>
+      <w:r>
+        <w:t>同扇区与</w:t>
+      </w:r>
+      <w:r>
+        <w:t>E23/AO+PNA</w:t>
+      </w:r>
+      <w:r>
+        <w:t>跨扇区的预测性能对比。若跨扇</w:t>
+      </w:r>
+      <w:r>
         <w:lastRenderedPageBreak/>
-        <w:t>组合实验的关键比较为</w:t>
-      </w:r>
-      <w:r>
-        <w:t>E15/AO+NAO</w:t>
-      </w:r>
-      <w:r>
-        <w:t>同扇区与</w:t>
+        <w:t>区组合</w:t>
+      </w:r>
+      <w:r>
+        <w:t>AO+PNA</w:t>
+      </w:r>
+      <w:r>
+        <w:t>显著优于同扇区组合</w:t>
+      </w:r>
+      <w:r>
+        <w:t>AO+NAO</w:t>
+      </w:r>
+      <w:r>
+        <w:t>，则证实信息互补假说</w:t>
+      </w:r>
+      <w:r>
+        <w:t>——</w:t>
+      </w:r>
+      <w:r>
+        <w:t>来自不同地理扇区的大气遥相关型在物理上承载着关于海冰变化的独立信息，其联合使用可产生信息增益。若两者差异不显著甚至反转，即同扇区优于跨扇区，则表明信息冗余是主导因素</w:t>
+      </w:r>
+      <w:r>
+        <w:t>——</w:t>
+      </w:r>
+      <w:r>
+        <w:t>大气遥相关型的半球尺度共线性，如</w:t>
+      </w:r>
+      <w:r>
+        <w:t>AO</w:t>
+      </w:r>
+      <w:r>
+        <w:t>与</w:t>
+      </w:r>
+      <w:r>
+        <w:t>NAO</w:t>
+      </w:r>
+      <w:r>
+        <w:t>的月尺度相关系数约</w:t>
+      </w:r>
+      <w:r>
+        <w:t>0.7</w:t>
+      </w:r>
+      <w:r>
+        <w:t>，限制了组合使用的边际收益。</w:t>
+      </w:r>
+    </w:p>
+    <w:p>
+      <w:pPr>
+        <w:ind w:firstLine="360"/>
+      </w:pPr>
+      <w:r>
+        <w:t>E34/PNA+NAO</w:t>
+      </w:r>
+      <w:r>
+        <w:t>（跨太平洋</w:t>
+      </w:r>
+      <w:r>
+        <w:t>-</w:t>
+      </w:r>
+      <w:r>
+        <w:t>大西洋扇区、不含</w:t>
+      </w:r>
+      <w:r>
+        <w:t>AO</w:t>
+      </w:r>
+      <w:r>
+        <w:t>）是对跨扇区互补假说最纯粹的检验。此前</w:t>
       </w:r>
       <w:r>
         <w:t>E23/AO+PNA</w:t>
       </w:r>
       <w:r>
-        <w:t>跨扇区的预测性能对比。若跨扇区组合</w:t>
-      </w:r>
-      <w:r>
-        <w:t>AO+PNA</w:t>
-      </w:r>
-      <w:r>
-        <w:t>显著优于同扇区组合</w:t>
-      </w:r>
-      <w:r>
-        <w:t>AO+NAO</w:t>
-      </w:r>
-      <w:r>
-        <w:t>，则证实信息互补假说</w:t>
+        <w:t>虽为跨扇区配置，但</w:t>
+      </w:r>
+      <w:r>
+        <w:t>AO</w:t>
+      </w:r>
+      <w:r>
+        <w:t>作为全域指数同时参与两个扇区的大气环流表征，其全域覆盖效应使</w:t>
+      </w:r>
+      <w:r>
+        <w:t>PNA</w:t>
+      </w:r>
+      <w:r>
+        <w:t>和</w:t>
+      </w:r>
+      <w:r>
+        <w:t>NAO</w:t>
+      </w:r>
+      <w:r>
+        <w:t>各自的独立贡献无法被分离量化。</w:t>
+      </w:r>
+      <w:r>
+        <w:t>E34</w:t>
+      </w:r>
+      <w:r>
+        <w:t>仅使用太平洋扇区的</w:t>
+      </w:r>
+      <w:r>
+        <w:t>PNA</w:t>
+      </w:r>
+      <w:r>
+        <w:t>和大西洋扇区的</w:t>
+      </w:r>
+      <w:r>
+        <w:t>NAO</w:t>
+      </w:r>
+      <w:r>
+        <w:t>，完全排除</w:t>
+      </w:r>
+      <w:r>
+        <w:t>AO</w:t>
+      </w:r>
+      <w:r>
+        <w:t>的全域覆盖混淆，是唯一不含任何全域大气指数的纯粹跨扇区双变量配置。若</w:t>
+      </w:r>
+      <w:r>
+        <w:t>PNA+NAO</w:t>
+      </w:r>
+      <w:r>
+        <w:t>组合显著优于各自单独使用（</w:t>
+      </w:r>
+      <w:r>
+        <w:t>E10/PNA=0.5089, E8/NAO=0.5192</w:t>
+      </w:r>
+      <w:r>
+        <w:t>），则跨扇区互补假说成立；若组合性能不升反降，则表明</w:t>
+      </w:r>
+      <w:r>
+        <w:t>PNA</w:t>
+      </w:r>
+      <w:r>
+        <w:t>与</w:t>
+      </w:r>
+      <w:r>
+        <w:t>NAO</w:t>
+      </w:r>
+      <w:r>
+        <w:t>的大气遥相关信号存在跨洋盆信息冗余</w:t>
       </w:r>
       <w:r>
         <w:t>——</w:t>
       </w:r>
       <w:r>
-        <w:t>来自不同地理扇区的大气遥相关型在物理上承载着关于海冰变化的独立信息，其联合使用可产生信息增益。若两者差异不显著甚至反转，即同扇区优于跨扇区，则表明信息冗余是主导因素</w:t>
-      </w:r>
-      <w:r>
-        <w:t>——</w:t>
-      </w:r>
-      <w:r>
-        <w:t>大气遥相关型的半球尺度共线性，如</w:t>
-      </w:r>
-      <w:r>
-        <w:t>AO</w:t>
+        <w:t>尽管两者分属不同地理扇区，但可能通过行星波列的半球尺度耦合而共享大量方差。</w:t>
+      </w:r>
+    </w:p>
+    <w:p>
+      <w:pPr>
+        <w:ind w:firstLine="360"/>
+      </w:pPr>
+      <w:r>
+        <w:t>E17/SST+Nino3.4</w:t>
       </w:r>
       <w:r>
         <w:t>与</w:t>
       </w:r>
       <w:r>
-        <w:t>NAO</w:t>
-      </w:r>
-      <w:r>
-        <w:t>的月尺度相关系数约</w:t>
-      </w:r>
-      <w:r>
-        <w:t>0.7</w:t>
-      </w:r>
-      <w:r>
-        <w:t>，限制了组合使用的边际收益。</w:t>
-      </w:r>
-    </w:p>
-    <w:p>
-      <w:r>
-        <w:t xml:space="preserve">E34/PNA+NAO（跨太平洋-大西洋扇区、不含AO）是对跨扇区互补假说最纯粹的检验。此前E23/AO+PNA虽为跨扇区配置，但AO作为全域指数同时参与两个扇区的大气环流表征，其全域覆盖效应使PNA和NAO各自的独立贡献无法被分离量化。E34仅使用太平洋扇区的PNA和大西洋扇区的NAO，完全排除AO的全域覆盖混淆，是唯一不含任何全域大气指数的纯粹跨扇区双变量配置。若PNA+NAO组合显著优于各自单独使用（E10/PNA=0.5089, E8/NAO=0.5192），则跨扇区互补假说成立；若组合性能不升反降，则表明PNA与NAO的大气遥相关信号存在跨洋盆信息冗余——尽管两者分属不同地理扇区，但可能通过行星波列的半球尺度耦合而共享大量方差。</w:t>
-      </w:r>
-    </w:p>
-    <w:p>
-      <w:pPr>
-        <w:ind w:firstLine="360"/>
-      </w:pPr>
-      <w:r>
-        <w:t>E17/SST+Nino3.4</w:t>
+        <w:t>E24/AO+NAO+PNA</w:t>
+      </w:r>
+      <w:r>
+        <w:t>大气全扇区的对比则直接比较</w:t>
+      </w:r>
+      <w:r>
+        <w:t>"</w:t>
+      </w:r>
+      <w:r>
+        <w:t>海洋热力强迫记忆</w:t>
+      </w:r>
+      <w:r>
+        <w:t>"</w:t>
       </w:r>
       <w:r>
         <w:t>与</w:t>
       </w:r>
       <w:r>
-        <w:t>E24/AO+NAO+PNA</w:t>
-      </w:r>
-      <w:r>
-        <w:t>大气全扇区的对比则直接比较</w:t>
-      </w:r>
-      <w:r>
         <w:t>"</w:t>
       </w:r>
       <w:r>
-        <w:t>海洋热力强迫记忆</w:t>
+        <w:t>大气环流全扇区信息</w:t>
       </w:r>
       <w:r>
         <w:t>"</w:t>
       </w:r>
       <w:r>
-        <w:t>与</w:t>
-      </w:r>
-      <w:r>
-        <w:t>"</w:t>
-      </w:r>
-      <w:r>
-        <w:t>大气环流全扇区信息</w:t>
-      </w:r>
-      <w:r>
-        <w:t>"</w:t>
-      </w:r>
-      <w:r>
         <w:t>两种信息源对</w:t>
       </w:r>
       <w:r>
         <w:t xml:space="preserve">12 </w:t>
       </w:r>
-      <w:r>
-        <w:t>个月预测任务的相对价值。考虑到海洋热力变量的记忆时间</w:t>
+      <w:proofErr w:type="gramStart"/>
+      <w:r>
+        <w:t>个月预测</w:t>
+      </w:r>
+      <w:proofErr w:type="gramEnd"/>
+      <w:r>
+        <w:t>任务的相对价值。考虑到海洋热力变量的记忆时间</w:t>
       </w:r>
       <w:r>
         <w:t>3–6</w:t>
@@ -4498,12 +4982,46 @@
         <w:ind w:firstLine="360"/>
       </w:pPr>
       <w:r>
-        <w:t>消融验证采用反向逻辑：从全五变量组合E19中逐个移除单一指数，通过比较移除前后的性能变化反向确认各变量在多变量信息环境中的边际必要性。若移除某变量导致性能显著下降，则表明该变量提供了其他变量无法替代的独特信息；若移除后性能反而改善，则表明该变量在全变量组合中引入了净噪声。共设计5个实验，覆盖全部五个指数的逐一移除（表3.3）。其中E33（All−AO）为补做实验，使消融矩阵实现完整的五变量全覆盖。</w:t>
-      </w:r>
-      <w:r/>
-      <w:r/>
-      <w:r/>
-      <w:r/>
+        <w:t>消融验证采用反向逻辑：</w:t>
+      </w:r>
+      <w:proofErr w:type="gramStart"/>
+      <w:r>
+        <w:t>从全五变量</w:t>
+      </w:r>
+      <w:proofErr w:type="gramEnd"/>
+      <w:r>
+        <w:t>组合</w:t>
+      </w:r>
+      <w:r>
+        <w:t>E19</w:t>
+      </w:r>
+      <w:r>
+        <w:t>中逐个移除单一指数，通过比较移除前后的性能变化反向确认各变量在多变量信息环境中的边际必要性。若移除某变量导致性能显著下降，则表明该变量提供了其他变量无法替代的独特信息；若移除后性能反而改善，则表明该变量在全变量组合中引入了净噪声。共设计</w:t>
+      </w:r>
+      <w:r>
+        <w:t>5</w:t>
+      </w:r>
+      <w:r>
+        <w:t>个实验，覆盖全部五个指数的逐一移除（表</w:t>
+      </w:r>
+      <w:r>
+        <w:t>3.3</w:t>
+      </w:r>
+      <w:r>
+        <w:t>）。其中</w:t>
+      </w:r>
+      <w:r>
+        <w:t>E33</w:t>
+      </w:r>
+      <w:r>
+        <w:t>（</w:t>
+      </w:r>
+      <w:r>
+        <w:t>All−AO</w:t>
+      </w:r>
+      <w:r>
+        <w:t>）为补做实验，使消融矩阵实现完整的五变量全覆盖。</w:t>
+      </w:r>
     </w:p>
     <w:p>
       <w:pPr>
@@ -4825,8 +5343,11 @@
             <w:tcW w:w="1347" w:type="pct"/>
           </w:tcPr>
           <w:p>
-            <w:r>
-              <w:t xml:space="preserve">E33</w:t>
+            <w:pPr>
+              <w:ind w:firstLine="360"/>
+            </w:pPr>
+            <w:r>
+              <w:t>E33</w:t>
             </w:r>
           </w:p>
         </w:tc>
@@ -4835,8 +5356,14 @@
             <w:tcW w:w="1977" w:type="pct"/>
           </w:tcPr>
           <w:p>
-            <w:r>
-              <w:t xml:space="preserve">全 − AO</w:t>
+            <w:pPr>
+              <w:ind w:firstLine="360"/>
+            </w:pPr>
+            <w:r>
+              <w:t>全</w:t>
+            </w:r>
+            <w:r>
+              <w:t xml:space="preserve"> − AO</w:t>
             </w:r>
           </w:p>
         </w:tc>
@@ -4845,8 +5372,11 @@
             <w:tcW w:w="1676" w:type="pct"/>
           </w:tcPr>
           <w:p>
-            <w:r>
-              <w:t xml:space="preserve">AO</w:t>
+            <w:pPr>
+              <w:ind w:firstLine="360"/>
+            </w:pPr>
+            <w:r>
+              <w:t>AO</w:t>
             </w:r>
           </w:p>
         </w:tc>
@@ -4862,28 +5392,88 @@
         <w:ind w:firstLine="360"/>
       </w:pPr>
       <w:r>
-        <w:t>消融验证与单变量增量实验构成互补的交叉验证逻辑链条。以AO为例：若E14/AO单独加入产生正向增益（Δ=−0.0106），但E33/从全变量中移除AO后性能同样改善（Δ=−0.0104）且幅度近乎相等，则表明AO所承载的海冰相关信息可被其他四个指数（SST、NAO、PNA、Nino3.4）完全等效替代——AO的半球尺度覆盖虽使其单独使用时成为有效的信息浓缩通道，但在多变量环境中其信号被分解至空间覆盖更精确、物理机制更专一的其他指数，自身蜕变为纯冗余噪声。</w:t>
-      </w:r>
-      <w:r/>
-      <w:r/>
-      <w:r/>
-      <w:r/>
-      <w:r/>
-      <w:r/>
-      <w:r/>
-      <w:r/>
-      <w:r/>
-      <w:r/>
-      <w:r/>
-      <w:r/>
-      <w:r/>
-      <w:r/>
-      <w:r/>
-      <w:r/>
-      <w:r/>
-      <w:r/>
-      <w:r/>
-      <w:r/>
+        <w:t>消融验证与单变量增量实验构成互补的交叉验证逻辑链条。以</w:t>
+      </w:r>
+      <w:r>
+        <w:t>AO</w:t>
+      </w:r>
+      <w:r>
+        <w:t>为例：若</w:t>
+      </w:r>
+      <w:r>
+        <w:t>E14/AO</w:t>
+      </w:r>
+      <w:r>
+        <w:t>单独加入产生正向增益（</w:t>
+      </w:r>
+      <w:r>
+        <w:t>Δ=−0.0106</w:t>
+      </w:r>
+      <w:r>
+        <w:t>），但</w:t>
+      </w:r>
+      <w:r>
+        <w:t>E33/</w:t>
+      </w:r>
+      <w:r>
+        <w:t>从全变量中移除</w:t>
+      </w:r>
+      <w:r>
+        <w:t>AO</w:t>
+      </w:r>
+      <w:r>
+        <w:t>后性能同样改善（</w:t>
+      </w:r>
+      <w:r>
+        <w:t>Δ=−0.0104</w:t>
+      </w:r>
+      <w:r>
+        <w:t>）且幅度近乎相等，则表明</w:t>
+      </w:r>
+      <w:r>
+        <w:t>AO</w:t>
+      </w:r>
+      <w:r>
+        <w:t>所承载的海冰相关信息可被其他四个指数（</w:t>
+      </w:r>
+      <w:r>
+        <w:t>SST</w:t>
+      </w:r>
+      <w:r>
+        <w:t>、</w:t>
+      </w:r>
+      <w:r>
+        <w:t>NAO</w:t>
+      </w:r>
+      <w:r>
+        <w:t>、</w:t>
+      </w:r>
+      <w:r>
+        <w:t>PNA</w:t>
+      </w:r>
+      <w:r>
+        <w:t>、</w:t>
+      </w:r>
+      <w:r>
+        <w:t>Nino3.4</w:t>
+      </w:r>
+      <w:r>
+        <w:t>）完全等效替代</w:t>
+      </w:r>
+      <w:r>
+        <w:t>——AO</w:t>
+      </w:r>
+      <w:r>
+        <w:t>的半球尺度覆盖虽使其单独使用时成为有效的信息浓缩通道，但在多变量环境中其信号被分解</w:t>
+      </w:r>
+      <w:proofErr w:type="gramStart"/>
+      <w:r>
+        <w:t>至空间</w:t>
+      </w:r>
+      <w:proofErr w:type="gramEnd"/>
+      <w:r>
+        <w:t>覆盖更精确、物理机制更专一的其他指数，自身蜕变为纯冗余噪声。</w:t>
+      </w:r>
     </w:p>
     <w:p>
       <w:pPr>
@@ -4907,7 +5497,15 @@
         <w:t>——</w:t>
       </w:r>
       <w:r>
-        <w:t>太平洋扇区的白令海和楚科奇海主要由北太平洋风场驱动，大西洋扇区的巴伦支海和喀拉海主要受大西洋向极热量输送控制，中北冰洋则更多由局地热力学过程和海冰内部惯性主导。全北极总面积的空间平均操作可能使不同海域对气候指数的异质性响应在求和过程中正负相抵，从而系统性地低估气候指数在区域预测中的真实价值。空间异质性实验设计的直接目标是检验</w:t>
+        <w:t>太平洋扇区的白令海和楚科奇海主要由北太平洋风场驱动，大西洋扇区的巴伦支海和喀拉海主要受大西洋向</w:t>
+      </w:r>
+      <w:proofErr w:type="gramStart"/>
+      <w:r>
+        <w:t>极</w:t>
+      </w:r>
+      <w:proofErr w:type="gramEnd"/>
+      <w:r>
+        <w:t>热量输送控制，中北冰洋则更多由局地热力学过程和海冰内部惯性主导。全北极总面积的空间平均操作可能使不同海域对气候指数的异质性响应在求和过程中正负相抵，从而系统性地低估气候指数在区域预测中的真实价值。空间异质性实验设计的直接目标是检验</w:t>
       </w:r>
       <w:r>
         <w:t>"</w:t>
@@ -4957,7 +5555,15 @@
         <w:ind w:firstLine="360"/>
       </w:pPr>
       <w:r>
-        <w:t>选取七个关键北极海域作为独立预测目标，为每个海域设计三个实验：纯冰基线不含气候指数、匹配指数实验即气候指数与海域属于同一物理扇区、不匹配指数实验即气候指数来自不同扇区。实验矩阵见表</w:t>
+        <w:t>选取七个关键北极海域作为独立预测目标，为每个海域设计三个实验：</w:t>
+      </w:r>
+      <w:proofErr w:type="gramStart"/>
+      <w:r>
+        <w:t>纯冰基线</w:t>
+      </w:r>
+      <w:proofErr w:type="gramEnd"/>
+      <w:r>
+        <w:t>不含气候指数、匹配指数实验即气候指数与海域属于同一物理扇区、不匹配指数实验即气候指数来自不同扇区。实验矩阵见表</w:t>
       </w:r>
       <w:r>
         <w:t>3.4</w:t>
@@ -5009,6 +5615,7 @@
               <w:rPr>
                 <w:sz w:val="16"/>
               </w:rPr>
+              <w:lastRenderedPageBreak/>
               <w:t>实验</w:t>
             </w:r>
             <w:r>
@@ -5451,14 +6058,7 @@
               <w:rPr>
                 <w:sz w:val="16"/>
               </w:rPr>
-              <w:t>大西洋扇区应对巴伦支海</w:t>
-            </w:r>
-            <w:r>
-              <w:rPr>
-                <w:sz w:val="16"/>
-              </w:rPr>
-              <w:lastRenderedPageBreak/>
-              <w:t>增益最大</w:t>
+              <w:t>大西洋扇区应对巴伦支海增益最大</w:t>
             </w:r>
           </w:p>
         </w:tc>
@@ -5476,7 +6076,6 @@
               <w:rPr>
                 <w:sz w:val="16"/>
               </w:rPr>
-              <w:lastRenderedPageBreak/>
               <w:t>E30/E30a/E30b</w:t>
             </w:r>
           </w:p>
@@ -6087,20 +6686,45 @@
       <w:r>
         <w:t>构成过度正则化，从而系统性低估气候指数在区域预测中的潜在价值。为此，本研究在第四阶段实验完成后，对七个海域各自的最优辅助变量配置，选取统一超参数下表现最优的组合进行独立贝叶斯优化，调优参数空间涵盖辅助编码器学习率、权重衰减、辅助序列长度即</w:t>
       </w:r>
+      <w:proofErr w:type="spellStart"/>
       <w:r>
         <w:t>aux_seq_len</w:t>
       </w:r>
-      <w:r>
-        <w:t>、辅助隐藏层维度即</w:t>
-      </w:r>
+      <w:proofErr w:type="spellEnd"/>
+      <w:r>
+        <w:t>、辅助</w:t>
+      </w:r>
+      <w:proofErr w:type="gramStart"/>
+      <w:r>
+        <w:t>隐藏层维度</w:t>
+      </w:r>
+      <w:proofErr w:type="gramEnd"/>
+      <w:r>
+        <w:t>即</w:t>
+      </w:r>
+      <w:proofErr w:type="spellStart"/>
       <w:r>
         <w:t>aux_hidden</w:t>
       </w:r>
-      <w:r>
-        <w:t>和辅助丢失率五个关键超</w:t>
-      </w:r>
-      <w:r>
-        <w:t>参数。独立调参的结果在</w:t>
+      <w:proofErr w:type="spellEnd"/>
+      <w:r>
+        <w:t>和辅助丢失率五个</w:t>
+      </w:r>
+      <w:proofErr w:type="gramStart"/>
+      <w:r>
+        <w:t>关键超</w:t>
+      </w:r>
+      <w:proofErr w:type="gramEnd"/>
+      <w:r>
+        <w:t>参数。</w:t>
+      </w:r>
+      <w:proofErr w:type="gramStart"/>
+      <w:r>
+        <w:t>独立调参的</w:t>
+      </w:r>
+      <w:proofErr w:type="gramEnd"/>
+      <w:r>
+        <w:t>结果在</w:t>
       </w:r>
       <w:r>
         <w:t>§3.3</w:t>
@@ -6156,8 +6780,13 @@
       <w:r>
         <w:t xml:space="preserve">5 </w:t>
       </w:r>
-      <w:r>
-        <w:t>个不同随机种子的模型，取</w:t>
+      <w:proofErr w:type="gramStart"/>
+      <w:r>
+        <w:t>个</w:t>
+      </w:r>
+      <w:proofErr w:type="gramEnd"/>
+      <w:r>
+        <w:t>不同随机种子的模型，取</w:t>
       </w:r>
       <w:r>
         <w:t>5</w:t>
@@ -6186,8 +6815,13 @@
       <w:r>
         <w:t>Bootstrap</w:t>
       </w:r>
-      <w:r>
-        <w:t>重采样方法</w:t>
+      <w:proofErr w:type="gramStart"/>
+      <w:r>
+        <w:t>重采</w:t>
+      </w:r>
+      <w:proofErr w:type="gramEnd"/>
+      <w:r>
+        <w:t>样方法</w:t>
       </w:r>
       <w:r>
         <w:t>10,000</w:t>
@@ -6218,8 +6852,13 @@
       <w:r>
         <w:t>12</w:t>
       </w:r>
-      <w:r>
-        <w:t>月分组统计</w:t>
+      <w:proofErr w:type="gramStart"/>
+      <w:r>
+        <w:t>月分</w:t>
+      </w:r>
+      <w:proofErr w:type="gramEnd"/>
+      <w:r>
+        <w:t>组统计</w:t>
       </w:r>
       <w:r>
         <w:t>RMSE</w:t>
@@ -6242,8 +6881,13 @@
       <w:r>
         <w:t xml:space="preserve">12 </w:t>
       </w:r>
-      <w:r>
-        <w:t>个月滑动窗口生成的测试样本中，不同样本的同一超前步长对应不同的目标日历月份，例如以</w:t>
+      <w:proofErr w:type="gramStart"/>
+      <w:r>
+        <w:t>个</w:t>
+      </w:r>
+      <w:proofErr w:type="gramEnd"/>
+      <w:r>
+        <w:t>月滑动窗口生成的测试样本中，不同样本的同一超前步长对应不同的目标日历月份，例如以</w:t>
       </w:r>
       <w:r>
         <w:t>1</w:t>
@@ -6279,7 +6923,11 @@
         <w:t>8</w:t>
       </w:r>
       <w:r>
-        <w:t>月，按步长平均会混合不同月份的海冰季节特征，导致逐月预测技能差异被系统性抹平。按目标日历月份分组后再统计平均</w:t>
+        <w:t>月，按步长平均会混合不同月份的海冰季节特征，导致逐月预测技能差异被系统性抹平。按目标日历</w:t>
+      </w:r>
+      <w:r>
+        <w:lastRenderedPageBreak/>
+        <w:t>月份分组后再统计平均</w:t>
       </w:r>
       <w:r>
         <w:t>RMSE</w:t>
@@ -6301,9 +6949,11 @@
       <w:r>
         <w:t>线性回归、</w:t>
       </w:r>
+      <w:proofErr w:type="spellStart"/>
       <w:r>
         <w:t>SimpleRNN</w:t>
       </w:r>
+      <w:proofErr w:type="spellEnd"/>
       <w:r>
         <w:t>与</w:t>
       </w:r>
@@ -6351,9 +7001,11 @@
       <w:r>
         <w:t>参数，绿色方块为</w:t>
       </w:r>
+      <w:proofErr w:type="spellStart"/>
       <w:r>
         <w:t>SimpleRNN</w:t>
       </w:r>
+      <w:proofErr w:type="spellEnd"/>
       <w:r>
         <w:t>，深蓝圆点为</w:t>
       </w:r>
@@ -6393,9 +7045,11 @@
       <w:r>
         <w:t>和</w:t>
       </w:r>
+      <w:proofErr w:type="spellStart"/>
       <w:r>
         <w:t>SimpleRNN</w:t>
       </w:r>
+      <w:proofErr w:type="spellEnd"/>
       <w:r>
         <w:t>：</w:t>
       </w:r>
@@ -6414,12 +7068,19 @@
       <w:r>
         <w:t>0.5236</w:t>
       </w:r>
-      <w:r>
-        <w:t>百万平方公里，低于</w:t>
-      </w:r>
+      <w:proofErr w:type="gramStart"/>
+      <w:r>
+        <w:t>百万</w:t>
+      </w:r>
+      <w:proofErr w:type="gramEnd"/>
+      <w:r>
+        <w:t>平方公里，低于</w:t>
+      </w:r>
+      <w:proofErr w:type="spellStart"/>
       <w:r>
         <w:t>SimpleRNN</w:t>
       </w:r>
+      <w:proofErr w:type="spellEnd"/>
       <w:r>
         <w:t>的</w:t>
       </w:r>
@@ -6529,11 +7190,7 @@
         <w:t>5</w:t>
       </w:r>
       <w:r>
-        <w:t>种子的标准差范围，</w:t>
-      </w:r>
-      <w:r>
-        <w:lastRenderedPageBreak/>
-        <w:t>消融季的标准差最大</w:t>
+        <w:t>种子的标准差范围，消融季的标准差最大</w:t>
       </w:r>
       <w:r>
         <w:t>7</w:t>
@@ -6545,7 +7202,15 @@
         <w:t>±0.05</w:t>
       </w:r>
       <w:r>
-        <w:t>，反映了消融季预测对随机初始化种子的敏感度高于冬季。</w:t>
+        <w:t>，反映了消融</w:t>
+      </w:r>
+      <w:proofErr w:type="gramStart"/>
+      <w:r>
+        <w:t>季预测</w:t>
+      </w:r>
+      <w:proofErr w:type="gramEnd"/>
+      <w:r>
+        <w:t>对随机初始化种子的敏感度高于冬季。</w:t>
       </w:r>
     </w:p>
     <w:p>
@@ -6635,8 +7300,13 @@
       <w:r>
         <w:t>14.8</w:t>
       </w:r>
-      <w:r>
-        <w:t>百万平方公里和</w:t>
+      <w:proofErr w:type="gramStart"/>
+      <w:r>
+        <w:t>百万</w:t>
+      </w:r>
+      <w:proofErr w:type="gramEnd"/>
+      <w:r>
+        <w:t>平方公里和</w:t>
       </w:r>
       <w:r>
         <w:t>9</w:t>
@@ -6647,14 +7317,24 @@
       <w:r>
         <w:t>5.0</w:t>
       </w:r>
-      <w:r>
-        <w:t>百万平方公里均被精确捕捉，预测偏差小于</w:t>
+      <w:proofErr w:type="gramStart"/>
+      <w:r>
+        <w:t>百万</w:t>
+      </w:r>
+      <w:proofErr w:type="gramEnd"/>
+      <w:r>
+        <w:t>平方公里均被精确捕捉，预测偏差小于</w:t>
       </w:r>
       <w:r>
         <w:t>0.2</w:t>
       </w:r>
-      <w:r>
-        <w:t>百万平方公里。图</w:t>
+      <w:proofErr w:type="gramStart"/>
+      <w:r>
+        <w:t>百万</w:t>
+      </w:r>
+      <w:proofErr w:type="gramEnd"/>
+      <w:r>
+        <w:t>平方公里。图</w:t>
       </w:r>
       <w:r>
         <w:t>3.2b</w:t>
@@ -6732,7 +7412,15 @@
         <w:t>RMSE = 0.5236</w:t>
       </w:r>
       <w:r>
-        <w:t>。冬低夏高的</w:t>
+        <w:t>。冬</w:t>
+      </w:r>
+      <w:proofErr w:type="gramStart"/>
+      <w:r>
+        <w:t>低夏高</w:t>
+      </w:r>
+      <w:proofErr w:type="gramEnd"/>
+      <w:r>
+        <w:t>的</w:t>
       </w:r>
       <w:r>
         <w:t>RMSE</w:t>
@@ -6809,8 +7497,13 @@
       <w:r>
         <w:t>0.5236</w:t>
       </w:r>
-      <w:r>
-        <w:t>百万平方公里，各种子均值</w:t>
+      <w:proofErr w:type="gramStart"/>
+      <w:r>
+        <w:t>百万</w:t>
+      </w:r>
+      <w:proofErr w:type="gramEnd"/>
+      <w:r>
+        <w:t>平方公里，各种子均值</w:t>
       </w:r>
       <w:r>
         <w:t>0.5319 ± 0.0115</w:t>
@@ -6828,13 +7521,21 @@
         <w:t>0.9798</w:t>
       </w:r>
       <w:r>
-        <w:t>。这一结果表明，仅依赖海冰面积自身</w:t>
+        <w:t>。这</w:t>
+      </w:r>
+      <w:r>
+        <w:t>一结果表明，仅依赖海冰面积自身</w:t>
       </w:r>
       <w:r>
         <w:t xml:space="preserve">12 </w:t>
       </w:r>
-      <w:r>
-        <w:t>个月的历史信息，</w:t>
+      <w:proofErr w:type="gramStart"/>
+      <w:r>
+        <w:t>个</w:t>
+      </w:r>
+      <w:proofErr w:type="gramEnd"/>
+      <w:r>
+        <w:t>月的历史信息，</w:t>
       </w:r>
       <w:r>
         <w:t>LSTM</w:t>
@@ -6851,8 +7552,13 @@
       <w:r>
         <w:t xml:space="preserve">12 </w:t>
       </w:r>
-      <w:r>
-        <w:t>个月的海冰面积演变，构成了一个稳健的基准性能。</w:t>
+      <w:proofErr w:type="gramStart"/>
+      <w:r>
+        <w:t>个</w:t>
+      </w:r>
+      <w:proofErr w:type="gramEnd"/>
+      <w:r>
+        <w:t>月的海冰面积演变，构成了一个稳健的基准性能。</w:t>
       </w:r>
     </w:p>
     <w:p>
@@ -6861,7 +7567,111 @@
         <w:ind w:firstLine="360"/>
       </w:pPr>
       <w:r>
-        <w:t>各气候指数独立加入双编码器辅助编码器后的性能变化表明：第一，四个具有完整1979年起时间覆盖的大气环流指数（AO、NAO、PNA）和热带海洋指数（Nino3.4）单独加入均产生了正向的增量预测增益。SST因数据起始于1981年9月，其单变量实验需同时引入缺失值掩码通道——这种"信号+掩码"的混合输入使SST的独立边际贡献无法与其他四个指数进行公平的"仅信号"比较，故未纳入单变量增量阶段，其影响通过消融实验（E22）间接评估</w:t>
+        <w:t>各气候指数独立加入双编码器辅助编码器后的性能变化表明：第一，四个具有完整</w:t>
+      </w:r>
+      <w:r>
+        <w:t>1979</w:t>
+      </w:r>
+      <w:r>
+        <w:t>年起时间覆盖的大气环流指数（</w:t>
+      </w:r>
+      <w:r>
+        <w:t>AO</w:t>
+      </w:r>
+      <w:r>
+        <w:t>、</w:t>
+      </w:r>
+      <w:r>
+        <w:t>NAO</w:t>
+      </w:r>
+      <w:r>
+        <w:t>、</w:t>
+      </w:r>
+      <w:r>
+        <w:t>PNA</w:t>
+      </w:r>
+      <w:r>
+        <w:t>）和热带海洋指数（</w:t>
+      </w:r>
+      <w:r>
+        <w:t>Nino3.4</w:t>
+      </w:r>
+      <w:r>
+        <w:t>）单独加入均产生了正向的增量预测增益。</w:t>
+      </w:r>
+      <w:r>
+        <w:t>SST</w:t>
+      </w:r>
+      <w:r>
+        <w:t>因数据起始于</w:t>
+      </w:r>
+      <w:r>
+        <w:t>1981</w:t>
+      </w:r>
+      <w:r>
+        <w:t>年</w:t>
+      </w:r>
+      <w:r>
+        <w:t>9</w:t>
+      </w:r>
+      <w:r>
+        <w:t>月，其单变量实验需同时引入</w:t>
+      </w:r>
+      <w:proofErr w:type="gramStart"/>
+      <w:r>
+        <w:t>缺失值掩码</w:t>
+      </w:r>
+      <w:proofErr w:type="gramEnd"/>
+      <w:r>
+        <w:t>通道</w:t>
+      </w:r>
+      <w:r>
+        <w:t>——</w:t>
+      </w:r>
+      <w:r>
+        <w:t>这种</w:t>
+      </w:r>
+      <w:r>
+        <w:t>"</w:t>
+      </w:r>
+      <w:r>
+        <w:t>信号</w:t>
+      </w:r>
+      <w:r>
+        <w:t>+</w:t>
+      </w:r>
+      <w:r>
+        <w:t>掩码</w:t>
+      </w:r>
+      <w:r>
+        <w:t>"</w:t>
+      </w:r>
+      <w:r>
+        <w:t>的混合输入使</w:t>
+      </w:r>
+      <w:r>
+        <w:t>SST</w:t>
+      </w:r>
+      <w:r>
+        <w:t>的独立边际贡献无法与其他四个指数进行公平的</w:t>
+      </w:r>
+      <w:r>
+        <w:t>"</w:t>
+      </w:r>
+      <w:r>
+        <w:t>仅信号</w:t>
+      </w:r>
+      <w:r>
+        <w:t>"</w:t>
+      </w:r>
+      <w:r>
+        <w:t>比较，故未纳入单变量增量阶段，其影响通过消融实验（</w:t>
+      </w:r>
+      <w:r>
+        <w:t>E22</w:t>
+      </w:r>
+      <w:r>
+        <w:t>）间接评估</w:t>
       </w:r>
       <w:r>
         <w:t>ΔRMSE</w:t>
@@ -6903,7 +7713,15 @@
         <w:t>PNA</w:t>
       </w:r>
       <w:r>
-        <w:t>是最佳单变量，集成</w:t>
+        <w:t>是</w:t>
+      </w:r>
+      <w:proofErr w:type="gramStart"/>
+      <w:r>
+        <w:t>最佳单</w:t>
+      </w:r>
+      <w:proofErr w:type="gramEnd"/>
+      <w:r>
+        <w:t>变量，集成</w:t>
       </w:r>
       <w:r>
         <w:t>RMSE=0.5089/Δ=−0.0147/</w:t>
@@ -6915,8 +7733,13 @@
         <w:t>2.81%</w:t>
       </w:r>
       <w:r>
-        <w:t>，其次为北极涛动</w:t>
-      </w:r>
+        <w:t>，其次为</w:t>
+      </w:r>
+      <w:proofErr w:type="gramStart"/>
+      <w:r>
+        <w:t>北极涛动</w:t>
+      </w:r>
+      <w:proofErr w:type="gramEnd"/>
       <w:r>
         <w:t>AO</w:t>
       </w:r>
@@ -6993,10 +7816,7 @@
         <w:t>PNA</w:t>
       </w:r>
       <w:r>
-        <w:t>直接调控阿留申低压强度，后者是白令海和楚科奇海海冰变异的主要大</w:t>
-      </w:r>
-      <w:r>
-        <w:t>气驱动因子。</w:t>
+        <w:t>直接调控阿留申低压强度，后者是白令海和楚科奇海海冰变异的主要大气驱动因子。</w:t>
       </w:r>
     </w:p>
     <w:p>
@@ -7064,7 +7884,15 @@
         <w:t>1981</w:t>
       </w:r>
       <w:r>
-        <w:t>年前缺失值掩码引入了额外的噪声通道。</w:t>
+        <w:t>年前</w:t>
+      </w:r>
+      <w:proofErr w:type="gramStart"/>
+      <w:r>
+        <w:t>缺失值掩码</w:t>
+      </w:r>
+      <w:proofErr w:type="gramEnd"/>
+      <w:r>
+        <w:t>引入了额外的噪声通道。</w:t>
       </w:r>
     </w:p>
     <w:p>
@@ -7148,13 +7976,22 @@
         <w:t>RMSE 5</w:t>
       </w:r>
       <w:r>
-        <w:t>种子平均与纯冰基线</w:t>
-      </w:r>
+        <w:t>种子平均</w:t>
+      </w:r>
+      <w:proofErr w:type="gramStart"/>
+      <w:r>
+        <w:t>与纯冰基线</w:t>
+      </w:r>
+      <w:proofErr w:type="gramEnd"/>
       <w:r>
         <w:t>E1</w:t>
       </w:r>
       <w:r>
-        <w:t>的对比。柱状图按</w:t>
+        <w:t>的对比。</w:t>
+      </w:r>
+      <w:r>
+        <w:lastRenderedPageBreak/>
+        <w:t>柱状图按</w:t>
       </w:r>
       <w:r>
         <w:t>RMSE</w:t>
@@ -7166,7 +8003,15 @@
         <w:t>PNA/E10, 0.5089</w:t>
       </w:r>
       <w:r>
-        <w:t>为最佳单变量，</w:t>
+        <w:t>为</w:t>
+      </w:r>
+      <w:proofErr w:type="gramStart"/>
+      <w:r>
+        <w:t>最佳单</w:t>
+      </w:r>
+      <w:proofErr w:type="gramEnd"/>
+      <w:r>
+        <w:t>变量，</w:t>
       </w:r>
       <w:r>
         <w:t>RMSE</w:t>
@@ -7177,8 +8022,13 @@
       <w:r>
         <w:t>0.0147</w:t>
       </w:r>
-      <w:r>
-        <w:t>百万平方公里，改善</w:t>
+      <w:proofErr w:type="gramStart"/>
+      <w:r>
+        <w:t>百万</w:t>
+      </w:r>
+      <w:proofErr w:type="gramEnd"/>
+      <w:r>
+        <w:t>平方公里，改善</w:t>
       </w:r>
       <w:r>
         <w:t>2.81%</w:t>
@@ -7214,8 +8064,13 @@
         <w:t>1%</w:t>
       </w:r>
       <w:r>
-        <w:t>。纯冰基线</w:t>
-      </w:r>
+        <w:t>。</w:t>
+      </w:r>
+      <w:proofErr w:type="gramStart"/>
+      <w:r>
+        <w:t>纯冰基线</w:t>
+      </w:r>
+      <w:proofErr w:type="gramEnd"/>
       <w:r>
         <w:t>E1 0.5236</w:t>
       </w:r>
@@ -7294,34 +8149,99 @@
         <w:ind w:firstLine="360"/>
       </w:pPr>
       <w:r>
-        <w:t>变量组合实验的结果揭示了一个清晰的总体模式：组合并未优于单变量。在8个组合实验中，仅海洋内部组合E17/SST+Nino3.4，集成RMSE=0.5098和大气+海洋组合E18/AO+SST+NAO，集成RMSE=0.5218优于基线E1 0.5236，其余6个组合均接近或劣于基线。全五变量组合E19的集成RMSE为0.5243，与纯冰基线0.5236几乎无差异，Δ=+0.0007，投入全部五个气候指数后预测精度未获得净提升。</w:t>
-      </w:r>
-      <w:r/>
-      <w:r/>
-      <w:r/>
-      <w:r/>
-      <w:r/>
-      <w:r/>
-      <w:r/>
-      <w:r/>
-      <w:r/>
-      <w:r/>
-      <w:r/>
-      <w:r/>
-      <w:r/>
-      <w:r/>
-      <w:r/>
-      <w:r/>
-      <w:r/>
-      <w:r/>
-      <w:r/>
-      <w:r/>
-      <w:r/>
-      <w:r/>
-      <w:r/>
-      <w:r/>
-      <w:r/>
-      <w:r/>
+        <w:t>变量组合实验的结果揭示了一个清晰的总体模式：组合并未优于单变量。在</w:t>
+      </w:r>
+      <w:r>
+        <w:t>8</w:t>
+      </w:r>
+      <w:r>
+        <w:t>个组合实验中，仅海洋内部组合</w:t>
+      </w:r>
+      <w:r>
+        <w:t>E17/SST+Nino3.4</w:t>
+      </w:r>
+      <w:r>
+        <w:t>，集成</w:t>
+      </w:r>
+      <w:r>
+        <w:t>RMSE=0.5098</w:t>
+      </w:r>
+      <w:r>
+        <w:t>和大气</w:t>
+      </w:r>
+      <w:r>
+        <w:t>+</w:t>
+      </w:r>
+      <w:r>
+        <w:t>海洋组合</w:t>
+      </w:r>
+      <w:r>
+        <w:t>E18/AO+SST+NAO</w:t>
+      </w:r>
+      <w:r>
+        <w:t>，集成</w:t>
+      </w:r>
+      <w:r>
+        <w:t>RMSE=0.5218</w:t>
+      </w:r>
+      <w:r>
+        <w:t>优于基线</w:t>
+      </w:r>
+      <w:r>
+        <w:t>E1 0.5236</w:t>
+      </w:r>
+      <w:r>
+        <w:t>，其余</w:t>
+      </w:r>
+      <w:r>
+        <w:t>6</w:t>
+      </w:r>
+      <w:r>
+        <w:t>个组合均接近或劣于基线。</w:t>
+      </w:r>
+      <w:proofErr w:type="gramStart"/>
+      <w:r>
+        <w:t>全五变量</w:t>
+      </w:r>
+      <w:proofErr w:type="gramEnd"/>
+      <w:r>
+        <w:t>组合</w:t>
+      </w:r>
+      <w:r>
+        <w:t>E19</w:t>
+      </w:r>
+      <w:r>
+        <w:t>的集成</w:t>
+      </w:r>
+      <w:r>
+        <w:t>RMSE</w:t>
+      </w:r>
+      <w:r>
+        <w:t>为</w:t>
+      </w:r>
+      <w:r>
+        <w:t>0.5243</w:t>
+      </w:r>
+      <w:r>
+        <w:t>，</w:t>
+      </w:r>
+      <w:proofErr w:type="gramStart"/>
+      <w:r>
+        <w:t>与纯冰基线</w:t>
+      </w:r>
+      <w:proofErr w:type="gramEnd"/>
+      <w:r>
+        <w:t>0.5236</w:t>
+      </w:r>
+      <w:r>
+        <w:t>几乎无差异，</w:t>
+      </w:r>
+      <w:r>
+        <w:t>Δ=+0.0007</w:t>
+      </w:r>
+      <w:r>
+        <w:t>，投入全部五个气候指数后预测精度未获得净提升。</w:t>
+      </w:r>
     </w:p>
     <w:p>
       <w:pPr>
@@ -7364,11 +8284,7 @@
         <w:t>——</w:t>
       </w:r>
       <w:r>
-        <w:t>结</w:t>
-      </w:r>
-      <w:r>
-        <w:lastRenderedPageBreak/>
-        <w:t>果不支持互补假说。两组配置的</w:t>
+        <w:t>结果不支持互补假说。两组配置的</w:t>
       </w:r>
       <w:r>
         <w:t>RMSE</w:t>
@@ -7488,40 +8404,180 @@
         <w:ind w:firstLine="360"/>
       </w:pPr>
       <w:r>
-        <w:t>含AO的任何多变量组合均出现退化或近零增益，E15: 0.5229/E23: 0.5244/E16: 0.5272/E24: 0.5383/E19: 0.5243，而所有不含AO的组合即E17为0.5098、E18为0.5218均不劣于基线。结合E14/AO单独使用时产生Δ=−0.0106正向增益的表现，AO呈现出一种"单独加入时产生正向增益、组合使用时系统性退化"的矛盾行为模式。反向证据更具有决定意义——从全五变量组合中移除AO（E33, 0.5138, Δ=−0.0104）是五个消融实验中改善幅度最大的操作，且移除AO后剩余四变量（SST+NAO+PNA+Nino3.4）的集成RMSE（0.5138）几乎等于AO单独使用时的水平（0.5130），表明其他四个指数联合可近乎完美等效替代AO的全部辅助预测信息。对这种现象的一个合理解释是：AO作为北极全域尺度的大气环流指标，其信号相对于扇区特异性指数PNA和NAO更为弥散，当与其他信息内容高度重叠的指数同时编码时，AO的加入带来的是共线性噪声而非独立信息。</w:t>
-      </w:r>
-      <w:r/>
-      <w:r/>
-      <w:r/>
-      <w:r/>
-      <w:r/>
-      <w:r/>
-      <w:r/>
-      <w:r/>
-      <w:r/>
-      <w:r/>
-      <w:r/>
-      <w:r/>
-      <w:r/>
-      <w:r/>
-      <w:r/>
-      <w:r/>
-      <w:r/>
-      <w:r/>
-      <w:r/>
-      <w:r/>
-      <w:r/>
-      <w:r/>
-      <w:r/>
-      <w:r/>
-      <w:r/>
-      <w:r/>
-      <w:r/>
-      <w:r/>
-      <w:r/>
-      <w:r/>
-      <w:r/>
-      <w:r/>
+        <w:t>含</w:t>
+      </w:r>
+      <w:r>
+        <w:t>AO</w:t>
+      </w:r>
+      <w:r>
+        <w:t>的</w:t>
+      </w:r>
+      <w:proofErr w:type="gramStart"/>
+      <w:r>
+        <w:t>任何多</w:t>
+      </w:r>
+      <w:proofErr w:type="gramEnd"/>
+      <w:r>
+        <w:t>变量组合均出现退化或近零增益，</w:t>
+      </w:r>
+      <w:r>
+        <w:t>E15: 0.5229/E23: 0.5244/E16: 0.5272/E24: 0.5383/E19: 0.5243</w:t>
+      </w:r>
+      <w:r>
+        <w:t>，而所有不含</w:t>
+      </w:r>
+      <w:r>
+        <w:t>AO</w:t>
+      </w:r>
+      <w:r>
+        <w:t>的组合即</w:t>
+      </w:r>
+      <w:r>
+        <w:t>E17</w:t>
+      </w:r>
+      <w:r>
+        <w:t>为</w:t>
+      </w:r>
+      <w:r>
+        <w:t>0.</w:t>
+      </w:r>
+      <w:r>
+        <w:t>5098</w:t>
+      </w:r>
+      <w:r>
+        <w:t>、</w:t>
+      </w:r>
+      <w:r>
+        <w:t>E18</w:t>
+      </w:r>
+      <w:r>
+        <w:t>为</w:t>
+      </w:r>
+      <w:r>
+        <w:t>0.5218</w:t>
+      </w:r>
+      <w:r>
+        <w:t>均不劣于基线。结合</w:t>
+      </w:r>
+      <w:r>
+        <w:t>E14/AO</w:t>
+      </w:r>
+      <w:r>
+        <w:t>单独使用时产生</w:t>
+      </w:r>
+      <w:r>
+        <w:t>Δ=−0.0106</w:t>
+      </w:r>
+      <w:r>
+        <w:t>正向增益的表现，</w:t>
+      </w:r>
+      <w:r>
+        <w:t>AO</w:t>
+      </w:r>
+      <w:r>
+        <w:t>呈现出一种</w:t>
+      </w:r>
+      <w:r>
+        <w:t>"</w:t>
+      </w:r>
+      <w:r>
+        <w:t>单独加入时产生正向增益、组合使用时系统性退化</w:t>
+      </w:r>
+      <w:r>
+        <w:t>"</w:t>
+      </w:r>
+      <w:r>
+        <w:t>的矛盾行为模式。反向证据更具有决定意义</w:t>
+      </w:r>
+      <w:r>
+        <w:t>——</w:t>
+      </w:r>
+      <w:proofErr w:type="gramStart"/>
+      <w:r>
+        <w:t>从全五变量</w:t>
+      </w:r>
+      <w:proofErr w:type="gramEnd"/>
+      <w:r>
+        <w:t>组合中移除</w:t>
+      </w:r>
+      <w:r>
+        <w:t>AO</w:t>
+      </w:r>
+      <w:r>
+        <w:t>（</w:t>
+      </w:r>
+      <w:r>
+        <w:t>E33, 0.5138, Δ=−0.0104</w:t>
+      </w:r>
+      <w:r>
+        <w:t>）是五个消融实验中改善幅度最大的操作，且移除</w:t>
+      </w:r>
+      <w:r>
+        <w:t>AO</w:t>
+      </w:r>
+      <w:r>
+        <w:t>后剩余四变量（</w:t>
+      </w:r>
+      <w:r>
+        <w:t>SST+NAO+PNA+Nino3.4</w:t>
+      </w:r>
+      <w:r>
+        <w:t>）的集成</w:t>
+      </w:r>
+      <w:r>
+        <w:t>RMSE</w:t>
+      </w:r>
+      <w:r>
+        <w:t>（</w:t>
+      </w:r>
+      <w:r>
+        <w:t>0.5138</w:t>
+      </w:r>
+      <w:r>
+        <w:t>）几乎等于</w:t>
+      </w:r>
+      <w:r>
+        <w:t>AO</w:t>
+      </w:r>
+      <w:r>
+        <w:t>单独使用时的水平（</w:t>
+      </w:r>
+      <w:r>
+        <w:t>0.5130</w:t>
+      </w:r>
+      <w:r>
+        <w:t>），表明其他四个指数联合可近乎完美等效替代</w:t>
+      </w:r>
+      <w:r>
+        <w:t>AO</w:t>
+      </w:r>
+      <w:r>
+        <w:t>的全部辅助预测信息。对这种现象的一个合理解释是：</w:t>
+      </w:r>
+      <w:r>
+        <w:t>AO</w:t>
+      </w:r>
+      <w:r>
+        <w:t>作为北极全域尺度的大气环流指标，其信号相对于扇区特异性指数</w:t>
+      </w:r>
+      <w:r>
+        <w:t>PNA</w:t>
+      </w:r>
+      <w:r>
+        <w:t>和</w:t>
+      </w:r>
+      <w:r>
+        <w:t>NAO</w:t>
+      </w:r>
+      <w:r>
+        <w:t>更为弥散，当与其他信息内容高度重叠的指数同时编码时，</w:t>
+      </w:r>
+      <w:r>
+        <w:t>AO</w:t>
+      </w:r>
+      <w:r>
+        <w:t>的加入带来的是共线性噪声而非独立信息。</w:t>
+      </w:r>
     </w:p>
     <w:p>
       <w:pPr>
@@ -7541,7 +8597,15 @@
         <w:t>RMSE=0.5098</w:t>
       </w:r>
       <w:r>
-        <w:t>全部由海洋变量构成，是唯一超过最佳单变量</w:t>
+        <w:t>全部由海洋变量构成，是唯一超过</w:t>
+      </w:r>
+      <w:proofErr w:type="gramStart"/>
+      <w:r>
+        <w:t>最佳单</w:t>
+      </w:r>
+      <w:proofErr w:type="gramEnd"/>
+      <w:r>
+        <w:t>变量</w:t>
       </w:r>
       <w:r>
         <w:t>E10/PNA, 0.5089</w:t>
@@ -7606,13 +8670,174 @@
       <w:r>
         <w:t xml:space="preserve">12 </w:t>
       </w:r>
-      <w:r>
-        <w:t>个月预测时间尺度的辅助信息需求。</w:t>
-      </w:r>
-    </w:p>
-    <w:p>
-      <w:r>
-        <w:t xml:space="preserve">E34/PNA+NAO跨扇区纯组合是全部8个组合实验中表现最差的配置之一（集成RMSE=0.5370, Δ=+0.0134 vs E1），仅略优于全大气三变量组合E24（0.5383），远劣于PNA单独使用（0.5089, 改善2.81%）和NAO单独使用（0.5192, 改善0.84%）。5种子RMSE范围为0.5205–0.5747，标准差达0.0197，为全部Phase 2实验中方差最大者，表明PNA+NAO组合存在严重的训练不稳定性。这一结果构成对“跨扇区互补”假说的直接否定——当排除AO的全域覆盖效应后，仅使用纯粹的太平洋和大西洋扇区大气遥相关型不仅无法产生互补增益，反而引入了严重的冗余噪声。PNA与NAO虽分属不同洋盆扇区，但其大气环流变率在半球尺度上通过行星波列耦合而高度相关——两者均受中纬度西风带强度和极涡位置的共同调控，在月尺度上的信息独立性远低于扇区地理分隔所暗示的水平。</w:t>
+      <w:proofErr w:type="gramStart"/>
+      <w:r>
+        <w:t>个月预测</w:t>
+      </w:r>
+      <w:proofErr w:type="gramEnd"/>
+      <w:r>
+        <w:t>时间尺度的辅助信息需求。</w:t>
+      </w:r>
+    </w:p>
+    <w:p>
+      <w:pPr>
+        <w:ind w:firstLine="360"/>
+      </w:pPr>
+      <w:r>
+        <w:t>E34/PNA+NAO</w:t>
+      </w:r>
+      <w:r>
+        <w:t>跨扇区纯组合是全部</w:t>
+      </w:r>
+      <w:r>
+        <w:t>8</w:t>
+      </w:r>
+      <w:r>
+        <w:t>个组合实验中表现最差的配置之一（集成</w:t>
+      </w:r>
+      <w:r>
+        <w:t>RMSE=0.5370, Δ=+0.0134 vs E1</w:t>
+      </w:r>
+      <w:r>
+        <w:t>），仅略优于全大气三变量组合</w:t>
+      </w:r>
+      <w:r>
+        <w:t>E24</w:t>
+      </w:r>
+      <w:r>
+        <w:t>（</w:t>
+      </w:r>
+      <w:r>
+        <w:t>0.5383</w:t>
+      </w:r>
+      <w:r>
+        <w:t>），远劣于</w:t>
+      </w:r>
+      <w:r>
+        <w:t>PNA</w:t>
+      </w:r>
+      <w:r>
+        <w:t>单独使用（</w:t>
+      </w:r>
+      <w:r>
+        <w:t xml:space="preserve">0.5089, </w:t>
+      </w:r>
+      <w:r>
+        <w:t>改善</w:t>
+      </w:r>
+      <w:r>
+        <w:t>2.81%</w:t>
+      </w:r>
+      <w:r>
+        <w:t>）和</w:t>
+      </w:r>
+      <w:r>
+        <w:t>NAO</w:t>
+      </w:r>
+      <w:r>
+        <w:t>单独使用（</w:t>
+      </w:r>
+      <w:r>
+        <w:t xml:space="preserve">0.5192, </w:t>
+      </w:r>
+      <w:r>
+        <w:t>改善</w:t>
+      </w:r>
+      <w:r>
+        <w:t>0.84%</w:t>
+      </w:r>
+      <w:r>
+        <w:t>）。</w:t>
+      </w:r>
+      <w:r>
+        <w:t>5</w:t>
+      </w:r>
+      <w:r>
+        <w:t>种子</w:t>
+      </w:r>
+      <w:r>
+        <w:t>RMSE</w:t>
+      </w:r>
+      <w:r>
+        <w:t>范围为</w:t>
+      </w:r>
+      <w:r>
+        <w:t>0.5205–0.5747</w:t>
+      </w:r>
+      <w:r>
+        <w:t>，标准差达</w:t>
+      </w:r>
+      <w:r>
+        <w:t>0.0197</w:t>
+      </w:r>
+      <w:r>
+        <w:t>，为全部</w:t>
+      </w:r>
+      <w:r>
+        <w:t>Phase 2</w:t>
+      </w:r>
+      <w:r>
+        <w:t>实验中方差最大者，表明</w:t>
+      </w:r>
+      <w:r>
+        <w:t>PNA+NAO</w:t>
+      </w:r>
+      <w:r>
+        <w:t>组合存在严重的训练不稳定性。这一结果构成对</w:t>
+      </w:r>
+      <w:r>
+        <w:t>“</w:t>
+      </w:r>
+      <w:r>
+        <w:t>跨扇区互补</w:t>
+      </w:r>
+      <w:r>
+        <w:t>”</w:t>
+      </w:r>
+      <w:r>
+        <w:t>假说的直接否定</w:t>
+      </w:r>
+      <w:r>
+        <w:t>——</w:t>
+      </w:r>
+      <w:r>
+        <w:t>当排除</w:t>
+      </w:r>
+      <w:r>
+        <w:t>AO</w:t>
+      </w:r>
+      <w:r>
+        <w:t>的全域覆盖效应后，仅使用纯粹的太平洋和大西洋扇区大气遥相关</w:t>
+      </w:r>
+      <w:proofErr w:type="gramStart"/>
+      <w:r>
+        <w:t>型不仅</w:t>
+      </w:r>
+      <w:proofErr w:type="gramEnd"/>
+      <w:r>
+        <w:t>无法产生互补增益，反而引入了严重的冗余噪声。</w:t>
+      </w:r>
+      <w:r>
+        <w:t>PNA</w:t>
+      </w:r>
+      <w:r>
+        <w:t>与</w:t>
+      </w:r>
+      <w:r>
+        <w:t>NAO</w:t>
+      </w:r>
+      <w:r>
+        <w:t>虽分属不同洋盆扇区，但其大气环流变率在半球尺度上通过行星波列耦合而高度相关</w:t>
+      </w:r>
+      <w:r>
+        <w:t>——</w:t>
+      </w:r>
+      <w:r>
+        <w:t>两者均受中纬</w:t>
+      </w:r>
+      <w:r>
+        <w:lastRenderedPageBreak/>
+        <w:t>度西风带强度和极涡位置的共同调控，在月尺度上的信息独立性远低于扇区地理分隔所暗示的水平。</w:t>
       </w:r>
     </w:p>
     <w:p>
@@ -7642,47 +8867,159 @@
         <w:ind w:firstLine="360"/>
       </w:pPr>
       <w:r>
-        <w:t>图3.4以排序柱状图展示了全部8个变量组合实验及代表性单变量/全变量的集成RMSE排名。蓝色虚线标注纯冰基线E1（0.5236）作为零增益参考线，绿色柱为RMSE低于基线的实验，红色柱为高于基线的实验。排名第一为海洋内部组合E17（SST+Nino3.4, 0.5098），是唯一超过最佳单变量E10的组合。含AO的任意多变量组合（E15: 0.5229, E16: 0.5272, E23: 0.5244, E24: 0.5383, E19: 0.5243）均集中在中后区排名，而所有不含AO的组合即E17为0.5098、E18为0.5218均不劣于基线。全五变量组合E190.5243与纯冰基线几乎无差异，Δ = +0.0007。排名图呈现的总体规律是小规模、跨物理源区的变量组合优于全变量堆叠，而纯大气变量组合（E24三个大气指数）在所有实验中最差。</w:t>
-      </w:r>
-      <w:r/>
-      <w:r/>
-      <w:r/>
-      <w:r/>
-      <w:r/>
-      <w:r/>
-      <w:r/>
-      <w:r/>
-      <w:r/>
-      <w:r/>
-      <w:r/>
-      <w:r/>
-      <w:r/>
-      <w:r/>
-      <w:r/>
-      <w:r/>
-      <w:r/>
-      <w:r/>
-      <w:r/>
-      <w:r/>
-      <w:r/>
-      <w:r/>
-      <w:r/>
-      <w:r/>
-      <w:r/>
-      <w:r/>
-      <w:r/>
-      <w:r/>
-      <w:r/>
-      <w:r/>
-      <w:r/>
-      <w:r/>
-      <w:r/>
-      <w:r/>
-      <w:r/>
-      <w:r/>
-      <w:r/>
-      <w:r/>
-      <w:r/>
+        <w:t>图</w:t>
+      </w:r>
+      <w:r>
+        <w:t>3.4</w:t>
+      </w:r>
+      <w:r>
+        <w:t>以排序柱状图展示了全部</w:t>
+      </w:r>
+      <w:r>
+        <w:t>8</w:t>
+      </w:r>
+      <w:r>
+        <w:t>个变量组合实验及代表性单变量</w:t>
+      </w:r>
+      <w:r>
+        <w:t>/</w:t>
+      </w:r>
+      <w:r>
+        <w:t>全变量的集成</w:t>
+      </w:r>
+      <w:r>
+        <w:t>RMSE</w:t>
+      </w:r>
+      <w:r>
+        <w:t>排名。蓝色虚线</w:t>
+      </w:r>
+      <w:proofErr w:type="gramStart"/>
+      <w:r>
+        <w:t>标注纯冰基线</w:t>
+      </w:r>
+      <w:proofErr w:type="gramEnd"/>
+      <w:r>
+        <w:t>E1</w:t>
+      </w:r>
+      <w:r>
+        <w:t>（</w:t>
+      </w:r>
+      <w:r>
+        <w:t>0.5236</w:t>
+      </w:r>
+      <w:r>
+        <w:t>）作为零增益参考线，绿色柱为</w:t>
+      </w:r>
+      <w:r>
+        <w:t>RMSE</w:t>
+      </w:r>
+      <w:r>
+        <w:t>低于基线的实验，红色柱为高于基线的实验。排名第一为海洋内部组合</w:t>
+      </w:r>
+      <w:r>
+        <w:t>E17</w:t>
+      </w:r>
+      <w:r>
+        <w:t>（</w:t>
+      </w:r>
+      <w:r>
+        <w:t>SST+Nino3.4, 0.5098</w:t>
+      </w:r>
+      <w:r>
+        <w:t>），是唯一超过</w:t>
+      </w:r>
+      <w:proofErr w:type="gramStart"/>
+      <w:r>
+        <w:t>最佳单</w:t>
+      </w:r>
+      <w:proofErr w:type="gramEnd"/>
+      <w:r>
+        <w:t>变量</w:t>
+      </w:r>
+      <w:r>
+        <w:t>E10</w:t>
+      </w:r>
+      <w:r>
+        <w:t>的组合。含</w:t>
+      </w:r>
+      <w:r>
+        <w:t>AO</w:t>
+      </w:r>
+      <w:r>
+        <w:t>的任意多变量组合（</w:t>
+      </w:r>
+      <w:r>
+        <w:t>E15: 0.5229, E16: 0.5272, E23: 0.5244, E24: 0.5383, E19: 0.5243</w:t>
+      </w:r>
+      <w:r>
+        <w:t>）均集中在中后区排名，而所有不含</w:t>
+      </w:r>
+      <w:r>
+        <w:t>AO</w:t>
+      </w:r>
+      <w:r>
+        <w:t>的组合即</w:t>
+      </w:r>
+      <w:r>
+        <w:t>E17</w:t>
+      </w:r>
+      <w:r>
+        <w:t>为</w:t>
+      </w:r>
+      <w:r>
+        <w:t>0.5098</w:t>
+      </w:r>
+      <w:r>
+        <w:t>、</w:t>
+      </w:r>
+      <w:r>
+        <w:t>E18</w:t>
+      </w:r>
+      <w:r>
+        <w:t>为</w:t>
+      </w:r>
+      <w:r>
+        <w:t>0.5218</w:t>
+      </w:r>
+      <w:r>
+        <w:t>均不劣于基线。</w:t>
+      </w:r>
+      <w:proofErr w:type="gramStart"/>
+      <w:r>
+        <w:t>全五变量</w:t>
+      </w:r>
+      <w:proofErr w:type="gramEnd"/>
+      <w:r>
+        <w:t>组合</w:t>
+      </w:r>
+      <w:r>
+        <w:t>E190.5243</w:t>
+      </w:r>
+      <w:proofErr w:type="gramStart"/>
+      <w:r>
+        <w:t>与纯冰基线</w:t>
+      </w:r>
+      <w:proofErr w:type="gramEnd"/>
+      <w:r>
+        <w:t>几乎无差异，</w:t>
+      </w:r>
+      <w:r>
+        <w:t>Δ = +0.0007</w:t>
+      </w:r>
+      <w:r>
+        <w:t>。排名图呈现的总体规律是小规模、跨物理源区的变量组合优于全变量堆叠，而纯大气变量组合（</w:t>
+      </w:r>
+      <w:r>
+        <w:t>E24</w:t>
+      </w:r>
+      <w:proofErr w:type="gramStart"/>
+      <w:r>
+        <w:t>三个</w:t>
+      </w:r>
+      <w:proofErr w:type="gramEnd"/>
+      <w:r>
+        <w:t>大气指数）在所有实验中最差。</w:t>
+      </w:r>
     </w:p>
     <w:p>
       <w:pPr>
@@ -7708,26 +9045,156 @@
         <w:ind w:firstLine="360"/>
       </w:pPr>
       <w:r>
-        <w:t>消融验证实验从全五变量组合（E19, RMSE=0.5243）中逐个移除单一指数，反向确认各变量的边际必要性。五个消融实验中，四个移除操作改善了性能，仅移除Nino3.4导致退化。其中移除AO（E33, RMSE=0.5138, Δ=−0.0104）改善幅度位居首位，其次为移除PNA（E25, 0.5154, Δ=−0.0089）、移除NAO（E20, 0.5161, Δ=−0.0081）和移除SST（E22, 0.5209, Δ=−0.0034）。AO是五个指数中在全变量环境里冗余度最高的变量——其单独加入时产生Δ=−0.0106的正向增益（E14），从全变量中移除时同样产生Δ=−0.0104的改善，两值近乎相等。这一对称性表明：AO携带的海冰相关信息可被其他四个指数完全等效替代——NAO和PNA分别在大西洋和太平洋扇区提供AO所覆盖的大气环流信息，SST和Nino3.4则覆盖AO与海冰耦合中涉及的海洋热力成分。</w:t>
-      </w:r>
-      <w:r/>
-      <w:r/>
-      <w:r/>
-      <w:r/>
-      <w:r/>
-      <w:r/>
-      <w:r/>
-      <w:r/>
-      <w:r/>
-      <w:r/>
-      <w:r/>
-      <w:r/>
-      <w:r/>
-      <w:r/>
-      <w:r/>
-      <w:r/>
-      <w:r/>
-      <w:r/>
+        <w:t>消融验证实验</w:t>
+      </w:r>
+      <w:proofErr w:type="gramStart"/>
+      <w:r>
+        <w:t>从全五变量</w:t>
+      </w:r>
+      <w:proofErr w:type="gramEnd"/>
+      <w:r>
+        <w:t>组合（</w:t>
+      </w:r>
+      <w:r>
+        <w:t>E19, RMSE=0.5243</w:t>
+      </w:r>
+      <w:r>
+        <w:t>）中逐个移除单一指数，反向确认各变量的边际必要性。五个消融实验中，四个移除操作改善了性能，仅移除</w:t>
+      </w:r>
+      <w:r>
+        <w:t>Nino3.4</w:t>
+      </w:r>
+      <w:r>
+        <w:t>导致退化。其中移除</w:t>
+      </w:r>
+      <w:r>
+        <w:t>AO</w:t>
+      </w:r>
+      <w:r>
+        <w:t>（</w:t>
+      </w:r>
+      <w:r>
+        <w:t>E33, RMSE=0.5138, Δ=−0.0104</w:t>
+      </w:r>
+      <w:r>
+        <w:t>）改善幅度位居首位，其次为移除</w:t>
+      </w:r>
+      <w:r>
+        <w:t>PNA</w:t>
+      </w:r>
+      <w:r>
+        <w:t>（</w:t>
+      </w:r>
+      <w:r>
+        <w:t>E25, 0.5154, Δ=−0.0089</w:t>
+      </w:r>
+      <w:r>
+        <w:t>）、移除</w:t>
+      </w:r>
+      <w:r>
+        <w:t>NAO</w:t>
+      </w:r>
+      <w:r>
+        <w:t>（</w:t>
+      </w:r>
+      <w:r>
+        <w:t>E20, 0.5161, Δ=−0.0081</w:t>
+      </w:r>
+      <w:r>
+        <w:t>）和移除</w:t>
+      </w:r>
+      <w:r>
+        <w:t>SST</w:t>
+      </w:r>
+      <w:r>
+        <w:t>（</w:t>
+      </w:r>
+      <w:r>
+        <w:t>E22, 0.5209, Δ=−0.0034</w:t>
+      </w:r>
+      <w:r>
+        <w:t>）。</w:t>
+      </w:r>
+      <w:r>
+        <w:t>AO</w:t>
+      </w:r>
+      <w:r>
+        <w:t>是五个指数中在全变量环境里冗余度最高的变量</w:t>
+      </w:r>
+      <w:r>
+        <w:t>——</w:t>
+      </w:r>
+      <w:r>
+        <w:t>其单独加入时产生</w:t>
+      </w:r>
+      <w:r>
+        <w:t>Δ=−0.0106</w:t>
+      </w:r>
+      <w:r>
+        <w:t>的正向增益（</w:t>
+      </w:r>
+      <w:r>
+        <w:t>E14</w:t>
+      </w:r>
+      <w:r>
+        <w:t>），从全变量中移除时同样产生</w:t>
+      </w:r>
+      <w:r>
+        <w:t>Δ=−0.0104</w:t>
+      </w:r>
+      <w:r>
+        <w:t>的改善，</w:t>
+      </w:r>
+      <w:proofErr w:type="gramStart"/>
+      <w:r>
+        <w:t>两值近乎</w:t>
+      </w:r>
+      <w:proofErr w:type="gramEnd"/>
+      <w:r>
+        <w:t>相等。这一对称性表明：</w:t>
+      </w:r>
+      <w:r>
+        <w:t>AO</w:t>
+      </w:r>
+      <w:r>
+        <w:t>携带的海冰相关信息可被其他四个指数完全等效替代</w:t>
+      </w:r>
+      <w:r>
+        <w:t>——NAO</w:t>
+      </w:r>
+      <w:r>
+        <w:t>和</w:t>
+      </w:r>
+      <w:r>
+        <w:t>PNA</w:t>
+      </w:r>
+      <w:r>
+        <w:t>分别在大西洋和太平洋扇区提供</w:t>
+      </w:r>
+      <w:r>
+        <w:t>AO</w:t>
+      </w:r>
+      <w:r>
+        <w:t>所覆盖的大气环流信息，</w:t>
+      </w:r>
+      <w:r>
+        <w:t>SST</w:t>
+      </w:r>
+      <w:r>
+        <w:t>和</w:t>
+      </w:r>
+      <w:r>
+        <w:t>Nino3.4</w:t>
+      </w:r>
+      <w:r>
+        <w:t>则覆盖</w:t>
+      </w:r>
+      <w:r>
+        <w:t>AO</w:t>
+      </w:r>
+      <w:r>
+        <w:t>与海冰耦合中涉及的海洋热力成分。</w:t>
+      </w:r>
     </w:p>
     <w:p>
       <w:pPr>
@@ -7789,7 +9256,10 @@
         <w:t>Nino3.4</w:t>
       </w:r>
       <w:r>
-        <w:t>的物理源地热带太平洋与所有极地指数在空间上完全正交，其通过</w:t>
+        <w:t>的物理源地</w:t>
+      </w:r>
+      <w:r>
+        <w:t>热带太平洋与所有极地指数在空间上完全正交，其通过</w:t>
       </w:r>
       <w:r>
         <w:t>Rossby</w:t>
@@ -7804,21 +9274,158 @@
         <w:ind w:firstLine="360"/>
       </w:pPr>
       <w:r>
-        <w:t>五种指数的“单独增量/消融移除”双向表现如下。AO呈现最典型的冗余模式——单独增益排名第二（E14, Δ=−0.0106）、移除改善排名第一（E33, Δ=−0.0104），两个方向的信号量值几乎对称，AO是全变量组合中最强的噪声源。PNA呈现次强冗余——单独增益排名第一（E10, Δ=−0.0147）、移除改善排名第二（E25, Δ=−0.0089），单变量最优但组合中独立信号被稀释。NAO冗余度与PNA接近——单独增益第四（E8, Δ=−0.0044）、移除改善第三（E20, Δ=−0.0081）。SST的边际效应最小——移除改善仅Δ=−0.0034，在全变量组合中冗余与信息近乎平衡。Nino3.4是五个指数中唯一提供不可替代独特信息的变量——单独增益第三（E9, Δ=−0.0055）、移除后唯一导致退化（E21, Δ=+0.0095），其热带太平洋的物理源地与所有极地指数在空间上完全正交，通过Rossby波列遥相关路径向北极传输独立外强迫信号。</w:t>
-      </w:r>
-      <w:r/>
-      <w:r/>
-      <w:r/>
-      <w:r/>
-      <w:r/>
-      <w:r/>
-      <w:r/>
-      <w:r/>
-      <w:r/>
-      <w:r/>
-      <w:r/>
-      <w:r/>
-      <w:r/>
+        <w:t>五种指数的</w:t>
+      </w:r>
+      <w:r>
+        <w:t>“</w:t>
+      </w:r>
+      <w:r>
+        <w:t>单独增量</w:t>
+      </w:r>
+      <w:r>
+        <w:t>/</w:t>
+      </w:r>
+      <w:r>
+        <w:t>消融移除</w:t>
+      </w:r>
+      <w:r>
+        <w:t>”</w:t>
+      </w:r>
+      <w:r>
+        <w:t>双向表现如下。</w:t>
+      </w:r>
+      <w:r>
+        <w:t>AO</w:t>
+      </w:r>
+      <w:r>
+        <w:t>呈现最典型的冗余模式</w:t>
+      </w:r>
+      <w:r>
+        <w:t>——</w:t>
+      </w:r>
+      <w:r>
+        <w:t>单独增益排名第二（</w:t>
+      </w:r>
+      <w:r>
+        <w:t>E14, Δ=−0.0106</w:t>
+      </w:r>
+      <w:r>
+        <w:t>）、移除改善排名第一（</w:t>
+      </w:r>
+      <w:r>
+        <w:t>E33, Δ=−0.0104</w:t>
+      </w:r>
+      <w:r>
+        <w:t>），两个方向的信号量值几乎对称，</w:t>
+      </w:r>
+      <w:r>
+        <w:t>AO</w:t>
+      </w:r>
+      <w:r>
+        <w:t>是全变量组合中最强的噪声源。</w:t>
+      </w:r>
+      <w:r>
+        <w:t>PNA</w:t>
+      </w:r>
+      <w:r>
+        <w:t>呈现次强冗余</w:t>
+      </w:r>
+      <w:r>
+        <w:t>——</w:t>
+      </w:r>
+      <w:r>
+        <w:t>单独增益排名第一（</w:t>
+      </w:r>
+      <w:r>
+        <w:t>E10, Δ=−0.0147</w:t>
+      </w:r>
+      <w:r>
+        <w:t>）、移除改善排名第二（</w:t>
+      </w:r>
+      <w:r>
+        <w:t>E25, Δ=−0.0089</w:t>
+      </w:r>
+      <w:r>
+        <w:t>），单变量最优但组合中独立信号被稀释。</w:t>
+      </w:r>
+      <w:r>
+        <w:t>NAO</w:t>
+      </w:r>
+      <w:r>
+        <w:t>冗余度与</w:t>
+      </w:r>
+      <w:r>
+        <w:t>PNA</w:t>
+      </w:r>
+      <w:r>
+        <w:t>接近</w:t>
+      </w:r>
+      <w:r>
+        <w:t>——</w:t>
+      </w:r>
+      <w:r>
+        <w:t>单独增益第四（</w:t>
+      </w:r>
+      <w:r>
+        <w:t>E8, Δ=−0.0044</w:t>
+      </w:r>
+      <w:r>
+        <w:t>）、移除改善第三（</w:t>
+      </w:r>
+      <w:r>
+        <w:t>E20, Δ=−0.0081</w:t>
+      </w:r>
+      <w:r>
+        <w:t>）。</w:t>
+      </w:r>
+      <w:r>
+        <w:t>SST</w:t>
+      </w:r>
+      <w:r>
+        <w:t>的边际效应最小</w:t>
+      </w:r>
+      <w:r>
+        <w:t>——</w:t>
+      </w:r>
+      <w:r>
+        <w:t>移除改善仅</w:t>
+      </w:r>
+      <w:r>
+        <w:t>Δ=−0.0034</w:t>
+      </w:r>
+      <w:r>
+        <w:t>，在全变量组合中冗余与信息近乎平衡。</w:t>
+      </w:r>
+      <w:r>
+        <w:t>Nino3.4</w:t>
+      </w:r>
+      <w:r>
+        <w:t>是五个指数中唯一提供不可替代独特信息的变量</w:t>
+      </w:r>
+      <w:r>
+        <w:t>——</w:t>
+      </w:r>
+      <w:r>
+        <w:t>单独增益第三（</w:t>
+      </w:r>
+      <w:r>
+        <w:t>E9, Δ=−0.0055</w:t>
+      </w:r>
+      <w:r>
+        <w:t>）、移除后唯一导致退化（</w:t>
+      </w:r>
+      <w:r>
+        <w:t>E21, Δ=+0.0095</w:t>
+      </w:r>
+      <w:r>
+        <w:t>），其热带太平洋的物理源地与所有极地指数在空间上完全正交，通过</w:t>
+      </w:r>
+      <w:r>
+        <w:t>Rossby</w:t>
+      </w:r>
+      <w:r>
+        <w:t>波列遥相关路径向北极传输独立外强迫信号。</w:t>
+      </w:r>
     </w:p>
     <w:p>
       <w:pPr>
@@ -7826,7 +9433,19 @@
         <w:ind w:firstLine="360"/>
       </w:pPr>
       <w:r>
-        <w:t>图3.5 Phase 3消融验证ΔRMSE瀑布图</w:t>
+        <w:t>图</w:t>
+      </w:r>
+      <w:r>
+        <w:t>3.5 Phase 3</w:t>
+      </w:r>
+      <w:r>
+        <w:t>消融验证</w:t>
+      </w:r>
+      <w:r>
+        <w:t>ΔRMSE</w:t>
+      </w:r>
+      <w:r>
+        <w:t>瀑布图</w:t>
       </w:r>
     </w:p>
     <w:p>
@@ -7835,52 +9454,166 @@
         <w:ind w:firstLine="360"/>
       </w:pPr>
       <w:r>
-        <w:t>图3.5以瀑布图形式展示了从全五变量组合E19（基准RMSE=0.5243）中逐个移除单一变量后的RMSE变化，共5个消融实验。向下延伸为改善（绿色），向上为退化（红色）。移除AO（E33, −0.0104）改善幅度最大，使RMSE降至0.5138；其次为移除PNA（E25, −0.0089）和移除NAO（E20, −0.0081），分别降至0.5154和0.5161；移除SST（E22, −0.0034）改善幅度最小。唯一例外是Nino3.4：移除后RMSE升至0.5337（+0.0095），性能显著退化——热带ENSO信号在全变量信息环境中提供了唯一不可替代的独立预测信息。瀑布图中E33的下降幅度最大，直观展示了AO在全变量组合中的最强冗余特征。</w:t>
-      </w:r>
-      <w:r/>
-      <w:r/>
-      <w:r/>
-      <w:r/>
-      <w:r/>
-      <w:r/>
-      <w:r/>
-      <w:r/>
-      <w:r/>
-      <w:r/>
-      <w:r/>
-      <w:r/>
-      <w:r/>
-      <w:r/>
-      <w:r/>
-      <w:r/>
-      <w:r/>
-      <w:r/>
-      <w:r/>
-      <w:r/>
-      <w:r/>
-      <w:r/>
-      <w:r/>
-      <w:r/>
-      <w:r/>
-      <w:r/>
-      <w:r/>
-      <w:r/>
-      <w:r/>
-      <w:r/>
-      <w:r/>
-      <w:r/>
-      <w:r/>
-      <w:r/>
-      <w:r/>
-      <w:r/>
-      <w:r/>
-      <w:r/>
-      <w:r/>
-      <w:r/>
-      <w:r/>
-      <w:r/>
-      <w:r/>
-      <w:r/>
+        <w:t>图</w:t>
+      </w:r>
+      <w:r>
+        <w:t>3.5</w:t>
+      </w:r>
+      <w:r>
+        <w:t>以瀑布图形式展示了</w:t>
+      </w:r>
+      <w:proofErr w:type="gramStart"/>
+      <w:r>
+        <w:t>从全五变量</w:t>
+      </w:r>
+      <w:proofErr w:type="gramEnd"/>
+      <w:r>
+        <w:t>组合</w:t>
+      </w:r>
+      <w:r>
+        <w:t>E19</w:t>
+      </w:r>
+      <w:r>
+        <w:t>（基准</w:t>
+      </w:r>
+      <w:r>
+        <w:t>RMSE=0.5243</w:t>
+      </w:r>
+      <w:r>
+        <w:t>）中逐个移除单一变量后的</w:t>
+      </w:r>
+      <w:r>
+        <w:t>RMSE</w:t>
+      </w:r>
+      <w:r>
+        <w:t>变化，共</w:t>
+      </w:r>
+      <w:r>
+        <w:t>5</w:t>
+      </w:r>
+      <w:r>
+        <w:t>个消融实验。向下延伸为改善（绿色），向上为退化（红色）。移除</w:t>
+      </w:r>
+      <w:r>
+        <w:t>AO</w:t>
+      </w:r>
+      <w:r>
+        <w:t>（</w:t>
+      </w:r>
+      <w:r>
+        <w:t>E33, −0.0104</w:t>
+      </w:r>
+      <w:r>
+        <w:t>）改善幅度最大，使</w:t>
+      </w:r>
+      <w:r>
+        <w:t>RMSE</w:t>
+      </w:r>
+      <w:r>
+        <w:t>降至</w:t>
+      </w:r>
+      <w:r>
+        <w:t>0.5138</w:t>
+      </w:r>
+      <w:r>
+        <w:t>；其次为移除</w:t>
+      </w:r>
+      <w:r>
+        <w:t>PNA</w:t>
+      </w:r>
+      <w:r>
+        <w:t>（</w:t>
+      </w:r>
+      <w:r>
+        <w:t>E25, −0.0089</w:t>
+      </w:r>
+      <w:r>
+        <w:t>）和移除</w:t>
+      </w:r>
+      <w:r>
+        <w:t>NAO</w:t>
+      </w:r>
+      <w:r>
+        <w:t>（</w:t>
+      </w:r>
+      <w:r>
+        <w:t>E20, −0.0081</w:t>
+      </w:r>
+      <w:r>
+        <w:t>），分别降至</w:t>
+      </w:r>
+      <w:r>
+        <w:t>0.5154</w:t>
+      </w:r>
+      <w:r>
+        <w:t>和</w:t>
+      </w:r>
+      <w:r>
+        <w:t>0.5161</w:t>
+      </w:r>
+      <w:r>
+        <w:t>；移除</w:t>
+      </w:r>
+      <w:r>
+        <w:t>SST</w:t>
+      </w:r>
+      <w:r>
+        <w:t>（</w:t>
+      </w:r>
+      <w:r>
+        <w:t>E22, −0.0034</w:t>
+      </w:r>
+      <w:r>
+        <w:t>）改善幅度最小。唯一例外是</w:t>
+      </w:r>
+      <w:r>
+        <w:t>Nino3.4</w:t>
+      </w:r>
+      <w:r>
+        <w:t>：移除后</w:t>
+      </w:r>
+      <w:r>
+        <w:t>RMSE</w:t>
+      </w:r>
+      <w:r>
+        <w:t>升至</w:t>
+      </w:r>
+      <w:r>
+        <w:t>0.5337</w:t>
+      </w:r>
+      <w:r>
+        <w:t>（</w:t>
+      </w:r>
+      <w:r>
+        <w:t>+0.0095</w:t>
+      </w:r>
+      <w:r>
+        <w:t>），性能显著退化</w:t>
+      </w:r>
+      <w:r>
+        <w:t>——</w:t>
+      </w:r>
+      <w:r>
+        <w:t>热带</w:t>
+      </w:r>
+      <w:r>
+        <w:t>ENSO</w:t>
+      </w:r>
+      <w:r>
+        <w:t>信号在全变量信息环境中提供了唯一不可替代的独立预测信息。瀑布图中</w:t>
+      </w:r>
+      <w:r>
+        <w:t>E33</w:t>
+      </w:r>
+      <w:r>
+        <w:t>的下降幅度最大，直观展示了</w:t>
+      </w:r>
+      <w:r>
+        <w:t>AO</w:t>
+      </w:r>
+      <w:r>
+        <w:t>在全变量组合中的最强冗余特征。</w:t>
+      </w:r>
     </w:p>
     <w:p>
       <w:pPr>
@@ -7906,44 +9639,213 @@
         <w:ind w:firstLine="360"/>
       </w:pPr>
       <w:r>
-        <w:t>综合全北极三个阶段的19个实验，以集成RMSE排序，排名前五的实验为：E10（PNA only, 0.5089）、E17（SST+Nino3.4, 0.5098）、E14（AO only, 0.5130）、E33（All−AO, 0.5138）和E25（All−PNA, 0.5154）。排名前五中四个为单变量或双变量配置，E33（All−AO）是唯一进入前五的多变量（四变量）配置——但其本质是对AO冗余信息的针对性剔除（从五变量中移除最冗余者），而非多变量互补的正面证据。纯冰基线E1（0.5236）排名第13位，全五变量组合E19（0.5243）排名第14位，最低的两个实验为E34/PNA+NAO（0.5370）和E24/AO+NAO+PNA（0.5383）——全大气信息堆叠反而导致最大退化。这一全局排名格局表明，对全北极总海冰面积的12个月预测任务而言，最优策略是仅引入1至2个经过精心选择的气候指数，而非堆叠全部可得变量。</w:t>
-      </w:r>
-      <w:r/>
-      <w:r/>
-      <w:r/>
-      <w:r/>
-      <w:r/>
-      <w:r/>
-      <w:r/>
-      <w:r/>
-      <w:r/>
-      <w:r/>
-      <w:r/>
-      <w:r/>
-      <w:r/>
-      <w:r/>
-      <w:r/>
-      <w:r/>
-      <w:r/>
-      <w:r/>
-      <w:r/>
-      <w:r/>
-      <w:r/>
-      <w:r/>
-      <w:r/>
-      <w:r/>
-      <w:r/>
-      <w:r/>
-      <w:r/>
-      <w:r/>
-      <w:r/>
-      <w:r/>
-      <w:r/>
-      <w:r/>
-      <w:r/>
-      <w:r/>
-      <w:r/>
-      <w:r/>
+        <w:t>综合全北极三个阶段的</w:t>
+      </w:r>
+      <w:r>
+        <w:t>19</w:t>
+      </w:r>
+      <w:r>
+        <w:t>个实验，以集成</w:t>
+      </w:r>
+      <w:r>
+        <w:t>RMSE</w:t>
+      </w:r>
+      <w:r>
+        <w:t>排序，排名前五的实验为：</w:t>
+      </w:r>
+      <w:r>
+        <w:t>E10</w:t>
+      </w:r>
+      <w:r>
+        <w:t>（</w:t>
+      </w:r>
+      <w:r>
+        <w:t>PNA only, 0.5089</w:t>
+      </w:r>
+      <w:r>
+        <w:t>）、</w:t>
+      </w:r>
+      <w:r>
+        <w:t>E17</w:t>
+      </w:r>
+      <w:r>
+        <w:t>（</w:t>
+      </w:r>
+      <w:r>
+        <w:t>SST+Nino3.4, 0.5098</w:t>
+      </w:r>
+      <w:r>
+        <w:t>）、</w:t>
+      </w:r>
+      <w:r>
+        <w:t>E14</w:t>
+      </w:r>
+      <w:r>
+        <w:t>（</w:t>
+      </w:r>
+      <w:r>
+        <w:t>AO only, 0.5130</w:t>
+      </w:r>
+      <w:r>
+        <w:t>）、</w:t>
+      </w:r>
+      <w:r>
+        <w:t>E33</w:t>
+      </w:r>
+      <w:r>
+        <w:t>（</w:t>
+      </w:r>
+      <w:r>
+        <w:t>All−AO, 0.5138</w:t>
+      </w:r>
+      <w:r>
+        <w:t>）和</w:t>
+      </w:r>
+      <w:r>
+        <w:t>E25</w:t>
+      </w:r>
+      <w:r>
+        <w:t>（</w:t>
+      </w:r>
+      <w:r>
+        <w:t>All−P</w:t>
+      </w:r>
+      <w:r>
+        <w:lastRenderedPageBreak/>
+        <w:t>NA, 0.5154</w:t>
+      </w:r>
+      <w:r>
+        <w:t>）。排名前五中四个为单变量或双变量配置，</w:t>
+      </w:r>
+      <w:r>
+        <w:t>E33</w:t>
+      </w:r>
+      <w:r>
+        <w:t>（</w:t>
+      </w:r>
+      <w:r>
+        <w:t>All−AO</w:t>
+      </w:r>
+      <w:r>
+        <w:t>）是唯一进入前五的多变量（四变量）配置</w:t>
+      </w:r>
+      <w:r>
+        <w:t>——</w:t>
+      </w:r>
+      <w:r>
+        <w:t>但其本质是对</w:t>
+      </w:r>
+      <w:r>
+        <w:t>AO</w:t>
+      </w:r>
+      <w:r>
+        <w:t>冗余信息的针对性剔除（从五变量中移除</w:t>
+      </w:r>
+      <w:proofErr w:type="gramStart"/>
+      <w:r>
+        <w:t>最</w:t>
+      </w:r>
+      <w:proofErr w:type="gramEnd"/>
+      <w:r>
+        <w:t>冗余者），而非多变量互补的正面证据。</w:t>
+      </w:r>
+      <w:proofErr w:type="gramStart"/>
+      <w:r>
+        <w:t>纯冰基线</w:t>
+      </w:r>
+      <w:proofErr w:type="gramEnd"/>
+      <w:r>
+        <w:t>E1</w:t>
+      </w:r>
+      <w:r>
+        <w:t>（</w:t>
+      </w:r>
+      <w:r>
+        <w:t>0.5236</w:t>
+      </w:r>
+      <w:r>
+        <w:t>）排名第</w:t>
+      </w:r>
+      <w:r>
+        <w:t>13</w:t>
+      </w:r>
+      <w:r>
+        <w:t>位，</w:t>
+      </w:r>
+      <w:proofErr w:type="gramStart"/>
+      <w:r>
+        <w:t>全五变量</w:t>
+      </w:r>
+      <w:proofErr w:type="gramEnd"/>
+      <w:r>
+        <w:t>组合</w:t>
+      </w:r>
+      <w:r>
+        <w:t>E19</w:t>
+      </w:r>
+      <w:r>
+        <w:t>（</w:t>
+      </w:r>
+      <w:r>
+        <w:t>0.5243</w:t>
+      </w:r>
+      <w:r>
+        <w:t>）排名第</w:t>
+      </w:r>
+      <w:r>
+        <w:t>14</w:t>
+      </w:r>
+      <w:r>
+        <w:t>位，最低的两个实验为</w:t>
+      </w:r>
+      <w:r>
+        <w:t>E34/PNA+NAO</w:t>
+      </w:r>
+      <w:r>
+        <w:t>（</w:t>
+      </w:r>
+      <w:r>
+        <w:t>0.5370</w:t>
+      </w:r>
+      <w:r>
+        <w:t>）和</w:t>
+      </w:r>
+      <w:r>
+        <w:t>E24/AO+NAO+PNA</w:t>
+      </w:r>
+      <w:r>
+        <w:t>（</w:t>
+      </w:r>
+      <w:r>
+        <w:t>0.5383</w:t>
+      </w:r>
+      <w:r>
+        <w:t>）</w:t>
+      </w:r>
+      <w:r>
+        <w:t>——</w:t>
+      </w:r>
+      <w:r>
+        <w:t>全大气信息堆叠反而导致最大退化。这一全局排名格局表明，对全北极总海冰面积的</w:t>
+      </w:r>
+      <w:r>
+        <w:t>12</w:t>
+      </w:r>
+      <w:r>
+        <w:t>个月预测任务而言，最优策略是仅引入</w:t>
+      </w:r>
+      <w:r>
+        <w:t>1</w:t>
+      </w:r>
+      <w:r>
+        <w:t>至</w:t>
+      </w:r>
+      <w:r>
+        <w:t>2</w:t>
+      </w:r>
+      <w:r>
+        <w:t>个经过精心选择的气候指数，而非堆叠全部可得变量。</w:t>
+      </w:r>
     </w:p>
     <w:p>
       <w:pPr>
@@ -7951,14 +9853,26 @@
         <w:ind w:firstLine="360"/>
       </w:pPr>
       <w:r>
-        <w:t>图3.6 全北极19个实验Bootstrap森林图</w:t>
-      </w:r>
-      <w:r/>
-      <w:r/>
-      <w:r/>
-      <w:r/>
-      <w:r/>
-      <w:r/>
+        <w:t>图</w:t>
+      </w:r>
+      <w:r>
+        <w:t xml:space="preserve">3.6 </w:t>
+      </w:r>
+      <w:r>
+        <w:t>全北极</w:t>
+      </w:r>
+      <w:r>
+        <w:t>19</w:t>
+      </w:r>
+      <w:r>
+        <w:t>个实验</w:t>
+      </w:r>
+      <w:r>
+        <w:t>Bootstrap</w:t>
+      </w:r>
+      <w:r>
+        <w:t>森林图</w:t>
+      </w:r>
     </w:p>
     <w:p>
       <w:pPr>
@@ -7966,33 +9880,101 @@
         <w:ind w:firstLine="360"/>
       </w:pPr>
       <w:r>
-        <w:t>图3.6以森林图形式汇总了全北极三阶段全部19个实验的集成RMSE圆点及其Bootstrap 95%置信区间水平线段。黑色竖虚线标注纯冰基线E1的RMSE0.5236，作为零增益参考线。蓝色圆点为RMSE低于基线改善，红色圆点为高于基线退化。森林图的整体格局表明，位于虚线左侧改善的前五实验（E10, E17, E14, E33, E25）均为单变量或四变量消融配置，而右侧退化的实验均为多变量大气组合（E24, E16）。置信区间跨越基线参考线的实验（如E19: 0.5243 [0.5098, 0.5388]）表明其与纯冰基线的差异不具有统计显著性。E24（AO+NAO+PNA, 0.5383）的置信区间完全位于基线右侧，是唯一在统计上显著劣于基线的配置。</w:t>
-      </w:r>
-      <w:r/>
-      <w:r/>
-      <w:r/>
-      <w:r/>
-      <w:r/>
-      <w:r/>
-      <w:r/>
-      <w:r/>
-      <w:r/>
-      <w:r/>
-      <w:r/>
-      <w:r/>
-      <w:r/>
-      <w:r/>
-      <w:r/>
-      <w:r/>
-      <w:r/>
-      <w:r/>
-      <w:r/>
-      <w:r/>
-      <w:r/>
-      <w:r/>
-      <w:r/>
-      <w:r/>
-      <w:r/>
+        <w:t>图</w:t>
+      </w:r>
+      <w:r>
+        <w:t>3.6</w:t>
+      </w:r>
+      <w:r>
+        <w:t>以森林图形式汇总了全北极三阶段全部</w:t>
+      </w:r>
+      <w:r>
+        <w:t>19</w:t>
+      </w:r>
+      <w:r>
+        <w:t>个实验的集成</w:t>
+      </w:r>
+      <w:r>
+        <w:t>RMSE</w:t>
+      </w:r>
+      <w:r>
+        <w:t>圆点及其</w:t>
+      </w:r>
+      <w:r>
+        <w:t>Bootstrap 95%</w:t>
+      </w:r>
+      <w:r>
+        <w:t>置信区间水平线段。黑色</w:t>
+      </w:r>
+      <w:proofErr w:type="gramStart"/>
+      <w:r>
+        <w:t>竖</w:t>
+      </w:r>
+      <w:proofErr w:type="gramEnd"/>
+      <w:r>
+        <w:t>虚线</w:t>
+      </w:r>
+      <w:proofErr w:type="gramStart"/>
+      <w:r>
+        <w:t>标注纯冰基线</w:t>
+      </w:r>
+      <w:proofErr w:type="gramEnd"/>
+      <w:r>
+        <w:t>E1</w:t>
+      </w:r>
+      <w:r>
+        <w:t>的</w:t>
+      </w:r>
+      <w:r>
+        <w:t>RMSE0.5236</w:t>
+      </w:r>
+      <w:r>
+        <w:t>，作为零增益参考线。蓝色圆点为</w:t>
+      </w:r>
+      <w:r>
+        <w:t>RMSE</w:t>
+      </w:r>
+      <w:r>
+        <w:t>低于基线改善，红色圆点为高于基线退化。森林图的整体格局表明，位于虚线左侧改善的前五实验（</w:t>
+      </w:r>
+      <w:r>
+        <w:t>E10, E17, E14, E33, E25</w:t>
+      </w:r>
+      <w:r>
+        <w:t>）均为单变量或四变量消融配置，而右侧退化的实验均为多变量大气组合（</w:t>
+      </w:r>
+      <w:r>
+        <w:t>E24, E16</w:t>
+      </w:r>
+      <w:r>
+        <w:t>）。置信区间跨越基线参考线的实验（如</w:t>
+      </w:r>
+      <w:r>
+        <w:t>E19: 0.5243 [0.5098, 0.5388]</w:t>
+      </w:r>
+      <w:r>
+        <w:t>）表明其</w:t>
+      </w:r>
+      <w:proofErr w:type="gramStart"/>
+      <w:r>
+        <w:t>与纯冰基线</w:t>
+      </w:r>
+      <w:proofErr w:type="gramEnd"/>
+      <w:r>
+        <w:t>的差异不具有统计显著性。</w:t>
+      </w:r>
+      <w:r>
+        <w:t>E24</w:t>
+      </w:r>
+      <w:r>
+        <w:t>（</w:t>
+      </w:r>
+      <w:r>
+        <w:t>AO+NAO+PNA, 0.5383</w:t>
+      </w:r>
+      <w:r>
+        <w:t>）的置信区间完全位于基线右侧，是唯一在统计上显著劣于基线的配置。</w:t>
+      </w:r>
     </w:p>
     <w:p>
       <w:pPr>
@@ -8086,8 +10068,21 @@
       <w:r>
         <w:t>&lt;0.1</w:t>
       </w:r>
-      <w:r>
-        <w:t>百万平方公里，体现了模型在正常年循环条件下的高预测精度。</w:t>
+      <w:proofErr w:type="gramStart"/>
+      <w:r>
+        <w:t>百万</w:t>
+      </w:r>
+      <w:proofErr w:type="gramEnd"/>
+      <w:r>
+        <w:t>平方公里，体现了模型在正常年循环条件下的</w:t>
+      </w:r>
+      <w:proofErr w:type="gramStart"/>
+      <w:r>
+        <w:t>高预测</w:t>
+      </w:r>
+      <w:proofErr w:type="gramEnd"/>
+      <w:r>
+        <w:t>精度。</w:t>
       </w:r>
       <w:r>
         <w:t>2016</w:t>
@@ -8122,20 +10117,41 @@
       <w:r>
         <w:t>&gt;0.5</w:t>
       </w:r>
-      <w:r>
-        <w:t>百万平方公里。两年的对比揭示了模型误差的主要来源：年际异常的消融季行为</w:t>
-      </w:r>
+      <w:proofErr w:type="gramStart"/>
+      <w:r>
+        <w:t>百万</w:t>
+      </w:r>
+      <w:proofErr w:type="gramEnd"/>
+      <w:r>
+        <w:t>平方公里。两年的对比揭示了模型误差的主要来源：年际异常的消融</w:t>
+      </w:r>
+      <w:proofErr w:type="gramStart"/>
+      <w:r>
+        <w:t>季行为</w:t>
+      </w:r>
+      <w:proofErr w:type="gramEnd"/>
       <w:r>
         <w:t>——</w:t>
       </w:r>
       <w:r>
-        <w:t>这一时段的海冰变化受短期大气环流事件的强扰动控制，</w:t>
+        <w:t>这一时段的</w:t>
+      </w:r>
+      <w:r>
+        <w:t>海冰变化受短期大气环流事件的强扰动控制，</w:t>
       </w:r>
       <w:r>
         <w:t>12</w:t>
       </w:r>
       <w:r>
-        <w:t>个月输入窗口中的历史信息不足以捕捉此类瞬变异常，而气候指数在理论上应能通过捕获大气环流的前兆信号来部分弥补这一不足。</w:t>
+        <w:t>个月输入窗口中的历史信息不足以捕捉此类</w:t>
+      </w:r>
+      <w:proofErr w:type="gramStart"/>
+      <w:r>
+        <w:t>瞬</w:t>
+      </w:r>
+      <w:proofErr w:type="gramEnd"/>
+      <w:r>
+        <w:t>变异常，而气候指数在理论上应能通过捕获大气环流的前兆信号来部分弥补这一不足。</w:t>
       </w:r>
     </w:p>
     <w:p>
@@ -8156,7 +10172,23 @@
         <w:ind w:firstLine="360"/>
       </w:pPr>
       <w:r>
-        <w:t>北极不同海域的海冰变化受不同的物理过程支配：太平洋扇区的白令海和楚科奇海主要由北太平洋风场驱动，大西洋扇区的巴伦支海、喀拉海、拉普捷夫海和格陵兰海主要受大西洋向极热量输送控制，中北冰洋则更多由局地热力学过程和海冰内部惯性主导。全北极总面积的空间平均操作可能使不同海域对气候指数的异质性响应在求和过程中正负相抵，从而系统性低估气候指数在区域预测中的真实价值。为此，本研究对七个关键北极海域各自的最优气候指数辅助配置进行独立的</w:t>
+        <w:t>北极不同海域的海冰变化受不同的物理过程支配：太平洋扇区的白令海和楚科奇海主要由北太平洋风场驱动，大西洋扇区的巴伦支海、喀拉海、拉普捷夫海和格陵兰</w:t>
+      </w:r>
+      <w:proofErr w:type="gramStart"/>
+      <w:r>
+        <w:t>海主要</w:t>
+      </w:r>
+      <w:proofErr w:type="gramEnd"/>
+      <w:r>
+        <w:t>受大西洋向</w:t>
+      </w:r>
+      <w:proofErr w:type="gramStart"/>
+      <w:r>
+        <w:t>极</w:t>
+      </w:r>
+      <w:proofErr w:type="gramEnd"/>
+      <w:r>
+        <w:t>热量输送控制，中北冰洋则更多由局地热力学过程和海冰内部惯性主导。全北极总面积的空间平均操作可能使不同海域对气候指数的异质性响应在求和过程中正负相抵，从而系统性低估气候指数在区域预测中的真实价值。为此，本研究对七个关键北极海域各自的最优气候指数辅助配置进行独立的</w:t>
       </w:r>
       <w:r>
         <w:t>LSTM</w:t>
@@ -8189,8 +10221,13 @@
         <w:ind w:firstLine="360"/>
       </w:pPr>
       <w:r>
-        <w:t>七个海域的纯冰</w:t>
-      </w:r>
+        <w:t>七个海域</w:t>
+      </w:r>
+      <w:proofErr w:type="gramStart"/>
+      <w:r>
+        <w:t>的纯冰</w:t>
+      </w:r>
+      <w:proofErr w:type="gramEnd"/>
       <w:r>
         <w:t>LSTM</w:t>
       </w:r>
@@ -8212,8 +10249,13 @@
       <w:r>
         <w:t>0.48</w:t>
       </w:r>
-      <w:r>
-        <w:t>百万平方公里）、楚科奇海（</w:t>
+      <w:proofErr w:type="gramStart"/>
+      <w:r>
+        <w:t>百万</w:t>
+      </w:r>
+      <w:proofErr w:type="gramEnd"/>
+      <w:r>
+        <w:t>平方公里）、楚科奇海（</w:t>
       </w:r>
       <w:r>
         <w:t>0.0803</w:t>
@@ -8249,11 +10291,7 @@
         <w:t>0.30</w:t>
       </w:r>
       <w:r>
-        <w:t>）、拉普</w:t>
-      </w:r>
-      <w:r>
-        <w:lastRenderedPageBreak/>
-        <w:t>捷夫海（</w:t>
+        <w:t>）、拉普捷夫海（</w:t>
       </w:r>
       <w:r>
         <w:t>0.1157</w:t>
@@ -8300,8 +10338,13 @@
       <w:r>
         <w:t>0.14</w:t>
       </w:r>
-      <w:r>
-        <w:t>百万平方公里远小于全北极</w:t>
+      <w:proofErr w:type="gramStart"/>
+      <w:r>
+        <w:t>百万</w:t>
+      </w:r>
+      <w:proofErr w:type="gramEnd"/>
+      <w:r>
+        <w:t>平方公里远小于全北极</w:t>
       </w:r>
       <w:r>
         <w:t>0.52</w:t>
@@ -8376,7 +10419,15 @@
         <w:t>——</w:t>
       </w:r>
       <w:r>
-        <w:t>其全年大部分时间均有冰覆盖，年循环高度稳定，季节性消融的信号可预测性极高。格陵兰海虽然归一化</w:t>
+        <w:t>其全年大部分时间均有冰覆盖，年循环高度稳定，季节性消融的信号可预测性极高。格陵兰</w:t>
+      </w:r>
+      <w:proofErr w:type="gramStart"/>
+      <w:r>
+        <w:t>海虽然</w:t>
+      </w:r>
+      <w:proofErr w:type="gramEnd"/>
+      <w:r>
+        <w:t>归一化</w:t>
       </w:r>
       <w:r>
         <w:t>RMSE</w:t>
@@ -8391,10 +10442,22 @@
         <w:t>，在七个海域中仅高于中北冰洋，但其绝对</w:t>
       </w:r>
       <w:r>
-        <w:t>RMSE0.0709</w:t>
-      </w:r>
-      <w:r>
-        <w:t>最低，反映了该海域海冰面积量级小、方差低的特点。</w:t>
+        <w:t>RMSE0.</w:t>
+      </w:r>
+      <w:r>
+        <w:lastRenderedPageBreak/>
+        <w:t>0709</w:t>
+      </w:r>
+      <w:r>
+        <w:t>最低，反映了该海域海冰面积量级小、</w:t>
+      </w:r>
+      <w:proofErr w:type="gramStart"/>
+      <w:r>
+        <w:t>方差低</w:t>
+      </w:r>
+      <w:proofErr w:type="gramEnd"/>
+      <w:r>
+        <w:t>的特点。</w:t>
       </w:r>
     </w:p>
     <w:p>
@@ -8409,7 +10472,15 @@
         <w:t xml:space="preserve">3.8 </w:t>
       </w:r>
       <w:r>
-        <w:t>七海域纯冰基线预测性能双面板</w:t>
+        <w:t>七</w:t>
+      </w:r>
+      <w:proofErr w:type="gramStart"/>
+      <w:r>
+        <w:t>海域纯冰基线</w:t>
+      </w:r>
+      <w:proofErr w:type="gramEnd"/>
+      <w:r>
+        <w:t>预测性能双面板</w:t>
       </w:r>
     </w:p>
     <w:p>
@@ -8424,8 +10495,13 @@
         <w:t>3.8</w:t>
       </w:r>
       <w:r>
-        <w:t>以双面板形式展示了七个海域纯冰</w:t>
-      </w:r>
+        <w:t>以双面板形式展示了七个</w:t>
+      </w:r>
+      <w:proofErr w:type="gramStart"/>
+      <w:r>
+        <w:t>海域纯冰</w:t>
+      </w:r>
+      <w:proofErr w:type="gramEnd"/>
       <w:r>
         <w:t>LSTM</w:t>
       </w:r>
@@ -8559,10 +10635,7 @@
         <w:t>E7v1</w:t>
       </w:r>
       <w:r>
-        <w:t>统一超参数下对每个海域进行了匹配</w:t>
-      </w:r>
-      <w:r>
-        <w:t>指数与不匹配指数的配对比较，详见实验方案表</w:t>
+        <w:t>统一超参数下对每个海域进行了匹配指数与不匹配指数的配对比较，详见实验方案表</w:t>
       </w:r>
       <w:r>
         <w:t>3.4</w:t>
@@ -8654,21 +10727,35 @@
       <w:r>
         <w:t>双变量组合经</w:t>
       </w:r>
+      <w:proofErr w:type="spellStart"/>
       <w:r>
         <w:t>Optuna</w:t>
       </w:r>
-      <w:r>
-        <w:t>优化的，其对单变量辅助的区域配置可能构成系统性参数次优。因此，本研究进一步对七个海域各自的最优辅助配置进行了独立超参数调优，调优参数空间涵盖学习率、权重衰减、</w:t>
-      </w:r>
+      <w:proofErr w:type="spellEnd"/>
+      <w:r>
+        <w:t>优化的，其对单变量辅助的区域配置可能构成系统性参数次优。因此，本研究进一步对七个海域各自的最优辅助配置进行了</w:t>
+      </w:r>
+      <w:proofErr w:type="gramStart"/>
+      <w:r>
+        <w:t>独立超</w:t>
+      </w:r>
+      <w:proofErr w:type="gramEnd"/>
+      <w:r>
+        <w:t>参数调优，调优参数空间涵盖学习率、权重衰减、</w:t>
+      </w:r>
+      <w:proofErr w:type="spellStart"/>
       <w:r>
         <w:t>aux_hidden</w:t>
       </w:r>
+      <w:proofErr w:type="spellEnd"/>
       <w:r>
         <w:t>、</w:t>
       </w:r>
+      <w:proofErr w:type="spellStart"/>
       <w:r>
         <w:t>aux_seq_len</w:t>
       </w:r>
+      <w:proofErr w:type="spellEnd"/>
       <w:r>
         <w:t>和</w:t>
       </w:r>
@@ -8676,7 +10763,15 @@
         <w:t>aux_</w:t>
       </w:r>
       <w:r>
-        <w:t>丢失五个关键超参数，以期释放气候指数在区域预测中的真实潜力。</w:t>
+        <w:t>丢失五个</w:t>
+      </w:r>
+      <w:proofErr w:type="gramStart"/>
+      <w:r>
+        <w:t>关键超</w:t>
+      </w:r>
+      <w:proofErr w:type="gramEnd"/>
+      <w:r>
+        <w:t>参数，以期释放气候指数在区域预测中的真实潜力。</w:t>
       </w:r>
     </w:p>
     <w:p>
@@ -8846,8 +10941,13 @@
         <w:wordWrap w:val="0"/>
         <w:ind w:firstLine="360"/>
       </w:pPr>
-      <w:r>
-        <w:t>独立调参后，七个海域的预测性能出现明显分化，按物理扇区分组报告如下。</w:t>
+      <w:proofErr w:type="gramStart"/>
+      <w:r>
+        <w:t>独立调参后</w:t>
+      </w:r>
+      <w:proofErr w:type="gramEnd"/>
+      <w:r>
+        <w:t>，七个海域的预测性能出现明显分化，按物理扇区分组报告如下。</w:t>
       </w:r>
     </w:p>
     <w:p>
@@ -8856,7 +10956,15 @@
         <w:ind w:firstLine="360"/>
       </w:pPr>
       <w:r>
-        <w:t>太平洋扇区。该扇区两个海域的调参结果分化显著。白令海的最优辅助变量为</w:t>
+        <w:t>太平洋扇区。该扇区两个海域的</w:t>
+      </w:r>
+      <w:proofErr w:type="gramStart"/>
+      <w:r>
+        <w:t>调参结果</w:t>
+      </w:r>
+      <w:proofErr w:type="gramEnd"/>
+      <w:r>
+        <w:t>分化显著。白令海的最优辅助变量为</w:t>
       </w:r>
       <w:r>
         <w:t>NAO</w:t>
@@ -8873,8 +10981,21 @@
       <w:r>
         <w:t>0.1014</w:t>
       </w:r>
-      <w:r>
-        <w:t>百万平方公里，独立调参后降至</w:t>
+      <w:proofErr w:type="gramStart"/>
+      <w:r>
+        <w:t>百万</w:t>
+      </w:r>
+      <w:proofErr w:type="gramEnd"/>
+      <w:r>
+        <w:t>平方公里，</w:t>
+      </w:r>
+      <w:proofErr w:type="gramStart"/>
+      <w:r>
+        <w:t>独立调参后</w:t>
+      </w:r>
+      <w:proofErr w:type="gramEnd"/>
+      <w:r>
+        <w:t>降至</w:t>
       </w:r>
       <w:r>
         <w:t>0.0926</w:t>
@@ -8894,9 +11015,11 @@
       <w:r>
         <w:t>，</w:t>
       </w:r>
+      <w:proofErr w:type="spellStart"/>
       <w:r>
         <w:t>aux_seq_len</w:t>
       </w:r>
+      <w:proofErr w:type="spellEnd"/>
       <w:r>
         <w:t>延长至</w:t>
       </w:r>
@@ -8904,7 +11027,6 @@
         <w:t>10</w:t>
       </w:r>
       <w:r>
-        <w:lastRenderedPageBreak/>
         <w:t>个月，</w:t>
       </w:r>
       <w:r>
@@ -8929,7 +11051,15 @@
         <w:t>PNA</w:t>
       </w:r>
       <w:r>
-        <w:t>，但独立调参后增益极为有限（基线</w:t>
+        <w:t>，但</w:t>
+      </w:r>
+      <w:proofErr w:type="gramStart"/>
+      <w:r>
+        <w:t>独立调参后</w:t>
+      </w:r>
+      <w:proofErr w:type="gramEnd"/>
+      <w:r>
+        <w:t>增益极为有限（基线</w:t>
       </w:r>
       <w:r>
         <w:t>0.0803 → 0.0800, Δ = −0.4%</w:t>
@@ -8974,7 +11104,15 @@
         <w:t>0.1171</w:t>
       </w:r>
       <w:r>
-        <w:t>，独立调参后降至</w:t>
+        <w:t>，</w:t>
+      </w:r>
+      <w:proofErr w:type="gramStart"/>
+      <w:r>
+        <w:t>独立调参后</w:t>
+      </w:r>
+      <w:proofErr w:type="gramEnd"/>
+      <w:r>
+        <w:t>降至</w:t>
       </w:r>
       <w:r>
         <w:t>0.1055</w:t>
@@ -8986,7 +11124,15 @@
         <w:t>Δ = −9.9%</w:t>
       </w:r>
       <w:r>
-        <w:t>），为所有海域中绝对改善幅度最大者，最优学习率高达</w:t>
+        <w:t>），为所有海域中</w:t>
+      </w:r>
+      <w:proofErr w:type="gramStart"/>
+      <w:r>
+        <w:t>绝对改善</w:t>
+      </w:r>
+      <w:proofErr w:type="gramEnd"/>
+      <w:r>
+        <w:t>幅度最大者，最优学习率高达</w:t>
       </w:r>
       <w:r>
         <w:t>9.66×10⁻³</w:t>
@@ -9024,9 +11170,11 @@
       <w:r>
         <w:t>，</w:t>
       </w:r>
+      <w:proofErr w:type="spellStart"/>
       <w:r>
         <w:t>aux_seq_len</w:t>
       </w:r>
+      <w:proofErr w:type="spellEnd"/>
       <w:r>
         <w:t>缩短至</w:t>
       </w:r>
@@ -9052,7 +11200,19 @@
         <w:t>NAO</w:t>
       </w:r>
       <w:r>
-        <w:t>对巴伦支海的预测信号足够强，无需强正则化即可抑制过拟合。格陵兰海的最优辅助变量为</w:t>
+        <w:t>对巴伦支海的预测信号足够强，</w:t>
+      </w:r>
+      <w:proofErr w:type="gramStart"/>
+      <w:r>
+        <w:t>无需强</w:t>
+      </w:r>
+      <w:proofErr w:type="gramEnd"/>
+      <w:r>
+        <w:t>正则化</w:t>
+      </w:r>
+      <w:r>
+        <w:lastRenderedPageBreak/>
+        <w:t>即可抑制过拟合。格陵兰海的最优辅助变量为</w:t>
       </w:r>
       <w:r>
         <w:t>PNA</w:t>
@@ -9082,13 +11242,29 @@
         <w:t>PNA</w:t>
       </w:r>
       <w:r>
-        <w:t>，但在调参后呈现正向退化（基线</w:t>
+        <w:t>，但</w:t>
+      </w:r>
+      <w:proofErr w:type="gramStart"/>
+      <w:r>
+        <w:t>在调参后</w:t>
+      </w:r>
+      <w:proofErr w:type="gramEnd"/>
+      <w:r>
+        <w:t>呈现正向退化（基线</w:t>
       </w:r>
       <w:r>
         <w:t>0.1157 → 0.1195, Δ = +3.3%</w:t>
       </w:r>
       <w:r>
-        <w:t>），是七个海域中唯一的异常值。拉普捷夫海位于西伯利亚陆架浅水区，其海冰变化受勒拿河径流、沿岸冰间湖活动和陆架</w:t>
+        <w:t>），是七个海域中唯一的异常值。拉普捷夫海位于西伯利亚陆架浅水区，其海冰变化受勒拿河径流、</w:t>
+      </w:r>
+      <w:proofErr w:type="gramStart"/>
+      <w:r>
+        <w:t>沿岸冰间湖活动</w:t>
+      </w:r>
+      <w:proofErr w:type="gramEnd"/>
+      <w:r>
+        <w:t>和陆架</w:t>
       </w:r>
       <w:r>
         <w:t>-</w:t>
@@ -9109,7 +11285,15 @@
         <w:t>AO</w:t>
       </w:r>
       <w:r>
-        <w:t>，但独立调参后增益接近为零（基线</w:t>
+        <w:t>，但</w:t>
+      </w:r>
+      <w:proofErr w:type="gramStart"/>
+      <w:r>
+        <w:t>独立调参后</w:t>
+      </w:r>
+      <w:proofErr w:type="gramEnd"/>
+      <w:r>
+        <w:t>增益接近为零（基线</w:t>
       </w:r>
       <w:r>
         <w:t>0.1435 → 0.1426, Δ = −0.6%</w:t>
@@ -9121,7 +11305,15 @@
         <w:t>-</w:t>
       </w:r>
       <w:r>
-        <w:t>消融的热力学平衡和冰内部惯性主导，全年大部分时间冰面覆盖率高、年循环极为稳定，半球尺度的大气环流指数和面积平均</w:t>
+        <w:t>消融的热力学平衡和</w:t>
+      </w:r>
+      <w:proofErr w:type="gramStart"/>
+      <w:r>
+        <w:t>冰内部</w:t>
+      </w:r>
+      <w:proofErr w:type="gramEnd"/>
+      <w:r>
+        <w:t>惯性主导，全年大部分时间冰面覆盖率高、年循环极为稳定，半球尺度的大气环流指数和面积平均</w:t>
       </w:r>
       <w:r>
         <w:t>SST</w:t>
@@ -9136,13 +11328,29 @@
         <w:ind w:firstLine="360"/>
       </w:pPr>
       <w:r>
-        <w:t>综合七个海域的独立调参结果，区域气候指数预测增益呈现明确的海域依赖性。</w:t>
+        <w:t>综合七个海域的</w:t>
+      </w:r>
+      <w:proofErr w:type="gramStart"/>
+      <w:r>
+        <w:t>独立调参结果</w:t>
+      </w:r>
+      <w:proofErr w:type="gramEnd"/>
+      <w:r>
+        <w:t>，区域气候指数预测增益呈现明确的海域依赖性。</w:t>
       </w:r>
       <w:r>
         <w:t>3/7</w:t>
       </w:r>
       <w:r>
-        <w:t>海域（喀拉海、白令海、巴伦支海）在独立调参后获得了</w:t>
+        <w:t>海域（喀拉海、白令海、巴伦支海）在</w:t>
+      </w:r>
+      <w:proofErr w:type="gramStart"/>
+      <w:r>
+        <w:t>独立调参后</w:t>
+      </w:r>
+      <w:proofErr w:type="gramEnd"/>
+      <w:r>
+        <w:t>获得了</w:t>
       </w:r>
       <w:r>
         <w:t>−7%</w:t>
@@ -9178,22 +11386,35 @@
         <w:t>3/7</w:t>
       </w:r>
       <w:r>
-        <w:t>海域（楚科奇海、中北冰洋、拉普捷夫海）即使在最优参数</w:t>
-      </w:r>
-      <w:r>
-        <w:t>下也几乎无增益或出现退化。这一分化格局表明，气候指数的区域预测价值集中在受海洋入流直接影响的边缘海</w:t>
+        <w:t>海域（楚科奇海、中北冰洋、拉普捷夫海）即使在最优参数下也几乎无增益或出现退化。这一分化格局表明，气候指数的区域预测价值集中在受海洋入流直接影响的边缘海</w:t>
       </w:r>
       <w:r>
         <w:t>——</w:t>
       </w:r>
       <w:r>
-        <w:t>白令海作为太平洋入流通道、巴伦支海作为大西洋向极热量输送的终端、喀拉海作为大西洋水向东延伸影响区</w:t>
+        <w:t>白令海作为太平洋入流通道、巴伦支海作为大西洋向</w:t>
+      </w:r>
+      <w:proofErr w:type="gramStart"/>
+      <w:r>
+        <w:t>极</w:t>
+      </w:r>
+      <w:proofErr w:type="gramEnd"/>
+      <w:r>
+        <w:t>热量输送的终端、喀拉海作为大西洋水向东延伸影响区</w:t>
       </w:r>
       <w:r>
         <w:t>——</w:t>
       </w:r>
       <w:r>
-        <w:t>海洋入流将半球尺度的气候信号整合并传输至这些海域的海冰系统，使得标量气候指数得以间接捕获部分海冰变率；而对由局地过程主导的海域（中北冰洋、拉普捷夫海）和对高频入流变率敏感的海域（楚科奇海），标量月平均气候指数的信息瓶颈构成其区域应用的根本限制。</w:t>
+        <w:t>海洋入流将半球尺度的气候信号整合并传输至这些海域的海冰系统，使得标量气候指数得以间接捕获部分海冰变率；而对由局地过程主导的海域（中北冰洋、拉普捷夫海）和对高频入</w:t>
+      </w:r>
+      <w:proofErr w:type="gramStart"/>
+      <w:r>
+        <w:t>流变率</w:t>
+      </w:r>
+      <w:proofErr w:type="gramEnd"/>
+      <w:r>
+        <w:t>敏感的海域（楚科奇海），标量月平均气候指数的信息瓶颈构成其区域应用的根本限制。</w:t>
       </w:r>
     </w:p>
     <w:p>
@@ -9208,8 +11429,13 @@
         <w:t xml:space="preserve">3.10 </w:t>
       </w:r>
       <w:r>
-        <w:t>七海域独立调参前后</w:t>
-      </w:r>
+        <w:t>七海域</w:t>
+      </w:r>
+      <w:proofErr w:type="gramStart"/>
+      <w:r>
+        <w:t>独立调参前后</w:t>
+      </w:r>
+      <w:proofErr w:type="gramEnd"/>
       <w:r>
         <w:t>RMSE</w:t>
       </w:r>
@@ -9235,7 +11461,15 @@
         <w:t>E7v1</w:t>
       </w:r>
       <w:r>
-        <w:t>统一超参数（蓝色柱）和独立调参后（绿色柱）的</w:t>
+        <w:t>统一超参数（蓝色柱）和</w:t>
+      </w:r>
+      <w:proofErr w:type="gramStart"/>
+      <w:r>
+        <w:t>独立调参后</w:t>
+      </w:r>
+      <w:proofErr w:type="gramEnd"/>
+      <w:r>
+        <w:t>（绿色柱）的</w:t>
       </w:r>
       <w:r>
         <w:t>RMSE</w:t>
@@ -9277,7 +11511,18 @@
         <w:t>RMSE</w:t>
       </w:r>
       <w:r>
-        <w:t>改善百分比。独立调参释放了显著的区域预测潜力：喀拉海（</w:t>
+        <w:t>改</w:t>
+      </w:r>
+      <w:r>
+        <w:t>善百分比。</w:t>
+      </w:r>
+      <w:proofErr w:type="gramStart"/>
+      <w:r>
+        <w:t>独立调参释放</w:t>
+      </w:r>
+      <w:proofErr w:type="gramEnd"/>
+      <w:r>
+        <w:t>了显著的区域预测潜力：喀拉海（</w:t>
       </w:r>
       <w:r>
         <w:t>+PNA, −9.9%</w:t>
@@ -9295,7 +11540,15 @@
         <w:t>+NAO, −7.3%</w:t>
       </w:r>
       <w:r>
-        <w:t>）改善最大，改善幅度远超过全北极最佳单变量</w:t>
+        <w:t>）改善最大，改善幅度远超过全北极</w:t>
+      </w:r>
+      <w:proofErr w:type="gramStart"/>
+      <w:r>
+        <w:t>最佳单</w:t>
+      </w:r>
+      <w:proofErr w:type="gramEnd"/>
+      <w:r>
+        <w:t>变量</w:t>
       </w:r>
       <w:r>
         <w:t>PNA</w:t>
@@ -9344,9 +11597,6 @@
       <w:pPr>
         <w:pStyle w:val="3"/>
         <w:wordWrap w:val="0"/>
-        <w:rPr>
-          <w:rFonts w:hint="eastAsia"/>
-        </w:rPr>
       </w:pPr>
       <w:r>
         <w:rPr>
@@ -9368,7 +11618,15 @@
         <w:ind w:firstLine="360"/>
       </w:pPr>
       <w:r>
-        <w:t>综合七个海域的独立调参结果，空间异质性分析的主要发现包括以下三点。</w:t>
+        <w:t>综合七个海域的</w:t>
+      </w:r>
+      <w:proofErr w:type="gramStart"/>
+      <w:r>
+        <w:t>独立调参结果</w:t>
+      </w:r>
+      <w:proofErr w:type="gramEnd"/>
+      <w:r>
+        <w:t>，空间异质性分析的主要发现包括以下三点。</w:t>
       </w:r>
     </w:p>
     <w:p>
@@ -9407,7 +11665,15 @@
         <w:t>——</w:t>
       </w:r>
       <w:r>
-        <w:t>在独立调参后获得了远大于全北极最优单变量（</w:t>
+        <w:t>在</w:t>
+      </w:r>
+      <w:proofErr w:type="gramStart"/>
+      <w:r>
+        <w:t>独立调参后</w:t>
+      </w:r>
+      <w:proofErr w:type="gramEnd"/>
+      <w:r>
+        <w:t>获得了远大于全北极最优单变量（</w:t>
       </w:r>
       <w:r>
         <w:t>PNA, 2.8%</w:t>
@@ -9419,17 +11685,21 @@
         <w:t>RMSE</w:t>
       </w:r>
       <w:r>
-        <w:t>改善。这三处海域均为海洋入流的关键通道或终端：白令海接收北太平洋入流、巴伦支海承受大西洋向极热量的直接输入、喀拉海处于大西洋水影响区的东延路径，海洋入流将半球尺度的大气</w:t>
+        <w:t>改善。这三处海域均为海洋入流的关键通道或终端：白令海接收北太平洋入流、巴伦支海承受大西洋向</w:t>
+      </w:r>
+      <w:proofErr w:type="gramStart"/>
+      <w:r>
+        <w:t>极</w:t>
+      </w:r>
+      <w:proofErr w:type="gramEnd"/>
+      <w:r>
+        <w:t>热量的直接输入、喀拉海处于大西洋水影响区的东延路径，海洋入流将半球尺度的大气</w:t>
       </w:r>
       <w:r>
         <w:t>-</w:t>
       </w:r>
       <w:r>
-        <w:t>海洋信号整合并传导至局地</w:t>
-      </w:r>
-      <w:r>
-        <w:lastRenderedPageBreak/>
-        <w:t>海冰系统，使标量气候指数得以间接捕获部分海冰变异信号。相反，中北冰洋（</w:t>
+        <w:t>海洋信号整合并传导至局地海冰系统，使标量气候指数得以间接捕获部分海冰变异信号。相反，中北冰洋（</w:t>
       </w:r>
       <w:r>
         <w:t>-0.6%</w:t>
@@ -9480,7 +11750,15 @@
         <w:t>PNA</w:t>
       </w:r>
       <w:r>
-        <w:t>贡献了最佳单海改善（喀拉海</w:t>
+        <w:t>贡献了</w:t>
+      </w:r>
+      <w:proofErr w:type="gramStart"/>
+      <w:r>
+        <w:t>最佳单海</w:t>
+      </w:r>
+      <w:proofErr w:type="gramEnd"/>
+      <w:r>
+        <w:t>改善（喀拉海</w:t>
       </w:r>
       <w:r>
         <w:t>, -9.9%</w:t>
@@ -9531,7 +11809,11 @@
         <w:t>-</w:t>
       </w:r>
       <w:r>
-        <w:t>气候耦合机制的根本差异。最优学习率跨度逾一个数量级（从</w:t>
+        <w:t>气候耦合机制的根本差异。</w:t>
+      </w:r>
+      <w:r>
+        <w:lastRenderedPageBreak/>
+        <w:t>最优学习率跨度逾一个数量级（从</w:t>
       </w:r>
       <w:r>
         <w:t>3.56×10⁻³</w:t>
@@ -9545,9 +11827,11 @@
       <w:r>
         <w:t>），最优</w:t>
       </w:r>
+      <w:proofErr w:type="spellStart"/>
       <w:r>
         <w:t>aux_seq_len</w:t>
       </w:r>
+      <w:proofErr w:type="spellEnd"/>
       <w:r>
         <w:t>在</w:t>
       </w:r>
@@ -9579,7 +11863,15 @@
         <w:t>0.8</w:t>
       </w:r>
       <w:r>
-        <w:t>不等。这一参数异质性本身即构成一条独立的物理信息：高学习率</w:t>
+        <w:t>不等。这一参数异质性本身即构成一条独立的物理信息：</w:t>
+      </w:r>
+      <w:proofErr w:type="gramStart"/>
+      <w:r>
+        <w:t>高学习</w:t>
+      </w:r>
+      <w:proofErr w:type="gramEnd"/>
+      <w:r>
+        <w:t>率</w:t>
       </w:r>
       <w:r>
         <w:t>-</w:t>
@@ -9593,8 +11885,13 @@
       <w:r>
         <w:t>的</w:t>
       </w:r>
-      <w:r>
-        <w:t>lr=7.03×10⁻³</w:t>
+      <w:proofErr w:type="spellStart"/>
+      <w:r>
+        <w:t>lr</w:t>
+      </w:r>
+      <w:proofErr w:type="spellEnd"/>
+      <w:r>
+        <w:t>=7.03×10⁻³</w:t>
       </w:r>
       <w:r>
         <w:t>、丢失</w:t>
@@ -9609,7 +11906,15 @@
         <w:t>-</w:t>
       </w:r>
       <w:r>
-        <w:t>气候耦合模态；低学习率</w:t>
+        <w:t>气候耦合模态；</w:t>
+      </w:r>
+      <w:proofErr w:type="gramStart"/>
+      <w:r>
+        <w:t>低学习</w:t>
+      </w:r>
+      <w:proofErr w:type="gramEnd"/>
+      <w:r>
+        <w:t>率</w:t>
       </w:r>
       <w:r>
         <w:t>-</w:t>
@@ -9623,8 +11928,13 @@
       <w:r>
         <w:t>的</w:t>
       </w:r>
-      <w:r>
-        <w:t>lr=3.56×10⁻³</w:t>
+      <w:proofErr w:type="spellStart"/>
+      <w:r>
+        <w:t>lr</w:t>
+      </w:r>
+      <w:proofErr w:type="spellEnd"/>
+      <w:r>
+        <w:t>=3.56×10⁻³</w:t>
       </w:r>
       <w:r>
         <w:t>、丢失</w:t>
@@ -9640,9 +11950,6 @@
       <w:pPr>
         <w:pStyle w:val="2"/>
         <w:wordWrap w:val="0"/>
-        <w:rPr>
-          <w:rFonts w:hint="eastAsia"/>
-        </w:rPr>
       </w:pPr>
       <w:r>
         <w:t xml:space="preserve">3.4 </w:t>
@@ -9660,18 +11967,20 @@
         <w:ind w:firstLine="360"/>
       </w:pPr>
       <w:r>
-        <w:t>综合全北极19个实验和区域28个实验的证据，本节从以下四个角度进行讨论。</w:t>
-      </w:r>
-      <w:r/>
-      <w:r/>
-      <w:r/>
-      <w:r/>
-      <w:r>
-        <w:rPr>
-          <w:rFonts w:hint="eastAsia"/>
-        </w:rPr>
-      </w:r>
-      <w:r/>
+        <w:t>综合全北极</w:t>
+      </w:r>
+      <w:r>
+        <w:t>19</w:t>
+      </w:r>
+      <w:r>
+        <w:t>个实验和区域</w:t>
+      </w:r>
+      <w:r>
+        <w:t>28</w:t>
+      </w:r>
+      <w:r>
+        <w:t>个实验的证据，本节从以下四个角度进行讨论。</w:t>
+      </w:r>
     </w:p>
     <w:p>
       <w:pPr>
@@ -9732,8 +12041,13 @@
       <w:r>
         <w:t>10</w:t>
       </w:r>
-      <w:r>
-        <w:t>百万平方公里的面积背景下确实微小</w:t>
+      <w:proofErr w:type="gramStart"/>
+      <w:r>
+        <w:t>百万</w:t>
+      </w:r>
+      <w:proofErr w:type="gramEnd"/>
+      <w:r>
+        <w:t>平方公里的面积背景下确实微小</w:t>
       </w:r>
       <w:r>
         <w:t>——</w:t>
@@ -9751,10 +12065,7 @@
         <w:t>100</w:t>
       </w:r>
       <w:r>
-        <w:t>万平方公</w:t>
-      </w:r>
-      <w:r>
-        <w:t>里的误差容忍度来评估预报产品的可用性，额外的</w:t>
+        <w:t>万平方公里的误差容忍度来评估预报产品的可用性，额外的</w:t>
       </w:r>
       <w:r>
         <w:t>0.015</w:t>
@@ -9775,44 +12086,221 @@
         <w:ind w:firstLine="360"/>
       </w:pPr>
       <w:r>
-        <w:t>小规模变量组合的稳健性与AO的异常表现。 全北极和区域两个空间尺度上的实验一致表明，单变量气候指数配置优于多变量组合。气候指数之间，尤其是AO与NAO之间，存在高度信息冗余（月尺度相关系数约0.7），多变量共线性使得辅助编码器难以从混合信号中提取独立的预测信息。AO表现出的"单独加入时产生正向增益、组合使用时系统性退化"的矛盾模式是这一冗余效应的最典型例证：AO在单独使用时提供约2%的RMSE改善E14，但与任何第二个变量组合后均出现退化。反向证据更具决定意义——从全五变量组合中移除AO（E33, 0.5138, Δ=−0.0104）是五个消融实验中改善幅度最大的操作，且移除AO后剩余四变量（SST+NAO+PNA+Nino3.4）的集成RMSE（0.5138）几乎等于AO单独使用时的水平（0.5130），表明其他四个指数联合可近乎完美等效替代AO的全部辅助预测信息。纯跨扇区双变量组合E34/PNA+NAO（0.5370）提供了另一关键证据——即使两个地理上分隔的大气遥相关型，在排除AO全域覆盖效应后直接组合，亦因半球尺度行星波列耦联而产生严重退化，表明大气指数之间的信息冗余是跨越洋盆边界的半球尺度现象，而非局限于同扇区内部。考虑到AO的定义本身就是北半球气压变化的概括性度量（EOF1主模态），其信息不可避免地与扇区特异性指数重叠，这一现象揭示了"全域囊括性指数"与"局部特异性指数"在多变量预测中的内在张力。</w:t>
-      </w:r>
-      <w:r/>
-      <w:r/>
-      <w:r/>
-      <w:r/>
-      <w:r/>
-      <w:r/>
-      <w:r/>
-      <w:r/>
-      <w:r/>
-      <w:r/>
-      <w:r/>
-      <w:r/>
-      <w:r/>
-      <w:r/>
-      <w:r/>
-      <w:r/>
-      <w:r/>
-      <w:r/>
-      <w:r/>
-      <w:r/>
-      <w:r/>
-      <w:r/>
-      <w:r/>
-      <w:r/>
-      <w:r/>
-      <w:r/>
-      <w:r/>
-      <w:r/>
-      <w:r/>
-      <w:r/>
-      <w:r/>
-      <w:r/>
-      <w:r/>
-      <w:r/>
-      <w:r/>
-      <w:r/>
+        <w:t>小规模变量组合的稳健性与</w:t>
+      </w:r>
+      <w:r>
+        <w:t>AO</w:t>
+      </w:r>
+      <w:r>
+        <w:t>的异常表现。</w:t>
+      </w:r>
+      <w:r>
+        <w:t xml:space="preserve"> </w:t>
+      </w:r>
+      <w:r>
+        <w:t>全北极和区域两个空间尺度上的实验一致表明，单变量气候指数配置优于多变量组合。气候指数之间，尤其是</w:t>
+      </w:r>
+      <w:r>
+        <w:t>AO</w:t>
+      </w:r>
+      <w:r>
+        <w:t>与</w:t>
+      </w:r>
+      <w:r>
+        <w:t>NAO</w:t>
+      </w:r>
+      <w:r>
+        <w:t>之间，存在高度信息冗余（月尺度相关系数约</w:t>
+      </w:r>
+      <w:r>
+        <w:t>0.7</w:t>
+      </w:r>
+      <w:r>
+        <w:t>），多变量共线性使得辅助编码器难以从混合信号中提取独立的预测信息。</w:t>
+      </w:r>
+      <w:r>
+        <w:t>AO</w:t>
+      </w:r>
+      <w:r>
+        <w:t>表现出的</w:t>
+      </w:r>
+      <w:r>
+        <w:t>"</w:t>
+      </w:r>
+      <w:r>
+        <w:t>单独加入时产生正向增益、组合使用时系统性退化</w:t>
+      </w:r>
+      <w:r>
+        <w:t>"</w:t>
+      </w:r>
+      <w:r>
+        <w:t>的矛盾模式是这一冗余效应的最典型例证：</w:t>
+      </w:r>
+      <w:r>
+        <w:t>AO</w:t>
+      </w:r>
+      <w:r>
+        <w:t>在单独使用时提供约</w:t>
+      </w:r>
+      <w:r>
+        <w:t>2%</w:t>
+      </w:r>
+      <w:r>
+        <w:t>的</w:t>
+      </w:r>
+      <w:r>
+        <w:t>RMSE</w:t>
+      </w:r>
+      <w:r>
+        <w:t>改善</w:t>
+      </w:r>
+      <w:r>
+        <w:t>E14</w:t>
+      </w:r>
+      <w:r>
+        <w:t>，但与任何第二个变量组合后均出现退化。反向证据更具决定意义</w:t>
+      </w:r>
+      <w:r>
+        <w:t>——</w:t>
+      </w:r>
+      <w:proofErr w:type="gramStart"/>
+      <w:r>
+        <w:t>从全五变量</w:t>
+      </w:r>
+      <w:proofErr w:type="gramEnd"/>
+      <w:r>
+        <w:t>组合中移除</w:t>
+      </w:r>
+      <w:r>
+        <w:t>AO</w:t>
+      </w:r>
+      <w:r>
+        <w:t>（</w:t>
+      </w:r>
+      <w:r>
+        <w:t>E33, 0.5138, Δ=−0.0104</w:t>
+      </w:r>
+      <w:r>
+        <w:t>）是五个消融实验中改善幅度最大的操作，且移除</w:t>
+      </w:r>
+      <w:r>
+        <w:t>AO</w:t>
+      </w:r>
+      <w:r>
+        <w:t>后剩余四变量（</w:t>
+      </w:r>
+      <w:r>
+        <w:t>SST+NAO+PNA+Nino3.4</w:t>
+      </w:r>
+      <w:r>
+        <w:t>）的集成</w:t>
+      </w:r>
+      <w:r>
+        <w:t>RMSE</w:t>
+      </w:r>
+      <w:r>
+        <w:t>（</w:t>
+      </w:r>
+      <w:r>
+        <w:t>0.5138</w:t>
+      </w:r>
+      <w:r>
+        <w:t>）几乎等于</w:t>
+      </w:r>
+      <w:r>
+        <w:t>AO</w:t>
+      </w:r>
+      <w:r>
+        <w:t>单独使用时的水平（</w:t>
+      </w:r>
+      <w:r>
+        <w:t>0.5130</w:t>
+      </w:r>
+      <w:r>
+        <w:t>），表明其他四个指数联合可近乎完美等效替代</w:t>
+      </w:r>
+      <w:r>
+        <w:t>AO</w:t>
+      </w:r>
+      <w:r>
+        <w:t>的全部辅助预测信息。</w:t>
+      </w:r>
+      <w:proofErr w:type="gramStart"/>
+      <w:r>
+        <w:t>纯跨扇区</w:t>
+      </w:r>
+      <w:proofErr w:type="gramEnd"/>
+      <w:r>
+        <w:t>双变量组合</w:t>
+      </w:r>
+      <w:r>
+        <w:t>E34/PNA+NAO</w:t>
+      </w:r>
+      <w:r>
+        <w:t>（</w:t>
+      </w:r>
+      <w:r>
+        <w:t>0.5370</w:t>
+      </w:r>
+      <w:r>
+        <w:t>）提供了另一关键证据</w:t>
+      </w:r>
+      <w:r>
+        <w:t>——</w:t>
+      </w:r>
+      <w:r>
+        <w:t>即使两个地理上分隔的大气遥相关型，在排除</w:t>
+      </w:r>
+      <w:r>
+        <w:t>AO</w:t>
+      </w:r>
+      <w:r>
+        <w:t>全域覆盖效应后直接组合，亦因半球尺度行星波列</w:t>
+      </w:r>
+      <w:proofErr w:type="gramStart"/>
+      <w:r>
+        <w:t>耦</w:t>
+      </w:r>
+      <w:proofErr w:type="gramEnd"/>
+      <w:r>
+        <w:t>联而产生严重退化，表明大气指数之间的信息冗余是跨越洋盆边界的半球尺度现象，而非局限于同扇区内部。考虑到</w:t>
+      </w:r>
+      <w:r>
+        <w:t>AO</w:t>
+      </w:r>
+      <w:r>
+        <w:t>的定义本身就是北半球气压变化的概括性度量（</w:t>
+      </w:r>
+      <w:r>
+        <w:t>EOF1</w:t>
+      </w:r>
+      <w:r>
+        <w:t>主模态），其信息不可避免地与扇区特异性指数重叠，这一现象揭示了</w:t>
+      </w:r>
+      <w:r>
+        <w:t>"</w:t>
+      </w:r>
+      <w:r>
+        <w:t>全域囊括性指数</w:t>
+      </w:r>
+      <w:r>
+        <w:t>"</w:t>
+      </w:r>
+      <w:r>
+        <w:t>与</w:t>
+      </w:r>
+      <w:r>
+        <w:t>"</w:t>
+      </w:r>
+      <w:r>
+        <w:t>局部特异性指数</w:t>
+      </w:r>
+      <w:r>
+        <w:t>"</w:t>
+      </w:r>
+      <w:r>
+        <w:t>在多变量预测中的内在张力。</w:t>
+      </w:r>
     </w:p>
     <w:p>
       <w:pPr>
@@ -9849,8 +12337,13 @@
       <w:r>
         <w:t xml:space="preserve"> 6 </w:t>
       </w:r>
-      <w:r>
-        <w:t>个月后仍显著，而大气环流指数的自相关通常在</w:t>
+      <w:proofErr w:type="gramStart"/>
+      <w:r>
+        <w:t>个</w:t>
+      </w:r>
+      <w:proofErr w:type="gramEnd"/>
+      <w:r>
+        <w:t>月后仍显著，而大气环流指数的自相关通常在</w:t>
       </w:r>
       <w:r>
         <w:t>2</w:t>
@@ -9861,8 +12354,13 @@
       <w:r>
         <w:t xml:space="preserve">12 </w:t>
       </w:r>
-      <w:r>
-        <w:t>个月的预测窗口恰好落在大气可预报性的极限之外和海洋记忆时间的上限之内，决定了海洋变量天然更适配该预测任务。</w:t>
+      <w:proofErr w:type="gramStart"/>
+      <w:r>
+        <w:t>个</w:t>
+      </w:r>
+      <w:proofErr w:type="gramEnd"/>
+      <w:r>
+        <w:t>月的预测窗口恰好落在大气可预报性的极限之外和海洋记忆时间的上限之内，决定了海洋变量天然更适配该预测任务。</w:t>
       </w:r>
     </w:p>
     <w:p>
@@ -9877,7 +12375,23 @@
         <w:t xml:space="preserve"> </w:t>
       </w:r>
       <w:r>
-        <w:t>空间异质性分析呈现双向分化。正向一端，受海洋入流直接驱动的边缘海（白令海、巴伦支海、喀拉海）在独立调参后释放了超出全北极最佳单变量增益</w:t>
+        <w:t>空间异质性分析呈现双向分化。正向一端，受海洋入流直接驱动的边缘海（白令海、巴伦支海、喀拉海）在</w:t>
+      </w:r>
+      <w:proofErr w:type="gramStart"/>
+      <w:r>
+        <w:t>独立调参后</w:t>
+      </w:r>
+      <w:proofErr w:type="gramEnd"/>
+      <w:r>
+        <w:t>释放了超出全北极</w:t>
+      </w:r>
+      <w:proofErr w:type="gramStart"/>
+      <w:r>
+        <w:t>最佳单</w:t>
+      </w:r>
+      <w:proofErr w:type="gramEnd"/>
+      <w:r>
+        <w:t>变量增益</w:t>
       </w:r>
       <w:r>
         <w:t>3</w:t>
@@ -9901,50 +12415,61 @@
         <w:t>——</w:t>
       </w:r>
       <w:r>
+        <w:t>构成其根本限制。介于两端之间的是七个海域间高度离散的最优超参数分布</w:t>
+      </w:r>
+      <w:r>
+        <w:t>——</w:t>
+      </w:r>
+      <w:r>
+        <w:t>学习率跨度逾一个数量级、丢失率从接近无正则化</w:t>
+      </w:r>
+      <w:r>
+        <w:t>0.1</w:t>
+      </w:r>
+      <w:r>
+        <w:t>到强正则化</w:t>
+      </w:r>
+      <w:r>
+        <w:t>0.8</w:t>
+      </w:r>
+      <w:r>
+        <w:t>、辅助序列窗口从</w:t>
+      </w:r>
+      <w:r>
+        <w:t>4</w:t>
+      </w:r>
+      <w:r>
+        <w:t>个月到</w:t>
+      </w:r>
+      <w:r>
+        <w:t>10</w:t>
+      </w:r>
+      <w:r>
+        <w:t>个月</w:t>
+      </w:r>
+      <w:r>
+        <w:t>——</w:t>
+      </w:r>
+      <w:r>
+        <w:t>这些参数的差异化印记为不同海域海冰</w:t>
+      </w:r>
+      <w:r>
+        <w:t>-</w:t>
+      </w:r>
+      <w:r>
+        <w:t>气候耦合模态的</w:t>
+      </w:r>
+      <w:r>
         <w:lastRenderedPageBreak/>
-        <w:t>构成其根本限制。介于两端之间的是七个海域间高度离散的最优超参数分布</w:t>
-      </w:r>
-      <w:r>
-        <w:t>——</w:t>
-      </w:r>
-      <w:r>
-        <w:t>学习率跨度逾一个数量级、丢失率从接近无正则化</w:t>
-      </w:r>
-      <w:r>
-        <w:t>0.1</w:t>
-      </w:r>
-      <w:r>
-        <w:t>到强正则化</w:t>
-      </w:r>
-      <w:r>
-        <w:t>0.8</w:t>
-      </w:r>
-      <w:r>
-        <w:t>、辅助序列窗口从</w:t>
-      </w:r>
-      <w:r>
-        <w:t>4</w:t>
-      </w:r>
-      <w:r>
-        <w:t>个月到</w:t>
-      </w:r>
-      <w:r>
-        <w:t>10</w:t>
-      </w:r>
-      <w:r>
-        <w:t>个月</w:t>
-      </w:r>
-      <w:r>
-        <w:t>——</w:t>
-      </w:r>
-      <w:r>
-        <w:t>这些参数的差异化印记为不同海域海冰</w:t>
-      </w:r>
-      <w:r>
-        <w:t>-</w:t>
-      </w:r>
-      <w:r>
-        <w:t>气候耦合模态的物理性质提供了间接但可量化的表征，也为后续针对海域物理属性设计差异化预测策略的研究提供了可操作的切入方向。</w:t>
+        <w:t>物理性质提供了间接但可量化的表征，也为后续针对海域物理属性设计差异</w:t>
+      </w:r>
+      <w:proofErr w:type="gramStart"/>
+      <w:r>
+        <w:t>化预测</w:t>
+      </w:r>
+      <w:proofErr w:type="gramEnd"/>
+      <w:r>
+        <w:t>策略的研究提供了可操作的切入方向。</w:t>
       </w:r>
     </w:p>
     <w:p>
@@ -9974,120 +12499,243 @@
         </w:rPr>
       </w:pPr>
       <w:r>
-        <w:t>主要发现：（1）气候指数确实提供增量预测技能，但幅度有限——全北极最优单变量PNA（E10）的RMSE改善约2.8%（ΔRMSE=−0.015），全五变量组合（E19）与纯冰基线几乎无差异（Δ=+0.0007）；（2）"越少越好"规律在全北极和区域尺度上一致成立——单变量普遍优于多变量组合，AO呈现独特的“单独有用、组合有害”悖论：单独加入时产生2.0%的正向增益（E14），但从全变量中移除AO是改善幅度最大的消融操作（E33, Δ=−0.0104），且移除后剩余四变量的联合性能（0.5138）几乎等同于AO单独使用水平（0.5130），证实AO信息可被其他指数完全等效替代；PNA+NAO跨扇区纯组合（E34, 0.5370）更是直接否定跨扇区互补假说——两个分属不同洋盆扇区的指数组合后性能远劣于各自单独使用，表明大气遥相关型的信息冗余是跨扇区的半球尺度现象，而非局限于同扇区内部；（3）气候指数预测价值的空间异质性范围有限——统一超参数下仅巴伦支海呈现明显的NAO增益优势（NAO增益3.4×PNA），其他海域增益微弱；区域独立调参后，白令海（−8.6%）、巴伦支海（−7.3%）、喀拉海（−9.9%）预测误差大幅降低，但中北冰洋和楚科奇海仍近零增益。敏感海域集中在受大西洋和太平洋入流直接影响的边缘海，中央冰区和部分太平洋扇区海冰变化更多受局地过程和热力学惯性主导，气候指数增益有限。</w:t>
-      </w:r>
-      <w:r/>
-      <w:r/>
-      <w:r/>
-      <w:r/>
-      <w:r/>
-      <w:r/>
-      <w:r/>
-      <w:r/>
-      <w:r/>
-      <w:r/>
-      <w:r/>
-      <w:r/>
-      <w:r/>
-      <w:r/>
-      <w:r/>
-      <w:r/>
-      <w:r/>
-      <w:r/>
-      <w:r/>
-      <w:r/>
-      <w:r/>
-      <w:r/>
-      <w:r/>
-      <w:r/>
-      <w:r/>
-      <w:r/>
-      <w:r/>
-      <w:r/>
-      <w:r>
-        <w:rPr>
-          <w:szCs w:val="18"/>
-        </w:rPr>
-      </w:r>
-      <w:r>
-        <w:rPr>
-          <w:szCs w:val="18"/>
-        </w:rPr>
-      </w:r>
-      <w:r>
-        <w:rPr>
-          <w:szCs w:val="18"/>
-        </w:rPr>
-      </w:r>
-      <w:r>
-        <w:rPr>
-          <w:szCs w:val="18"/>
-        </w:rPr>
-      </w:r>
-      <w:r>
-        <w:rPr>
-          <w:szCs w:val="18"/>
-        </w:rPr>
-      </w:r>
-      <w:r>
-        <w:rPr>
-          <w:szCs w:val="18"/>
-        </w:rPr>
-      </w:r>
-      <w:r>
-        <w:rPr>
-          <w:szCs w:val="18"/>
-        </w:rPr>
-      </w:r>
-      <w:r>
-        <w:rPr>
-          <w:szCs w:val="18"/>
-        </w:rPr>
-      </w:r>
-      <w:r>
-        <w:rPr>
-          <w:szCs w:val="18"/>
-        </w:rPr>
-      </w:r>
-      <w:r>
-        <w:rPr>
-          <w:szCs w:val="18"/>
-        </w:rPr>
-      </w:r>
-      <w:r>
-        <w:rPr>
-          <w:szCs w:val="18"/>
-        </w:rPr>
-      </w:r>
-      <w:r>
-        <w:rPr>
-          <w:szCs w:val="18"/>
-        </w:rPr>
-      </w:r>
-      <w:r>
-        <w:rPr>
-          <w:szCs w:val="18"/>
-        </w:rPr>
-      </w:r>
-      <w:r>
-        <w:rPr>
-          <w:szCs w:val="18"/>
-        </w:rPr>
-      </w:r>
-      <w:r>
-        <w:rPr>
-          <w:szCs w:val="18"/>
-        </w:rPr>
-      </w:r>
-      <w:r>
-        <w:rPr>
-          <w:szCs w:val="18"/>
-        </w:rPr>
-      </w:r>
-      <w:r>
-        <w:rPr>
-          <w:szCs w:val="18"/>
-        </w:rPr>
+        <w:t>主要发现：（</w:t>
+      </w:r>
+      <w:r>
+        <w:t>1</w:t>
+      </w:r>
+      <w:r>
+        <w:t>）气候指数确实提供增量预测技能，但幅度有限</w:t>
+      </w:r>
+      <w:r>
+        <w:t>——</w:t>
+      </w:r>
+      <w:r>
+        <w:t>全北极最优单变量</w:t>
+      </w:r>
+      <w:r>
+        <w:t>PNA</w:t>
+      </w:r>
+      <w:r>
+        <w:t>（</w:t>
+      </w:r>
+      <w:r>
+        <w:t>E10</w:t>
+      </w:r>
+      <w:r>
+        <w:t>）的</w:t>
+      </w:r>
+      <w:r>
+        <w:t>RMSE</w:t>
+      </w:r>
+      <w:proofErr w:type="gramStart"/>
+      <w:r>
+        <w:t>改善约</w:t>
+      </w:r>
+      <w:proofErr w:type="gramEnd"/>
+      <w:r>
+        <w:t>2.8%</w:t>
+      </w:r>
+      <w:r>
+        <w:t>（</w:t>
+      </w:r>
+      <w:r>
+        <w:t>ΔRMSE=−0.015</w:t>
+      </w:r>
+      <w:r>
+        <w:t>），</w:t>
+      </w:r>
+      <w:proofErr w:type="gramStart"/>
+      <w:r>
+        <w:t>全五变量</w:t>
+      </w:r>
+      <w:proofErr w:type="gramEnd"/>
+      <w:r>
+        <w:t>组合（</w:t>
+      </w:r>
+      <w:r>
+        <w:t>E19</w:t>
+      </w:r>
+      <w:r>
+        <w:t>）</w:t>
+      </w:r>
+      <w:proofErr w:type="gramStart"/>
+      <w:r>
+        <w:t>与纯冰基线</w:t>
+      </w:r>
+      <w:proofErr w:type="gramEnd"/>
+      <w:r>
+        <w:t>几乎无差异（</w:t>
+      </w:r>
+      <w:r>
+        <w:t>Δ=+0.0007</w:t>
+      </w:r>
+      <w:r>
+        <w:t>）；（</w:t>
+      </w:r>
+      <w:r>
+        <w:t>2</w:t>
+      </w:r>
+      <w:r>
+        <w:t>）</w:t>
+      </w:r>
+      <w:r>
+        <w:t>"</w:t>
+      </w:r>
+      <w:r>
+        <w:t>越少越好</w:t>
+      </w:r>
+      <w:r>
+        <w:t>"</w:t>
+      </w:r>
+      <w:r>
+        <w:t>规律在全北极和区域尺度上一致成立</w:t>
+      </w:r>
+      <w:r>
+        <w:t>——</w:t>
+      </w:r>
+      <w:r>
+        <w:t>单变量普遍优于多变量组合，</w:t>
+      </w:r>
+      <w:r>
+        <w:t>AO</w:t>
+      </w:r>
+      <w:r>
+        <w:t>呈现独特的</w:t>
+      </w:r>
+      <w:r>
+        <w:t>“</w:t>
+      </w:r>
+      <w:r>
+        <w:t>单独有用、组合有害</w:t>
+      </w:r>
+      <w:r>
+        <w:t>”</w:t>
+      </w:r>
+      <w:r>
+        <w:t>悖论：单独加入时产生</w:t>
+      </w:r>
+      <w:r>
+        <w:t>2.0%</w:t>
+      </w:r>
+      <w:r>
+        <w:t>的正向增益（</w:t>
+      </w:r>
+      <w:r>
+        <w:t>E14</w:t>
+      </w:r>
+      <w:r>
+        <w:t>），但从全变量中移除</w:t>
+      </w:r>
+      <w:r>
+        <w:t>AO</w:t>
+      </w:r>
+      <w:r>
+        <w:t>是改善幅度最大的消融操作（</w:t>
+      </w:r>
+      <w:r>
+        <w:t>E33, Δ=−0.0104</w:t>
+      </w:r>
+      <w:r>
+        <w:t>），且移除后剩余四变量的联合性能（</w:t>
+      </w:r>
+      <w:r>
+        <w:t>0.5138</w:t>
+      </w:r>
+      <w:r>
+        <w:t>）几乎等同于</w:t>
+      </w:r>
+      <w:r>
+        <w:t>AO</w:t>
+      </w:r>
+      <w:r>
+        <w:t>单独使用水平（</w:t>
+      </w:r>
+      <w:r>
+        <w:t>0.5130</w:t>
+      </w:r>
+      <w:r>
+        <w:t>），证实</w:t>
+      </w:r>
+      <w:r>
+        <w:t>AO</w:t>
+      </w:r>
+      <w:r>
+        <w:t>信息可被其他指数完全等效替代；</w:t>
+      </w:r>
+      <w:r>
+        <w:t>PNA+NAO</w:t>
+      </w:r>
+      <w:r>
+        <w:t>跨扇区纯组合（</w:t>
+      </w:r>
+      <w:r>
+        <w:t>E34, 0.5370</w:t>
+      </w:r>
+      <w:r>
+        <w:t>）更是直接否定跨扇区互补假说</w:t>
+      </w:r>
+      <w:r>
+        <w:t>——</w:t>
+      </w:r>
+      <w:r>
+        <w:t>两个分属不同洋盆扇区的指数组合后性能远劣于各自单独使用，表明大气遥相关型的信息冗余是跨扇区的半球尺度现象，而非局限于同扇区内部；（</w:t>
+      </w:r>
+      <w:r>
+        <w:t>3</w:t>
+      </w:r>
+      <w:r>
+        <w:t>）气候指数预测价值的空间异质性范围有限</w:t>
+      </w:r>
+      <w:r>
+        <w:t>——</w:t>
+      </w:r>
+      <w:r>
+        <w:t>统一超参数下仅巴伦支海呈现明显的</w:t>
+      </w:r>
+      <w:r>
+        <w:t>NAO</w:t>
+      </w:r>
+      <w:r>
+        <w:t>增益优势（</w:t>
+      </w:r>
+      <w:r>
+        <w:t>NAO</w:t>
+      </w:r>
+      <w:r>
+        <w:t>增益</w:t>
+      </w:r>
+      <w:r>
+        <w:t>3.4×PNA</w:t>
+      </w:r>
+      <w:r>
+        <w:t>），其他海域增益微弱；区域</w:t>
+      </w:r>
+      <w:proofErr w:type="gramStart"/>
+      <w:r>
+        <w:t>独立调参后</w:t>
+      </w:r>
+      <w:proofErr w:type="gramEnd"/>
+      <w:r>
+        <w:t>，白令海（</w:t>
+      </w:r>
+      <w:r>
+        <w:t>−8.6%</w:t>
+      </w:r>
+      <w:r>
+        <w:t>）、巴伦支海（</w:t>
+      </w:r>
+      <w:r>
+        <w:t>−7.3%</w:t>
+      </w:r>
+      <w:r>
+        <w:t>）、喀拉海（</w:t>
+      </w:r>
+      <w:r>
+        <w:t>−9.9%</w:t>
+      </w:r>
+      <w:r>
+        <w:t>）预测误差大幅降低，但中北冰洋和楚科奇海仍近零增益。敏感海域集中在受大西洋和太平洋入流直接影响的边缘海，中央冰区和部分太平洋扇区海冰变化更多受局地过程和热力学惯性主导，气候指数增益有限。</w:t>
       </w:r>
     </w:p>
     <w:p>
@@ -10159,7 +12807,21 @@
         <w:rPr>
           <w:szCs w:val="18"/>
         </w:rPr>
-        <w:t>年起的海冰记录存在时间覆盖缺口，本研究采用以海冰记录为基准左连接配合零填充与二值掩码的缺失值处理策略。具体而言，对于</w:t>
+        <w:t>年起的海冰记录存在时间覆盖缺口，本研究采用以海冰记录为基准左连接配合零填充与二值掩码的</w:t>
+      </w:r>
+      <w:proofErr w:type="gramStart"/>
+      <w:r>
+        <w:rPr>
+          <w:szCs w:val="18"/>
+        </w:rPr>
+        <w:t>缺失值处理</w:t>
+      </w:r>
+      <w:proofErr w:type="gramEnd"/>
+      <w:r>
+        <w:rPr>
+          <w:szCs w:val="18"/>
+        </w:rPr>
+        <w:t>策略。具体而言，对于</w:t>
       </w:r>
       <w:r>
         <w:rPr>
@@ -10255,7 +12917,13 @@
         <w:rPr>
           <w:szCs w:val="18"/>
         </w:rPr>
-        <w:t>个掩码通道以及海冰面积的滞后</w:t>
+        <w:t>个掩码通道以及海冰面积的</w:t>
+      </w:r>
+      <w:r>
+        <w:rPr>
+          <w:szCs w:val="18"/>
+        </w:rPr>
+        <w:t>滞后</w:t>
       </w:r>
       <w:r>
         <w:rPr>
@@ -10386,14 +13054,7 @@
           <w:sz w:val="15"/>
           <w:szCs w:val="15"/>
         </w:rPr>
-        <w:t xml:space="preserve"> W. Equations for determining the gas </w:t>
-      </w:r>
-      <w:r>
-        <w:rPr>
-          <w:sz w:val="15"/>
-          <w:szCs w:val="15"/>
-        </w:rPr>
-        <w:t>and brine volumes in sea-ice samples[J]. Journal of Glaciology, 1983, 29(102): 306-316.</w:t>
+        <w:t xml:space="preserve"> W. Equations for determining the gas and brine volumes in sea-ice samples[J]. Journal of Glaciology, 1983, 29(102): 306-316.</w:t>
       </w:r>
     </w:p>
     <w:p>
